--- a/templates/plananual/CYT 1° A 5°/CYT 1° - PROGRAMACIÓN ANUAL.docx
+++ b/templates/plananual/CYT 1° A 5°/CYT 1° - PROGRAMACIÓN ANUAL.docx
@@ -11455,7 +11455,7 @@
     <w:tbl>
       <w:tblPr>
         <w:tblStyle w:val="Tablaconcuadrcula"/>
-        <w:tblW w:w="14850" w:type="dxa"/>
+        <w:tblW w:w="14851" w:type="dxa"/>
         <w:jc w:val="center"/>
         <w:tblBorders>
           <w:top w:val="double" w:sz="4" w:space="0" w:color="47D459" w:themeColor="accent3" w:themeTint="99"/>
@@ -11469,7 +11469,7 @@
         <w:tblLook w:val="04A0" w:firstRow="1" w:lastRow="0" w:firstColumn="1" w:lastColumn="0" w:noHBand="0" w:noVBand="1"/>
       </w:tblPr>
       <w:tblGrid>
-        <w:gridCol w:w="874"/>
+        <w:gridCol w:w="875"/>
         <w:gridCol w:w="1095"/>
         <w:gridCol w:w="1726"/>
         <w:gridCol w:w="6169"/>
@@ -11485,33 +11485,32 @@
         <w:tc>
           <w:tcPr>
             <w:tcW w:w="875" w:type="dxa"/>
-            <w:tcBorders>
-              <w:top w:val="double" w:sz="4" w:space="0" w:color="47D459" w:themeColor="accent3" w:themeTint="99"/>
-              <w:left w:val="double" w:sz="4" w:space="0" w:color="47D459" w:themeColor="accent3" w:themeTint="99"/>
-              <w:bottom w:val="double" w:sz="4" w:space="0" w:color="47D459" w:themeColor="accent3" w:themeTint="99"/>
-              <w:right w:val="double" w:sz="4" w:space="0" w:color="47D459" w:themeColor="accent3" w:themeTint="99"/>
-            </w:tcBorders>
             <w:shd w:val="clear" w:color="auto" w:fill="C1F0C7" w:themeFill="accent3" w:themeFillTint="33"/>
             <w:vAlign w:val="center"/>
-            <w:hideMark/>
-          </w:tcPr>
-          <w:p>
-            <w:pPr>
-              <w:spacing w:after="160" w:line="276" w:lineRule="auto"/>
-              <w:ind w:right="-455"/>
-              <w:rPr>
-                <w:rFonts w:ascii="Arial Nova Cond Light" w:eastAsia="Arial" w:hAnsi="Arial Nova Cond Light" w:cs="Arial"/>
+          </w:tcPr>
+          <w:p>
+            <w:pPr>
+              <w:pStyle w:val="Prrafodelista"/>
+              <w:ind w:left="0"/>
+              <w:jc w:val="center"/>
+              <w:rPr>
+                <w:rFonts w:ascii="Arial Nova Cond" w:hAnsi="Arial Nova Cond" w:cs="Times New Roman"/>
                 <w:b/>
                 <w:bCs/>
-                <w:color w:val="000000"/>
-              </w:rPr>
-            </w:pPr>
-            <w:r>
-              <w:rPr>
-                <w:rFonts w:ascii="Arial Nova Cond Light" w:eastAsia="Arial" w:hAnsi="Arial Nova Cond Light" w:cs="Arial"/>
+                <w:color w:val="000000" w:themeColor="text1"/>
+                <w:sz w:val="20"/>
+                <w:szCs w:val="20"/>
+              </w:rPr>
+            </w:pPr>
+            <w:bookmarkStart w:id="1" w:name="_Hlk227075175"/>
+            <w:r>
+              <w:rPr>
+                <w:rFonts w:ascii="Arial Nova Cond" w:hAnsi="Arial Nova Cond" w:cs="Times New Roman"/>
                 <w:b/>
                 <w:bCs/>
-                <w:color w:val="000000"/>
+                <w:color w:val="000000" w:themeColor="text1"/>
+                <w:sz w:val="20"/>
+                <w:szCs w:val="20"/>
               </w:rPr>
               <w:t>BIMESTRE</w:t>
             </w:r>
@@ -11520,33 +11519,31 @@
         <w:tc>
           <w:tcPr>
             <w:tcW w:w="1095" w:type="dxa"/>
-            <w:tcBorders>
-              <w:top w:val="double" w:sz="4" w:space="0" w:color="47D459" w:themeColor="accent3" w:themeTint="99"/>
-              <w:left w:val="double" w:sz="4" w:space="0" w:color="47D459" w:themeColor="accent3" w:themeTint="99"/>
-              <w:bottom w:val="double" w:sz="4" w:space="0" w:color="47D459" w:themeColor="accent3" w:themeTint="99"/>
-              <w:right w:val="double" w:sz="4" w:space="0" w:color="47D459" w:themeColor="accent3" w:themeTint="99"/>
-            </w:tcBorders>
             <w:shd w:val="clear" w:color="auto" w:fill="C1F0C7" w:themeFill="accent3" w:themeFillTint="33"/>
             <w:vAlign w:val="center"/>
-            <w:hideMark/>
-          </w:tcPr>
-          <w:p>
-            <w:pPr>
-              <w:spacing w:after="160" w:line="276" w:lineRule="auto"/>
-              <w:ind w:right="-455"/>
-              <w:rPr>
-                <w:rFonts w:ascii="Arial Nova Cond Light" w:eastAsia="Arial" w:hAnsi="Arial Nova Cond Light" w:cs="Arial"/>
+          </w:tcPr>
+          <w:p>
+            <w:pPr>
+              <w:pStyle w:val="Prrafodelista"/>
+              <w:ind w:left="0"/>
+              <w:jc w:val="center"/>
+              <w:rPr>
+                <w:rFonts w:ascii="Arial Nova Cond" w:hAnsi="Arial Nova Cond" w:cs="Times New Roman"/>
                 <w:b/>
                 <w:bCs/>
-                <w:color w:val="000000"/>
-              </w:rPr>
-            </w:pPr>
-            <w:r>
-              <w:rPr>
-                <w:rFonts w:ascii="Arial Nova Cond Light" w:eastAsia="Arial" w:hAnsi="Arial Nova Cond Light" w:cs="Arial"/>
+                <w:color w:val="000000" w:themeColor="text1"/>
+                <w:sz w:val="20"/>
+                <w:szCs w:val="20"/>
+              </w:rPr>
+            </w:pPr>
+            <w:r>
+              <w:rPr>
+                <w:rFonts w:ascii="Arial Nova Cond" w:hAnsi="Arial Nova Cond" w:cs="Times New Roman"/>
                 <w:b/>
                 <w:bCs/>
-                <w:color w:val="000000"/>
+                <w:color w:val="000000" w:themeColor="text1"/>
+                <w:sz w:val="20"/>
+                <w:szCs w:val="20"/>
               </w:rPr>
               <w:t>UNIDADES</w:t>
             </w:r>
@@ -11555,33 +11552,31 @@
         <w:tc>
           <w:tcPr>
             <w:tcW w:w="1726" w:type="dxa"/>
-            <w:tcBorders>
-              <w:top w:val="double" w:sz="4" w:space="0" w:color="47D459" w:themeColor="accent3" w:themeTint="99"/>
-              <w:left w:val="double" w:sz="4" w:space="0" w:color="47D459" w:themeColor="accent3" w:themeTint="99"/>
-              <w:bottom w:val="double" w:sz="4" w:space="0" w:color="47D459" w:themeColor="accent3" w:themeTint="99"/>
-              <w:right w:val="double" w:sz="4" w:space="0" w:color="47D459" w:themeColor="accent3" w:themeTint="99"/>
-            </w:tcBorders>
             <w:shd w:val="clear" w:color="auto" w:fill="C1F0C7" w:themeFill="accent3" w:themeFillTint="33"/>
             <w:vAlign w:val="center"/>
-            <w:hideMark/>
-          </w:tcPr>
-          <w:p>
-            <w:pPr>
-              <w:spacing w:after="160" w:line="276" w:lineRule="auto"/>
-              <w:ind w:right="-455"/>
-              <w:rPr>
-                <w:rFonts w:ascii="Arial Nova Cond Light" w:eastAsia="Arial" w:hAnsi="Arial Nova Cond Light" w:cs="Arial"/>
+          </w:tcPr>
+          <w:p>
+            <w:pPr>
+              <w:pStyle w:val="Prrafodelista"/>
+              <w:ind w:left="0"/>
+              <w:jc w:val="center"/>
+              <w:rPr>
+                <w:rFonts w:ascii="Arial Nova Cond" w:hAnsi="Arial Nova Cond" w:cs="Times New Roman"/>
                 <w:b/>
                 <w:bCs/>
-                <w:color w:val="000000"/>
-              </w:rPr>
-            </w:pPr>
-            <w:r>
-              <w:rPr>
-                <w:rFonts w:ascii="Arial Nova Cond Light" w:eastAsia="Arial" w:hAnsi="Arial Nova Cond Light" w:cs="Arial"/>
+                <w:color w:val="000000" w:themeColor="text1"/>
+                <w:sz w:val="20"/>
+                <w:szCs w:val="20"/>
+              </w:rPr>
+            </w:pPr>
+            <w:r>
+              <w:rPr>
+                <w:rFonts w:ascii="Arial Nova Cond" w:hAnsi="Arial Nova Cond" w:cs="Times New Roman"/>
                 <w:b/>
                 <w:bCs/>
-                <w:color w:val="000000"/>
+                <w:color w:val="000000" w:themeColor="text1"/>
+                <w:sz w:val="20"/>
+                <w:szCs w:val="20"/>
               </w:rPr>
               <w:t>PROBLEMA / POTENCIALIDAD</w:t>
             </w:r>
@@ -11590,103 +11585,152 @@
         <w:tc>
           <w:tcPr>
             <w:tcW w:w="6169" w:type="dxa"/>
-            <w:tcBorders>
-              <w:top w:val="double" w:sz="4" w:space="0" w:color="47D459" w:themeColor="accent3" w:themeTint="99"/>
-              <w:left w:val="double" w:sz="4" w:space="0" w:color="47D459" w:themeColor="accent3" w:themeTint="99"/>
-              <w:bottom w:val="double" w:sz="4" w:space="0" w:color="47D459" w:themeColor="accent3" w:themeTint="99"/>
-              <w:right w:val="double" w:sz="4" w:space="0" w:color="47D459" w:themeColor="accent3" w:themeTint="99"/>
-            </w:tcBorders>
             <w:shd w:val="clear" w:color="auto" w:fill="C1F0C7" w:themeFill="accent3" w:themeFillTint="33"/>
             <w:vAlign w:val="center"/>
-            <w:hideMark/>
-          </w:tcPr>
-          <w:p>
-            <w:pPr>
-              <w:spacing w:after="160" w:line="276" w:lineRule="auto"/>
-              <w:ind w:right="-455"/>
-              <w:rPr>
-                <w:rFonts w:ascii="Arial Nova Cond Light" w:eastAsia="Arial" w:hAnsi="Arial Nova Cond Light" w:cs="Arial"/>
+          </w:tcPr>
+          <w:p>
+            <w:pPr>
+              <w:pStyle w:val="Prrafodelista"/>
+              <w:ind w:left="0"/>
+              <w:jc w:val="center"/>
+              <w:rPr>
+                <w:rFonts w:ascii="Arial Nova Cond" w:hAnsi="Arial Nova Cond" w:cs="Times New Roman"/>
                 <w:b/>
                 <w:bCs/>
-                <w:color w:val="000000"/>
-              </w:rPr>
-            </w:pPr>
-            <w:r>
-              <w:rPr>
-                <w:rFonts w:ascii="Arial Nova Cond Light" w:eastAsia="Arial" w:hAnsi="Arial Nova Cond Light" w:cs="Arial"/>
+                <w:color w:val="000000" w:themeColor="text1"/>
+                <w:sz w:val="20"/>
+                <w:szCs w:val="20"/>
+              </w:rPr>
+            </w:pPr>
+            <w:r>
+              <w:rPr>
+                <w:rFonts w:ascii="Arial Nova Cond" w:hAnsi="Arial Nova Cond" w:cs="Times New Roman"/>
                 <w:b/>
                 <w:bCs/>
-                <w:color w:val="000000"/>
-              </w:rPr>
-              <w:t>SITUACIÓN SIGNIFICATIVA</w:t>
+                <w:color w:val="000000" w:themeColor="text1"/>
+                <w:sz w:val="20"/>
+                <w:szCs w:val="20"/>
+              </w:rPr>
+              <w:t>SITUACIÓN SIGNIF</w:t>
+            </w:r>
+            <w:r>
+              <w:rPr>
+                <w:rFonts w:ascii="Arial Nova Cond" w:hAnsi="Arial Nova Cond" w:cs="Times New Roman"/>
+                <w:b/>
+                <w:bCs/>
+                <w:color w:val="000000" w:themeColor="text1"/>
+                <w:sz w:val="20"/>
+                <w:szCs w:val="20"/>
+              </w:rPr>
+              <w:t>I</w:t>
+            </w:r>
+            <w:r>
+              <w:rPr>
+                <w:rFonts w:ascii="Arial Nova Cond" w:hAnsi="Arial Nova Cond" w:cs="Times New Roman"/>
+                <w:b/>
+                <w:bCs/>
+                <w:color w:val="000000" w:themeColor="text1"/>
+                <w:sz w:val="20"/>
+                <w:szCs w:val="20"/>
+              </w:rPr>
+              <w:t>CATIVA</w:t>
             </w:r>
           </w:p>
         </w:tc>
         <w:tc>
           <w:tcPr>
             <w:tcW w:w="2015" w:type="dxa"/>
-            <w:tcBorders>
-              <w:top w:val="double" w:sz="4" w:space="0" w:color="47D459" w:themeColor="accent3" w:themeTint="99"/>
-              <w:left w:val="double" w:sz="4" w:space="0" w:color="47D459" w:themeColor="accent3" w:themeTint="99"/>
-              <w:bottom w:val="double" w:sz="4" w:space="0" w:color="47D459" w:themeColor="accent3" w:themeTint="99"/>
-              <w:right w:val="double" w:sz="4" w:space="0" w:color="47D459" w:themeColor="accent3" w:themeTint="99"/>
-            </w:tcBorders>
             <w:shd w:val="clear" w:color="auto" w:fill="C1F0C7" w:themeFill="accent3" w:themeFillTint="33"/>
             <w:vAlign w:val="center"/>
-            <w:hideMark/>
-          </w:tcPr>
-          <w:p>
-            <w:pPr>
-              <w:spacing w:after="160" w:line="276" w:lineRule="auto"/>
-              <w:ind w:right="-455"/>
-              <w:rPr>
-                <w:rFonts w:ascii="Arial Nova Cond Light" w:eastAsia="Arial" w:hAnsi="Arial Nova Cond Light" w:cs="Arial"/>
+          </w:tcPr>
+          <w:p>
+            <w:pPr>
+              <w:pStyle w:val="Prrafodelista"/>
+              <w:ind w:left="0"/>
+              <w:jc w:val="center"/>
+              <w:rPr>
+                <w:rFonts w:ascii="Arial Nova Cond" w:hAnsi="Arial Nova Cond" w:cs="Times New Roman"/>
                 <w:b/>
                 <w:bCs/>
-                <w:color w:val="000000"/>
-              </w:rPr>
-            </w:pPr>
-            <w:r>
-              <w:rPr>
-                <w:rFonts w:ascii="Arial Nova Cond Light" w:eastAsia="Arial" w:hAnsi="Arial Nova Cond Light" w:cs="Arial"/>
+                <w:color w:val="000000" w:themeColor="text1"/>
+                <w:sz w:val="20"/>
+                <w:szCs w:val="20"/>
+              </w:rPr>
+            </w:pPr>
+            <w:r>
+              <w:rPr>
+                <w:rFonts w:ascii="Arial Nova Cond" w:hAnsi="Arial Nova Cond" w:cs="Times New Roman"/>
                 <w:b/>
                 <w:bCs/>
-                <w:color w:val="000000"/>
-              </w:rPr>
-              <w:t>TÍTULO DE LA UNIDAD DIDÁCTICA.</w:t>
+                <w:color w:val="000000" w:themeColor="text1"/>
+                <w:sz w:val="20"/>
+                <w:szCs w:val="20"/>
+              </w:rPr>
+              <w:t>TÍTULO DE LA UNIDAD DID</w:t>
+            </w:r>
+            <w:r>
+              <w:rPr>
+                <w:rFonts w:ascii="Arial Nova Cond" w:hAnsi="Arial Nova Cond" w:cs="Times New Roman"/>
+                <w:b/>
+                <w:bCs/>
+                <w:color w:val="000000" w:themeColor="text1"/>
+                <w:sz w:val="20"/>
+                <w:szCs w:val="20"/>
+              </w:rPr>
+              <w:t>Á</w:t>
+            </w:r>
+            <w:r>
+              <w:rPr>
+                <w:rFonts w:ascii="Arial Nova Cond" w:hAnsi="Arial Nova Cond" w:cs="Times New Roman"/>
+                <w:b/>
+                <w:bCs/>
+                <w:color w:val="000000" w:themeColor="text1"/>
+                <w:sz w:val="20"/>
+                <w:szCs w:val="20"/>
+              </w:rPr>
+              <w:t>CTICA</w:t>
+            </w:r>
+            <w:r>
+              <w:rPr>
+                <w:rFonts w:ascii="Arial Nova Cond" w:hAnsi="Arial Nova Cond" w:cs="Times New Roman"/>
+                <w:b/>
+                <w:bCs/>
+                <w:color w:val="000000" w:themeColor="text1"/>
+                <w:sz w:val="20"/>
+                <w:szCs w:val="20"/>
+              </w:rPr>
+              <w:t>.</w:t>
             </w:r>
           </w:p>
         </w:tc>
         <w:tc>
           <w:tcPr>
             <w:tcW w:w="1634" w:type="dxa"/>
-            <w:tcBorders>
-              <w:top w:val="double" w:sz="4" w:space="0" w:color="47D459" w:themeColor="accent3" w:themeTint="99"/>
-              <w:left w:val="double" w:sz="4" w:space="0" w:color="47D459" w:themeColor="accent3" w:themeTint="99"/>
-              <w:bottom w:val="double" w:sz="4" w:space="0" w:color="47D459" w:themeColor="accent3" w:themeTint="99"/>
-              <w:right w:val="double" w:sz="4" w:space="0" w:color="47D459" w:themeColor="accent3" w:themeTint="99"/>
-            </w:tcBorders>
             <w:shd w:val="clear" w:color="auto" w:fill="C1F0C7" w:themeFill="accent3" w:themeFillTint="33"/>
             <w:vAlign w:val="center"/>
-            <w:hideMark/>
-          </w:tcPr>
-          <w:p>
-            <w:pPr>
-              <w:spacing w:after="160" w:line="276" w:lineRule="auto"/>
-              <w:ind w:right="-455"/>
-              <w:rPr>
-                <w:rFonts w:ascii="Arial Nova Cond Light" w:eastAsia="Arial" w:hAnsi="Arial Nova Cond Light" w:cs="Arial"/>
+          </w:tcPr>
+          <w:p>
+            <w:pPr>
+              <w:pStyle w:val="Prrafodelista"/>
+              <w:ind w:left="0"/>
+              <w:jc w:val="center"/>
+              <w:rPr>
+                <w:rFonts w:ascii="Arial Nova Cond" w:hAnsi="Arial Nova Cond" w:cs="Times New Roman"/>
                 <w:b/>
                 <w:bCs/>
-                <w:color w:val="000000"/>
-              </w:rPr>
-            </w:pPr>
-            <w:r>
-              <w:rPr>
-                <w:rFonts w:ascii="Arial Nova Cond Light" w:eastAsia="Arial" w:hAnsi="Arial Nova Cond Light" w:cs="Arial"/>
+                <w:color w:val="000000" w:themeColor="text1"/>
+                <w:sz w:val="20"/>
+                <w:szCs w:val="20"/>
+              </w:rPr>
+            </w:pPr>
+            <w:r>
+              <w:rPr>
+                <w:rFonts w:ascii="Arial Nova Cond" w:hAnsi="Arial Nova Cond" w:cs="Times New Roman"/>
                 <w:b/>
                 <w:bCs/>
-                <w:color w:val="000000"/>
+                <w:color w:val="000000" w:themeColor="text1"/>
+                <w:sz w:val="20"/>
+                <w:szCs w:val="20"/>
               </w:rPr>
               <w:t>COMPETENCIAS</w:t>
             </w:r>
@@ -11695,33 +11739,31 @@
         <w:tc>
           <w:tcPr>
             <w:tcW w:w="1337" w:type="dxa"/>
-            <w:tcBorders>
-              <w:top w:val="double" w:sz="4" w:space="0" w:color="47D459" w:themeColor="accent3" w:themeTint="99"/>
-              <w:left w:val="double" w:sz="4" w:space="0" w:color="47D459" w:themeColor="accent3" w:themeTint="99"/>
-              <w:bottom w:val="double" w:sz="4" w:space="0" w:color="47D459" w:themeColor="accent3" w:themeTint="99"/>
-              <w:right w:val="double" w:sz="4" w:space="0" w:color="47D459" w:themeColor="accent3" w:themeTint="99"/>
-            </w:tcBorders>
             <w:shd w:val="clear" w:color="auto" w:fill="C1F0C7" w:themeFill="accent3" w:themeFillTint="33"/>
             <w:vAlign w:val="center"/>
-            <w:hideMark/>
-          </w:tcPr>
-          <w:p>
-            <w:pPr>
-              <w:spacing w:after="160" w:line="276" w:lineRule="auto"/>
-              <w:ind w:right="-455"/>
-              <w:rPr>
-                <w:rFonts w:ascii="Arial Nova Cond Light" w:eastAsia="Arial" w:hAnsi="Arial Nova Cond Light" w:cs="Arial"/>
+          </w:tcPr>
+          <w:p>
+            <w:pPr>
+              <w:pStyle w:val="Prrafodelista"/>
+              <w:ind w:left="0"/>
+              <w:jc w:val="center"/>
+              <w:rPr>
+                <w:rFonts w:ascii="Arial Nova Cond" w:hAnsi="Arial Nova Cond" w:cs="Times New Roman"/>
                 <w:b/>
                 <w:bCs/>
-                <w:color w:val="000000"/>
-              </w:rPr>
-            </w:pPr>
-            <w:r>
-              <w:rPr>
-                <w:rFonts w:ascii="Arial Nova Cond Light" w:eastAsia="Arial" w:hAnsi="Arial Nova Cond Light" w:cs="Arial"/>
+                <w:color w:val="000000" w:themeColor="text1"/>
+                <w:sz w:val="20"/>
+                <w:szCs w:val="20"/>
+              </w:rPr>
+            </w:pPr>
+            <w:r>
+              <w:rPr>
+                <w:rFonts w:ascii="Arial Nova Cond" w:hAnsi="Arial Nova Cond" w:cs="Times New Roman"/>
                 <w:b/>
                 <w:bCs/>
-                <w:color w:val="000000"/>
+                <w:color w:val="000000" w:themeColor="text1"/>
+                <w:sz w:val="20"/>
+                <w:szCs w:val="20"/>
               </w:rPr>
               <w:t>PRODUCTO</w:t>
             </w:r>
@@ -11737,33 +11779,35 @@
           <w:tcPr>
             <w:tcW w:w="875" w:type="dxa"/>
             <w:vMerge w:val="restart"/>
-            <w:tcBorders>
-              <w:top w:val="double" w:sz="4" w:space="0" w:color="47D459" w:themeColor="accent3" w:themeTint="99"/>
-              <w:left w:val="double" w:sz="4" w:space="0" w:color="47D459" w:themeColor="accent3" w:themeTint="99"/>
-              <w:bottom w:val="double" w:sz="4" w:space="0" w:color="47D459" w:themeColor="accent3" w:themeTint="99"/>
-              <w:right w:val="double" w:sz="4" w:space="0" w:color="47D459" w:themeColor="accent3" w:themeTint="99"/>
-            </w:tcBorders>
-            <w:vAlign w:val="center"/>
-            <w:hideMark/>
-          </w:tcPr>
-          <w:p>
-            <w:pPr>
-              <w:spacing w:after="160" w:line="276" w:lineRule="auto"/>
-              <w:ind w:right="-455"/>
-              <w:rPr>
-                <w:rFonts w:ascii="Arial Nova Cond Light" w:eastAsia="Arial" w:hAnsi="Arial Nova Cond Light" w:cs="Arial"/>
+            <w:vAlign w:val="center"/>
+          </w:tcPr>
+          <w:p>
+            <w:pPr>
+              <w:pStyle w:val="Prrafodelista"/>
+              <w:tabs>
+                <w:tab w:val="left" w:pos="0"/>
+                <w:tab w:val="left" w:pos="142"/>
+                <w:tab w:val="left" w:pos="284"/>
+              </w:tabs>
+              <w:spacing w:line="276" w:lineRule="auto"/>
+              <w:ind w:left="0"/>
+              <w:jc w:val="center"/>
+              <w:rPr>
+                <w:rFonts w:ascii="Arial Nova Cond" w:eastAsia="Calibri" w:hAnsi="Arial Nova Cond" w:cs="Times New Roman"/>
                 <w:b/>
                 <w:bCs/>
-                <w:color w:val="000000"/>
+                <w:sz w:val="20"/>
+                <w:szCs w:val="20"/>
                 <w:lang w:val="es-ES_tradnl"/>
               </w:rPr>
             </w:pPr>
             <w:r>
               <w:rPr>
-                <w:rFonts w:ascii="Arial Nova Cond Light" w:eastAsia="Arial" w:hAnsi="Arial Nova Cond Light" w:cs="Arial"/>
+                <w:rFonts w:ascii="Arial Nova Cond" w:eastAsia="Calibri" w:hAnsi="Arial Nova Cond" w:cs="Times New Roman"/>
                 <w:b/>
                 <w:bCs/>
-                <w:color w:val="000000"/>
+                <w:sz w:val="20"/>
+                <w:szCs w:val="20"/>
                 <w:lang w:val="es-ES_tradnl"/>
               </w:rPr>
               <w:t>I</w:t>
@@ -11773,33 +11817,35 @@
         <w:tc>
           <w:tcPr>
             <w:tcW w:w="1095" w:type="dxa"/>
-            <w:tcBorders>
-              <w:top w:val="double" w:sz="4" w:space="0" w:color="47D459" w:themeColor="accent3" w:themeTint="99"/>
-              <w:left w:val="double" w:sz="4" w:space="0" w:color="47D459" w:themeColor="accent3" w:themeTint="99"/>
-              <w:bottom w:val="double" w:sz="4" w:space="0" w:color="47D459" w:themeColor="accent3" w:themeTint="99"/>
-              <w:right w:val="double" w:sz="4" w:space="0" w:color="47D459" w:themeColor="accent3" w:themeTint="99"/>
-            </w:tcBorders>
-            <w:vAlign w:val="center"/>
-            <w:hideMark/>
-          </w:tcPr>
-          <w:p>
-            <w:pPr>
-              <w:spacing w:after="160" w:line="276" w:lineRule="auto"/>
-              <w:ind w:right="-455"/>
-              <w:rPr>
-                <w:rFonts w:ascii="Arial Nova Cond Light" w:eastAsia="Arial" w:hAnsi="Arial Nova Cond Light" w:cs="Arial"/>
+            <w:vAlign w:val="center"/>
+          </w:tcPr>
+          <w:p>
+            <w:pPr>
+              <w:pStyle w:val="Prrafodelista"/>
+              <w:tabs>
+                <w:tab w:val="left" w:pos="0"/>
+                <w:tab w:val="left" w:pos="142"/>
+                <w:tab w:val="left" w:pos="284"/>
+              </w:tabs>
+              <w:spacing w:line="276" w:lineRule="auto"/>
+              <w:ind w:left="0"/>
+              <w:jc w:val="center"/>
+              <w:rPr>
+                <w:rFonts w:ascii="Arial Nova Cond" w:eastAsia="Calibri" w:hAnsi="Arial Nova Cond" w:cs="Times New Roman"/>
                 <w:b/>
                 <w:bCs/>
-                <w:color w:val="000000"/>
+                <w:sz w:val="20"/>
+                <w:szCs w:val="20"/>
                 <w:lang w:val="es-ES_tradnl"/>
               </w:rPr>
             </w:pPr>
             <w:r>
               <w:rPr>
-                <w:rFonts w:ascii="Arial Nova Cond Light" w:eastAsia="Arial" w:hAnsi="Arial Nova Cond Light" w:cs="Arial"/>
+                <w:rFonts w:ascii="Arial Nova Cond" w:eastAsia="Calibri" w:hAnsi="Arial Nova Cond" w:cs="Times New Roman"/>
                 <w:b/>
                 <w:bCs/>
-                <w:color w:val="000000"/>
+                <w:sz w:val="20"/>
+                <w:szCs w:val="20"/>
                 <w:lang w:val="es-ES_tradnl"/>
               </w:rPr>
               <w:t>U 0</w:t>
@@ -11809,31 +11855,31 @@
         <w:tc>
           <w:tcPr>
             <w:tcW w:w="1726" w:type="dxa"/>
-            <w:tcBorders>
-              <w:top w:val="double" w:sz="4" w:space="0" w:color="47D459" w:themeColor="accent3" w:themeTint="99"/>
-              <w:left w:val="double" w:sz="4" w:space="0" w:color="47D459" w:themeColor="accent3" w:themeTint="99"/>
-              <w:bottom w:val="double" w:sz="4" w:space="0" w:color="47D459" w:themeColor="accent3" w:themeTint="99"/>
-              <w:right w:val="double" w:sz="4" w:space="0" w:color="47D459" w:themeColor="accent3" w:themeTint="99"/>
-            </w:tcBorders>
-            <w:vAlign w:val="center"/>
-            <w:hideMark/>
-          </w:tcPr>
-          <w:p>
-            <w:pPr>
-              <w:spacing w:after="160" w:line="276" w:lineRule="auto"/>
-              <w:ind w:right="-455"/>
-              <w:rPr>
-                <w:rFonts w:ascii="Arial Nova Cond Light" w:eastAsia="Arial" w:hAnsi="Arial Nova Cond Light" w:cs="Arial"/>
-                <w:b/>
-                <w:color w:val="000000"/>
+            <w:vAlign w:val="center"/>
+          </w:tcPr>
+          <w:p>
+            <w:pPr>
+              <w:pStyle w:val="Prrafodelista"/>
+              <w:tabs>
+                <w:tab w:val="left" w:pos="0"/>
+                <w:tab w:val="left" w:pos="142"/>
+                <w:tab w:val="left" w:pos="284"/>
+              </w:tabs>
+              <w:spacing w:line="276" w:lineRule="auto"/>
+              <w:ind w:left="0"/>
+              <w:jc w:val="both"/>
+              <w:rPr>
+                <w:rFonts w:ascii="Arial Nova Cond" w:eastAsia="Calibri" w:hAnsi="Arial Nova Cond" w:cs="Times New Roman"/>
+                <w:sz w:val="20"/>
+                <w:szCs w:val="20"/>
                 <w:lang w:val="es-ES_tradnl"/>
               </w:rPr>
             </w:pPr>
             <w:r>
               <w:rPr>
-                <w:rFonts w:ascii="Arial Nova Cond Light" w:eastAsia="Arial" w:hAnsi="Arial Nova Cond Light" w:cs="Arial"/>
-                <w:b/>
-                <w:color w:val="000000"/>
+                <w:rFonts w:ascii="Arial Nova Cond" w:eastAsia="Calibri" w:hAnsi="Arial Nova Cond" w:cs="Times New Roman"/>
+                <w:sz w:val="20"/>
+                <w:szCs w:val="20"/>
                 <w:lang w:val="es-ES_tradnl"/>
               </w:rPr>
               <w:t>{{problemapotencialidad0}}</w:t>
@@ -11843,31 +11889,31 @@
         <w:tc>
           <w:tcPr>
             <w:tcW w:w="6169" w:type="dxa"/>
-            <w:tcBorders>
-              <w:top w:val="double" w:sz="4" w:space="0" w:color="47D459" w:themeColor="accent3" w:themeTint="99"/>
-              <w:left w:val="double" w:sz="4" w:space="0" w:color="47D459" w:themeColor="accent3" w:themeTint="99"/>
-              <w:bottom w:val="double" w:sz="4" w:space="0" w:color="47D459" w:themeColor="accent3" w:themeTint="99"/>
-              <w:right w:val="double" w:sz="4" w:space="0" w:color="47D459" w:themeColor="accent3" w:themeTint="99"/>
-            </w:tcBorders>
-            <w:vAlign w:val="center"/>
-            <w:hideMark/>
-          </w:tcPr>
-          <w:p>
-            <w:pPr>
-              <w:spacing w:after="160" w:line="276" w:lineRule="auto"/>
-              <w:ind w:right="-455"/>
-              <w:rPr>
-                <w:rFonts w:ascii="Arial Nova Cond Light" w:eastAsia="Arial" w:hAnsi="Arial Nova Cond Light" w:cs="Arial"/>
-                <w:b/>
-                <w:color w:val="000000"/>
+            <w:vAlign w:val="center"/>
+          </w:tcPr>
+          <w:p>
+            <w:pPr>
+              <w:pStyle w:val="Prrafodelista"/>
+              <w:tabs>
+                <w:tab w:val="left" w:pos="0"/>
+                <w:tab w:val="left" w:pos="142"/>
+                <w:tab w:val="left" w:pos="284"/>
+              </w:tabs>
+              <w:spacing w:line="276" w:lineRule="auto"/>
+              <w:ind w:left="0"/>
+              <w:jc w:val="both"/>
+              <w:rPr>
+                <w:rFonts w:ascii="Arial Nova Cond" w:eastAsia="Calibri" w:hAnsi="Arial Nova Cond" w:cs="Times New Roman"/>
+                <w:sz w:val="20"/>
+                <w:szCs w:val="20"/>
                 <w:lang w:val="es-ES_tradnl"/>
               </w:rPr>
             </w:pPr>
             <w:r>
               <w:rPr>
-                <w:rFonts w:ascii="Arial Nova Cond Light" w:eastAsia="Arial" w:hAnsi="Arial Nova Cond Light" w:cs="Arial"/>
-                <w:b/>
-                <w:color w:val="000000"/>
+                <w:rFonts w:ascii="Arial Nova Cond" w:eastAsia="Calibri" w:hAnsi="Arial Nova Cond" w:cs="Times New Roman"/>
+                <w:sz w:val="20"/>
+                <w:szCs w:val="20"/>
                 <w:lang w:val="es-ES_tradnl"/>
               </w:rPr>
               <w:t>{{situacionsignificativa0}}</w:t>
@@ -11877,30 +11923,27 @@
         <w:tc>
           <w:tcPr>
             <w:tcW w:w="2015" w:type="dxa"/>
-            <w:tcBorders>
-              <w:top w:val="double" w:sz="4" w:space="0" w:color="47D459" w:themeColor="accent3" w:themeTint="99"/>
-              <w:left w:val="double" w:sz="4" w:space="0" w:color="47D459" w:themeColor="accent3" w:themeTint="99"/>
-              <w:bottom w:val="double" w:sz="4" w:space="0" w:color="47D459" w:themeColor="accent3" w:themeTint="99"/>
-              <w:right w:val="double" w:sz="4" w:space="0" w:color="47D459" w:themeColor="accent3" w:themeTint="99"/>
-            </w:tcBorders>
-            <w:vAlign w:val="center"/>
-            <w:hideMark/>
-          </w:tcPr>
-          <w:p>
-            <w:pPr>
-              <w:spacing w:after="160" w:line="276" w:lineRule="auto"/>
-              <w:ind w:right="-455"/>
-              <w:rPr>
-                <w:rFonts w:ascii="Arial Nova Cond Light" w:eastAsia="Arial" w:hAnsi="Arial Nova Cond Light" w:cs="Arial"/>
-                <w:b/>
-                <w:color w:val="000000"/>
-              </w:rPr>
-            </w:pPr>
-            <w:r>
-              <w:rPr>
-                <w:rFonts w:ascii="Arial Nova Cond Light" w:eastAsia="Arial" w:hAnsi="Arial Nova Cond Light" w:cs="Arial"/>
-                <w:b/>
-                <w:color w:val="000000"/>
+            <w:vAlign w:val="center"/>
+          </w:tcPr>
+          <w:p>
+            <w:pPr>
+              <w:autoSpaceDE w:val="0"/>
+              <w:autoSpaceDN w:val="0"/>
+              <w:adjustRightInd w:val="0"/>
+              <w:jc w:val="center"/>
+              <w:rPr>
+                <w:rFonts w:ascii="Arial Nova Cond" w:hAnsi="Arial Nova Cond" w:cs="Arial"/>
+                <w:color w:val="000000"/>
+                <w:sz w:val="20"/>
+                <w:szCs w:val="20"/>
+              </w:rPr>
+            </w:pPr>
+            <w:r>
+              <w:rPr>
+                <w:rFonts w:ascii="Arial Nova Cond" w:hAnsi="Arial Nova Cond" w:cs="Arial"/>
+                <w:color w:val="000000"/>
+                <w:sz w:val="20"/>
+                <w:szCs w:val="20"/>
               </w:rPr>
               <w:t>{{titulosituacionsignificativa0}}</w:t>
             </w:r>
@@ -11909,30 +11952,27 @@
         <w:tc>
           <w:tcPr>
             <w:tcW w:w="1634" w:type="dxa"/>
-            <w:tcBorders>
-              <w:top w:val="double" w:sz="4" w:space="0" w:color="47D459" w:themeColor="accent3" w:themeTint="99"/>
-              <w:left w:val="double" w:sz="4" w:space="0" w:color="47D459" w:themeColor="accent3" w:themeTint="99"/>
-              <w:bottom w:val="double" w:sz="4" w:space="0" w:color="47D459" w:themeColor="accent3" w:themeTint="99"/>
-              <w:right w:val="double" w:sz="4" w:space="0" w:color="47D459" w:themeColor="accent3" w:themeTint="99"/>
-            </w:tcBorders>
-            <w:vAlign w:val="center"/>
-            <w:hideMark/>
-          </w:tcPr>
-          <w:p>
-            <w:pPr>
-              <w:spacing w:after="160" w:line="276" w:lineRule="auto"/>
-              <w:ind w:right="-455"/>
-              <w:rPr>
-                <w:rFonts w:ascii="Arial Nova Cond Light" w:eastAsia="Arial" w:hAnsi="Arial Nova Cond Light" w:cs="Arial"/>
-                <w:b/>
-                <w:color w:val="000000"/>
-              </w:rPr>
-            </w:pPr>
-            <w:r>
-              <w:rPr>
-                <w:rFonts w:ascii="Arial Nova Cond Light" w:eastAsia="Arial" w:hAnsi="Arial Nova Cond Light" w:cs="Arial"/>
-                <w:b/>
-                <w:color w:val="000000"/>
+            <w:vAlign w:val="center"/>
+          </w:tcPr>
+          <w:p>
+            <w:pPr>
+              <w:autoSpaceDE w:val="0"/>
+              <w:autoSpaceDN w:val="0"/>
+              <w:adjustRightInd w:val="0"/>
+              <w:jc w:val="both"/>
+              <w:rPr>
+                <w:rFonts w:ascii="Arial Nova Cond" w:hAnsi="Arial Nova Cond" w:cs="Arial"/>
+                <w:color w:val="000000"/>
+                <w:sz w:val="20"/>
+                <w:szCs w:val="20"/>
+              </w:rPr>
+            </w:pPr>
+            <w:r>
+              <w:rPr>
+                <w:rFonts w:ascii="Arial Nova Cond" w:hAnsi="Arial Nova Cond" w:cs="Arial"/>
+                <w:color w:val="000000"/>
+                <w:sz w:val="20"/>
+                <w:szCs w:val="20"/>
               </w:rPr>
               <w:t>{{competencias0}}</w:t>
             </w:r>
@@ -11941,30 +11981,27 @@
         <w:tc>
           <w:tcPr>
             <w:tcW w:w="1337" w:type="dxa"/>
-            <w:tcBorders>
-              <w:top w:val="double" w:sz="4" w:space="0" w:color="47D459" w:themeColor="accent3" w:themeTint="99"/>
-              <w:left w:val="double" w:sz="4" w:space="0" w:color="47D459" w:themeColor="accent3" w:themeTint="99"/>
-              <w:bottom w:val="double" w:sz="4" w:space="0" w:color="47D459" w:themeColor="accent3" w:themeTint="99"/>
-              <w:right w:val="double" w:sz="4" w:space="0" w:color="47D459" w:themeColor="accent3" w:themeTint="99"/>
-            </w:tcBorders>
-            <w:vAlign w:val="center"/>
-            <w:hideMark/>
-          </w:tcPr>
-          <w:p>
-            <w:pPr>
-              <w:spacing w:after="160" w:line="276" w:lineRule="auto"/>
-              <w:ind w:right="-455"/>
-              <w:rPr>
-                <w:rFonts w:ascii="Arial Nova Cond Light" w:eastAsia="Arial" w:hAnsi="Arial Nova Cond Light" w:cs="Arial"/>
-                <w:b/>
-                <w:color w:val="000000"/>
-              </w:rPr>
-            </w:pPr>
-            <w:r>
-              <w:rPr>
-                <w:rFonts w:ascii="Arial Nova Cond Light" w:eastAsia="Arial" w:hAnsi="Arial Nova Cond Light" w:cs="Arial"/>
-                <w:b/>
-                <w:color w:val="000000"/>
+            <w:vAlign w:val="center"/>
+          </w:tcPr>
+          <w:p>
+            <w:pPr>
+              <w:autoSpaceDE w:val="0"/>
+              <w:autoSpaceDN w:val="0"/>
+              <w:adjustRightInd w:val="0"/>
+              <w:jc w:val="center"/>
+              <w:rPr>
+                <w:rFonts w:ascii="Arial Nova Cond" w:hAnsi="Arial Nova Cond" w:cs="Arial"/>
+                <w:color w:val="000000"/>
+                <w:sz w:val="20"/>
+                <w:szCs w:val="20"/>
+              </w:rPr>
+            </w:pPr>
+            <w:r>
+              <w:rPr>
+                <w:rFonts w:ascii="Arial Nova Cond" w:hAnsi="Arial Nova Cond" w:cs="Arial"/>
+                <w:color w:val="000000"/>
+                <w:sz w:val="20"/>
+                <w:szCs w:val="20"/>
               </w:rPr>
               <w:t>{{producto0}}</w:t>
             </w:r>
@@ -11980,24 +12017,25 @@
           <w:tcPr>
             <w:tcW w:w="875" w:type="dxa"/>
             <w:vMerge/>
-            <w:tcBorders>
-              <w:top w:val="double" w:sz="4" w:space="0" w:color="47D459" w:themeColor="accent3" w:themeTint="99"/>
-              <w:left w:val="double" w:sz="4" w:space="0" w:color="47D459" w:themeColor="accent3" w:themeTint="99"/>
-              <w:bottom w:val="double" w:sz="4" w:space="0" w:color="47D459" w:themeColor="accent3" w:themeTint="99"/>
-              <w:right w:val="double" w:sz="4" w:space="0" w:color="47D459" w:themeColor="accent3" w:themeTint="99"/>
-            </w:tcBorders>
-            <w:vAlign w:val="center"/>
-            <w:hideMark/>
-          </w:tcPr>
-          <w:p>
-            <w:pPr>
-              <w:spacing w:after="160" w:line="276" w:lineRule="auto"/>
-              <w:ind w:right="-455"/>
-              <w:rPr>
-                <w:rFonts w:ascii="Arial Nova Cond Light" w:eastAsia="Arial" w:hAnsi="Arial Nova Cond Light" w:cs="Arial"/>
+            <w:vAlign w:val="center"/>
+          </w:tcPr>
+          <w:p>
+            <w:pPr>
+              <w:pStyle w:val="Prrafodelista"/>
+              <w:tabs>
+                <w:tab w:val="left" w:pos="0"/>
+                <w:tab w:val="left" w:pos="142"/>
+                <w:tab w:val="left" w:pos="284"/>
+              </w:tabs>
+              <w:spacing w:line="276" w:lineRule="auto"/>
+              <w:ind w:left="0"/>
+              <w:jc w:val="center"/>
+              <w:rPr>
+                <w:rFonts w:ascii="Arial Nova Cond" w:eastAsia="Calibri" w:hAnsi="Arial Nova Cond" w:cs="Times New Roman"/>
                 <w:b/>
                 <w:bCs/>
-                <w:color w:val="000000"/>
+                <w:sz w:val="20"/>
+                <w:szCs w:val="20"/>
                 <w:lang w:val="es-ES_tradnl"/>
               </w:rPr>
             </w:pPr>
@@ -12006,33 +12044,35 @@
         <w:tc>
           <w:tcPr>
             <w:tcW w:w="1095" w:type="dxa"/>
-            <w:tcBorders>
-              <w:top w:val="double" w:sz="4" w:space="0" w:color="47D459" w:themeColor="accent3" w:themeTint="99"/>
-              <w:left w:val="double" w:sz="4" w:space="0" w:color="47D459" w:themeColor="accent3" w:themeTint="99"/>
-              <w:bottom w:val="double" w:sz="4" w:space="0" w:color="47D459" w:themeColor="accent3" w:themeTint="99"/>
-              <w:right w:val="double" w:sz="4" w:space="0" w:color="47D459" w:themeColor="accent3" w:themeTint="99"/>
-            </w:tcBorders>
-            <w:vAlign w:val="center"/>
-            <w:hideMark/>
-          </w:tcPr>
-          <w:p>
-            <w:pPr>
-              <w:spacing w:after="160" w:line="276" w:lineRule="auto"/>
-              <w:ind w:right="-455"/>
-              <w:rPr>
-                <w:rFonts w:ascii="Arial Nova Cond Light" w:eastAsia="Arial" w:hAnsi="Arial Nova Cond Light" w:cs="Arial"/>
+            <w:vAlign w:val="center"/>
+          </w:tcPr>
+          <w:p>
+            <w:pPr>
+              <w:pStyle w:val="Prrafodelista"/>
+              <w:tabs>
+                <w:tab w:val="left" w:pos="0"/>
+                <w:tab w:val="left" w:pos="142"/>
+                <w:tab w:val="left" w:pos="284"/>
+              </w:tabs>
+              <w:spacing w:line="276" w:lineRule="auto"/>
+              <w:ind w:left="0"/>
+              <w:jc w:val="center"/>
+              <w:rPr>
+                <w:rFonts w:ascii="Arial Nova Cond" w:eastAsia="Calibri" w:hAnsi="Arial Nova Cond" w:cs="Times New Roman"/>
                 <w:b/>
                 <w:bCs/>
-                <w:color w:val="000000"/>
+                <w:sz w:val="20"/>
+                <w:szCs w:val="20"/>
                 <w:lang w:val="es-ES_tradnl"/>
               </w:rPr>
             </w:pPr>
             <w:r>
               <w:rPr>
-                <w:rFonts w:ascii="Arial Nova Cond Light" w:eastAsia="Arial" w:hAnsi="Arial Nova Cond Light" w:cs="Arial"/>
+                <w:rFonts w:ascii="Arial Nova Cond" w:eastAsia="Calibri" w:hAnsi="Arial Nova Cond" w:cs="Times New Roman"/>
                 <w:b/>
                 <w:bCs/>
-                <w:color w:val="000000"/>
+                <w:sz w:val="20"/>
+                <w:szCs w:val="20"/>
                 <w:lang w:val="es-ES_tradnl"/>
               </w:rPr>
               <w:t>U 1</w:t>
@@ -12042,30 +12082,23 @@
         <w:tc>
           <w:tcPr>
             <w:tcW w:w="1726" w:type="dxa"/>
-            <w:tcBorders>
-              <w:top w:val="double" w:sz="4" w:space="0" w:color="47D459" w:themeColor="accent3" w:themeTint="99"/>
-              <w:left w:val="double" w:sz="4" w:space="0" w:color="47D459" w:themeColor="accent3" w:themeTint="99"/>
-              <w:bottom w:val="double" w:sz="4" w:space="0" w:color="47D459" w:themeColor="accent3" w:themeTint="99"/>
-              <w:right w:val="double" w:sz="4" w:space="0" w:color="47D459" w:themeColor="accent3" w:themeTint="99"/>
-            </w:tcBorders>
-            <w:vAlign w:val="center"/>
-            <w:hideMark/>
-          </w:tcPr>
-          <w:p>
-            <w:pPr>
-              <w:spacing w:after="160" w:line="276" w:lineRule="auto"/>
-              <w:ind w:right="-455"/>
-              <w:rPr>
-                <w:rFonts w:ascii="Arial Nova Cond Light" w:eastAsia="Arial" w:hAnsi="Arial Nova Cond Light" w:cs="Arial"/>
-                <w:b/>
-                <w:color w:val="000000"/>
-              </w:rPr>
-            </w:pPr>
-            <w:r>
-              <w:rPr>
-                <w:rFonts w:ascii="Arial Nova Cond Light" w:eastAsia="Arial" w:hAnsi="Arial Nova Cond Light" w:cs="Arial"/>
-                <w:b/>
-                <w:color w:val="000000"/>
+            <w:vAlign w:val="center"/>
+          </w:tcPr>
+          <w:p>
+            <w:pPr>
+              <w:pStyle w:val="NormalWeb"/>
+              <w:jc w:val="both"/>
+              <w:rPr>
+                <w:rFonts w:ascii="Arial Nova Cond" w:hAnsi="Arial Nova Cond"/>
+                <w:sz w:val="20"/>
+                <w:szCs w:val="20"/>
+              </w:rPr>
+            </w:pPr>
+            <w:r>
+              <w:rPr>
+                <w:rFonts w:ascii="Arial Nova Cond" w:eastAsia="Calibri" w:hAnsi="Arial Nova Cond"/>
+                <w:sz w:val="20"/>
+                <w:szCs w:val="20"/>
                 <w:lang w:val="es-ES_tradnl"/>
               </w:rPr>
               <w:t>{{problemapotencialidad1}}</w:t>
@@ -12075,31 +12108,31 @@
         <w:tc>
           <w:tcPr>
             <w:tcW w:w="6169" w:type="dxa"/>
-            <w:tcBorders>
-              <w:top w:val="double" w:sz="4" w:space="0" w:color="47D459" w:themeColor="accent3" w:themeTint="99"/>
-              <w:left w:val="double" w:sz="4" w:space="0" w:color="47D459" w:themeColor="accent3" w:themeTint="99"/>
-              <w:bottom w:val="double" w:sz="4" w:space="0" w:color="47D459" w:themeColor="accent3" w:themeTint="99"/>
-              <w:right w:val="double" w:sz="4" w:space="0" w:color="47D459" w:themeColor="accent3" w:themeTint="99"/>
-            </w:tcBorders>
-            <w:vAlign w:val="center"/>
-            <w:hideMark/>
-          </w:tcPr>
-          <w:p>
-            <w:pPr>
-              <w:spacing w:after="160" w:line="276" w:lineRule="auto"/>
-              <w:ind w:right="-455"/>
-              <w:rPr>
-                <w:rFonts w:ascii="Arial Nova Cond Light" w:eastAsia="Arial" w:hAnsi="Arial Nova Cond Light" w:cs="Arial"/>
-                <w:b/>
-                <w:color w:val="000000"/>
+            <w:vAlign w:val="center"/>
+          </w:tcPr>
+          <w:p>
+            <w:pPr>
+              <w:pStyle w:val="Prrafodelista"/>
+              <w:tabs>
+                <w:tab w:val="left" w:pos="0"/>
+                <w:tab w:val="left" w:pos="142"/>
+                <w:tab w:val="left" w:pos="284"/>
+              </w:tabs>
+              <w:spacing w:line="276" w:lineRule="auto"/>
+              <w:ind w:left="0"/>
+              <w:jc w:val="both"/>
+              <w:rPr>
+                <w:rFonts w:ascii="Arial Nova Cond" w:eastAsia="Calibri" w:hAnsi="Arial Nova Cond" w:cs="Times New Roman"/>
+                <w:sz w:val="20"/>
+                <w:szCs w:val="20"/>
                 <w:lang w:val="es-ES_tradnl"/>
               </w:rPr>
             </w:pPr>
             <w:r>
               <w:rPr>
-                <w:rFonts w:ascii="Arial Nova Cond Light" w:eastAsia="Arial" w:hAnsi="Arial Nova Cond Light" w:cs="Arial"/>
-                <w:b/>
-                <w:color w:val="000000"/>
+                <w:rFonts w:ascii="Arial Nova Cond" w:eastAsia="Calibri" w:hAnsi="Arial Nova Cond" w:cs="Times New Roman"/>
+                <w:sz w:val="20"/>
+                <w:szCs w:val="20"/>
                 <w:lang w:val="es-ES_tradnl"/>
               </w:rPr>
               <w:t>{{situacionsignificativa1}}</w:t>
@@ -12109,30 +12142,27 @@
         <w:tc>
           <w:tcPr>
             <w:tcW w:w="2015" w:type="dxa"/>
-            <w:tcBorders>
-              <w:top w:val="double" w:sz="4" w:space="0" w:color="47D459" w:themeColor="accent3" w:themeTint="99"/>
-              <w:left w:val="double" w:sz="4" w:space="0" w:color="47D459" w:themeColor="accent3" w:themeTint="99"/>
-              <w:bottom w:val="double" w:sz="4" w:space="0" w:color="47D459" w:themeColor="accent3" w:themeTint="99"/>
-              <w:right w:val="double" w:sz="4" w:space="0" w:color="47D459" w:themeColor="accent3" w:themeTint="99"/>
-            </w:tcBorders>
-            <w:vAlign w:val="center"/>
-            <w:hideMark/>
-          </w:tcPr>
-          <w:p>
-            <w:pPr>
-              <w:spacing w:after="160" w:line="276" w:lineRule="auto"/>
-              <w:ind w:right="-455"/>
-              <w:rPr>
-                <w:rFonts w:ascii="Arial Nova Cond Light" w:eastAsia="Arial" w:hAnsi="Arial Nova Cond Light" w:cs="Arial"/>
-                <w:b/>
-                <w:color w:val="000000"/>
-              </w:rPr>
-            </w:pPr>
-            <w:r>
-              <w:rPr>
-                <w:rFonts w:ascii="Arial Nova Cond Light" w:eastAsia="Arial" w:hAnsi="Arial Nova Cond Light" w:cs="Arial"/>
-                <w:b/>
-                <w:color w:val="000000"/>
+            <w:vAlign w:val="center"/>
+          </w:tcPr>
+          <w:p>
+            <w:pPr>
+              <w:autoSpaceDE w:val="0"/>
+              <w:autoSpaceDN w:val="0"/>
+              <w:adjustRightInd w:val="0"/>
+              <w:jc w:val="center"/>
+              <w:rPr>
+                <w:rFonts w:ascii="Arial Nova Cond" w:hAnsi="Arial Nova Cond" w:cs="Arial"/>
+                <w:color w:val="000000" w:themeColor="text1"/>
+                <w:sz w:val="20"/>
+                <w:szCs w:val="20"/>
+              </w:rPr>
+            </w:pPr>
+            <w:r>
+              <w:rPr>
+                <w:rFonts w:ascii="Arial Nova Cond" w:hAnsi="Arial Nova Cond" w:cs="Arial"/>
+                <w:color w:val="000000"/>
+                <w:sz w:val="20"/>
+                <w:szCs w:val="20"/>
               </w:rPr>
               <w:t>{{titulosituacionsignificativa1}}</w:t>
             </w:r>
@@ -12141,30 +12171,27 @@
         <w:tc>
           <w:tcPr>
             <w:tcW w:w="1634" w:type="dxa"/>
-            <w:tcBorders>
-              <w:top w:val="double" w:sz="4" w:space="0" w:color="47D459" w:themeColor="accent3" w:themeTint="99"/>
-              <w:left w:val="double" w:sz="4" w:space="0" w:color="47D459" w:themeColor="accent3" w:themeTint="99"/>
-              <w:bottom w:val="double" w:sz="4" w:space="0" w:color="47D459" w:themeColor="accent3" w:themeTint="99"/>
-              <w:right w:val="double" w:sz="4" w:space="0" w:color="47D459" w:themeColor="accent3" w:themeTint="99"/>
-            </w:tcBorders>
-            <w:vAlign w:val="center"/>
-            <w:hideMark/>
-          </w:tcPr>
-          <w:p>
-            <w:pPr>
-              <w:spacing w:after="160" w:line="276" w:lineRule="auto"/>
-              <w:ind w:right="-455"/>
-              <w:rPr>
-                <w:rFonts w:ascii="Arial Nova Cond Light" w:eastAsia="Arial" w:hAnsi="Arial Nova Cond Light" w:cs="Arial"/>
-                <w:b/>
-                <w:color w:val="000000"/>
-              </w:rPr>
-            </w:pPr>
-            <w:r>
-              <w:rPr>
-                <w:rFonts w:ascii="Arial Nova Cond Light" w:eastAsia="Arial" w:hAnsi="Arial Nova Cond Light" w:cs="Arial"/>
-                <w:b/>
-                <w:color w:val="000000"/>
+            <w:vAlign w:val="center"/>
+          </w:tcPr>
+          <w:p>
+            <w:pPr>
+              <w:autoSpaceDE w:val="0"/>
+              <w:autoSpaceDN w:val="0"/>
+              <w:adjustRightInd w:val="0"/>
+              <w:jc w:val="both"/>
+              <w:rPr>
+                <w:rFonts w:ascii="Arial Nova Cond" w:hAnsi="Arial Nova Cond" w:cs="Arial"/>
+                <w:color w:val="000000"/>
+                <w:sz w:val="20"/>
+                <w:szCs w:val="20"/>
+              </w:rPr>
+            </w:pPr>
+            <w:r>
+              <w:rPr>
+                <w:rFonts w:ascii="Arial Nova Cond" w:hAnsi="Arial Nova Cond" w:cs="Arial"/>
+                <w:color w:val="000000"/>
+                <w:sz w:val="20"/>
+                <w:szCs w:val="20"/>
               </w:rPr>
               <w:t>{{competencias1}}</w:t>
             </w:r>
@@ -12173,30 +12200,27 @@
         <w:tc>
           <w:tcPr>
             <w:tcW w:w="1337" w:type="dxa"/>
-            <w:tcBorders>
-              <w:top w:val="double" w:sz="4" w:space="0" w:color="47D459" w:themeColor="accent3" w:themeTint="99"/>
-              <w:left w:val="double" w:sz="4" w:space="0" w:color="47D459" w:themeColor="accent3" w:themeTint="99"/>
-              <w:bottom w:val="double" w:sz="4" w:space="0" w:color="47D459" w:themeColor="accent3" w:themeTint="99"/>
-              <w:right w:val="double" w:sz="4" w:space="0" w:color="47D459" w:themeColor="accent3" w:themeTint="99"/>
-            </w:tcBorders>
-            <w:vAlign w:val="center"/>
-            <w:hideMark/>
-          </w:tcPr>
-          <w:p>
-            <w:pPr>
-              <w:spacing w:after="160" w:line="276" w:lineRule="auto"/>
-              <w:ind w:right="-455"/>
-              <w:rPr>
-                <w:rFonts w:ascii="Arial Nova Cond Light" w:eastAsia="Arial" w:hAnsi="Arial Nova Cond Light" w:cs="Arial"/>
-                <w:b/>
-                <w:color w:val="000000"/>
-              </w:rPr>
-            </w:pPr>
-            <w:r>
-              <w:rPr>
-                <w:rFonts w:ascii="Arial Nova Cond Light" w:eastAsia="Arial" w:hAnsi="Arial Nova Cond Light" w:cs="Arial"/>
-                <w:b/>
-                <w:color w:val="000000"/>
+            <w:vAlign w:val="center"/>
+          </w:tcPr>
+          <w:p>
+            <w:pPr>
+              <w:autoSpaceDE w:val="0"/>
+              <w:autoSpaceDN w:val="0"/>
+              <w:adjustRightInd w:val="0"/>
+              <w:jc w:val="center"/>
+              <w:rPr>
+                <w:rFonts w:ascii="Arial Nova Cond" w:hAnsi="Arial Nova Cond" w:cs="Arial"/>
+                <w:color w:val="000000"/>
+                <w:sz w:val="20"/>
+                <w:szCs w:val="20"/>
+              </w:rPr>
+            </w:pPr>
+            <w:r>
+              <w:rPr>
+                <w:rFonts w:ascii="Arial Nova Cond" w:hAnsi="Arial Nova Cond" w:cs="Arial"/>
+                <w:color w:val="000000"/>
+                <w:sz w:val="20"/>
+                <w:szCs w:val="20"/>
               </w:rPr>
               <w:t>{{producto1}}</w:t>
             </w:r>
@@ -12212,24 +12236,25 @@
           <w:tcPr>
             <w:tcW w:w="875" w:type="dxa"/>
             <w:vMerge/>
-            <w:tcBorders>
-              <w:top w:val="double" w:sz="4" w:space="0" w:color="47D459" w:themeColor="accent3" w:themeTint="99"/>
-              <w:left w:val="double" w:sz="4" w:space="0" w:color="47D459" w:themeColor="accent3" w:themeTint="99"/>
-              <w:bottom w:val="double" w:sz="4" w:space="0" w:color="47D459" w:themeColor="accent3" w:themeTint="99"/>
-              <w:right w:val="double" w:sz="4" w:space="0" w:color="47D459" w:themeColor="accent3" w:themeTint="99"/>
-            </w:tcBorders>
-            <w:vAlign w:val="center"/>
-            <w:hideMark/>
-          </w:tcPr>
-          <w:p>
-            <w:pPr>
-              <w:spacing w:after="160" w:line="276" w:lineRule="auto"/>
-              <w:ind w:right="-455"/>
-              <w:rPr>
-                <w:rFonts w:ascii="Arial Nova Cond Light" w:eastAsia="Arial" w:hAnsi="Arial Nova Cond Light" w:cs="Arial"/>
+            <w:vAlign w:val="center"/>
+          </w:tcPr>
+          <w:p>
+            <w:pPr>
+              <w:pStyle w:val="Prrafodelista"/>
+              <w:tabs>
+                <w:tab w:val="left" w:pos="0"/>
+                <w:tab w:val="left" w:pos="142"/>
+                <w:tab w:val="left" w:pos="284"/>
+              </w:tabs>
+              <w:spacing w:line="276" w:lineRule="auto"/>
+              <w:ind w:left="0"/>
+              <w:jc w:val="center"/>
+              <w:rPr>
+                <w:rFonts w:ascii="Arial Nova Cond" w:eastAsia="Calibri" w:hAnsi="Arial Nova Cond" w:cs="Times New Roman"/>
                 <w:b/>
                 <w:bCs/>
-                <w:color w:val="000000"/>
+                <w:sz w:val="20"/>
+                <w:szCs w:val="20"/>
                 <w:lang w:val="es-ES_tradnl"/>
               </w:rPr>
             </w:pPr>
@@ -12238,33 +12263,35 @@
         <w:tc>
           <w:tcPr>
             <w:tcW w:w="1095" w:type="dxa"/>
-            <w:tcBorders>
-              <w:top w:val="double" w:sz="4" w:space="0" w:color="47D459" w:themeColor="accent3" w:themeTint="99"/>
-              <w:left w:val="double" w:sz="4" w:space="0" w:color="47D459" w:themeColor="accent3" w:themeTint="99"/>
-              <w:bottom w:val="double" w:sz="4" w:space="0" w:color="47D459" w:themeColor="accent3" w:themeTint="99"/>
-              <w:right w:val="double" w:sz="4" w:space="0" w:color="47D459" w:themeColor="accent3" w:themeTint="99"/>
-            </w:tcBorders>
-            <w:vAlign w:val="center"/>
-            <w:hideMark/>
-          </w:tcPr>
-          <w:p>
-            <w:pPr>
-              <w:spacing w:after="160" w:line="276" w:lineRule="auto"/>
-              <w:ind w:right="-455"/>
-              <w:rPr>
-                <w:rFonts w:ascii="Arial Nova Cond Light" w:eastAsia="Arial" w:hAnsi="Arial Nova Cond Light" w:cs="Arial"/>
+            <w:vAlign w:val="center"/>
+          </w:tcPr>
+          <w:p>
+            <w:pPr>
+              <w:pStyle w:val="Prrafodelista"/>
+              <w:tabs>
+                <w:tab w:val="left" w:pos="0"/>
+                <w:tab w:val="left" w:pos="142"/>
+                <w:tab w:val="left" w:pos="284"/>
+              </w:tabs>
+              <w:spacing w:line="276" w:lineRule="auto"/>
+              <w:ind w:left="0"/>
+              <w:jc w:val="center"/>
+              <w:rPr>
+                <w:rFonts w:ascii="Arial Nova Cond" w:eastAsia="Calibri" w:hAnsi="Arial Nova Cond" w:cs="Times New Roman"/>
                 <w:b/>
                 <w:bCs/>
-                <w:color w:val="000000"/>
+                <w:sz w:val="20"/>
+                <w:szCs w:val="20"/>
                 <w:lang w:val="es-ES_tradnl"/>
               </w:rPr>
             </w:pPr>
             <w:r>
               <w:rPr>
-                <w:rFonts w:ascii="Arial Nova Cond Light" w:eastAsia="Arial" w:hAnsi="Arial Nova Cond Light" w:cs="Arial"/>
+                <w:rFonts w:ascii="Arial Nova Cond" w:eastAsia="Calibri" w:hAnsi="Arial Nova Cond" w:cs="Times New Roman"/>
                 <w:b/>
                 <w:bCs/>
-                <w:color w:val="000000"/>
+                <w:sz w:val="20"/>
+                <w:szCs w:val="20"/>
                 <w:lang w:val="es-ES_tradnl"/>
               </w:rPr>
               <w:t>U 2</w:t>
@@ -12274,30 +12301,23 @@
         <w:tc>
           <w:tcPr>
             <w:tcW w:w="1726" w:type="dxa"/>
-            <w:tcBorders>
-              <w:top w:val="double" w:sz="4" w:space="0" w:color="47D459" w:themeColor="accent3" w:themeTint="99"/>
-              <w:left w:val="double" w:sz="4" w:space="0" w:color="47D459" w:themeColor="accent3" w:themeTint="99"/>
-              <w:bottom w:val="double" w:sz="4" w:space="0" w:color="47D459" w:themeColor="accent3" w:themeTint="99"/>
-              <w:right w:val="double" w:sz="4" w:space="0" w:color="47D459" w:themeColor="accent3" w:themeTint="99"/>
-            </w:tcBorders>
-            <w:vAlign w:val="center"/>
-            <w:hideMark/>
-          </w:tcPr>
-          <w:p>
-            <w:pPr>
-              <w:spacing w:after="160" w:line="276" w:lineRule="auto"/>
-              <w:ind w:right="-455"/>
-              <w:rPr>
-                <w:rFonts w:ascii="Arial Nova Cond Light" w:eastAsia="Arial" w:hAnsi="Arial Nova Cond Light" w:cs="Arial"/>
-                <w:b/>
-                <w:color w:val="000000"/>
-              </w:rPr>
-            </w:pPr>
-            <w:r>
-              <w:rPr>
-                <w:rFonts w:ascii="Arial Nova Cond Light" w:eastAsia="Arial" w:hAnsi="Arial Nova Cond Light" w:cs="Arial"/>
-                <w:b/>
-                <w:color w:val="000000"/>
+            <w:vAlign w:val="center"/>
+          </w:tcPr>
+          <w:p>
+            <w:pPr>
+              <w:pStyle w:val="NormalWeb"/>
+              <w:jc w:val="both"/>
+              <w:rPr>
+                <w:rFonts w:ascii="Arial Nova Cond" w:eastAsia="Calibri" w:hAnsi="Arial Nova Cond"/>
+                <w:sz w:val="20"/>
+                <w:szCs w:val="20"/>
+              </w:rPr>
+            </w:pPr>
+            <w:r>
+              <w:rPr>
+                <w:rFonts w:ascii="Arial Nova Cond" w:eastAsia="Calibri" w:hAnsi="Arial Nova Cond"/>
+                <w:sz w:val="20"/>
+                <w:szCs w:val="20"/>
                 <w:lang w:val="es-ES_tradnl"/>
               </w:rPr>
               <w:t>{{problemapotencialidad2}}</w:t>
@@ -12307,31 +12327,31 @@
         <w:tc>
           <w:tcPr>
             <w:tcW w:w="6169" w:type="dxa"/>
-            <w:tcBorders>
-              <w:top w:val="double" w:sz="4" w:space="0" w:color="47D459" w:themeColor="accent3" w:themeTint="99"/>
-              <w:left w:val="double" w:sz="4" w:space="0" w:color="47D459" w:themeColor="accent3" w:themeTint="99"/>
-              <w:bottom w:val="double" w:sz="4" w:space="0" w:color="47D459" w:themeColor="accent3" w:themeTint="99"/>
-              <w:right w:val="double" w:sz="4" w:space="0" w:color="47D459" w:themeColor="accent3" w:themeTint="99"/>
-            </w:tcBorders>
-            <w:vAlign w:val="center"/>
-            <w:hideMark/>
-          </w:tcPr>
-          <w:p>
-            <w:pPr>
-              <w:spacing w:after="160" w:line="276" w:lineRule="auto"/>
-              <w:ind w:right="-455"/>
-              <w:rPr>
-                <w:rFonts w:ascii="Arial Nova Cond Light" w:eastAsia="Arial" w:hAnsi="Arial Nova Cond Light" w:cs="Arial"/>
-                <w:b/>
-                <w:color w:val="000000"/>
+            <w:vAlign w:val="center"/>
+          </w:tcPr>
+          <w:p>
+            <w:pPr>
+              <w:pStyle w:val="Prrafodelista"/>
+              <w:tabs>
+                <w:tab w:val="left" w:pos="0"/>
+                <w:tab w:val="left" w:pos="142"/>
+                <w:tab w:val="left" w:pos="284"/>
+              </w:tabs>
+              <w:spacing w:line="276" w:lineRule="auto"/>
+              <w:ind w:left="0"/>
+              <w:jc w:val="both"/>
+              <w:rPr>
+                <w:rFonts w:ascii="Arial Nova Cond" w:eastAsia="Calibri" w:hAnsi="Arial Nova Cond" w:cs="Times New Roman"/>
+                <w:sz w:val="20"/>
+                <w:szCs w:val="20"/>
                 <w:lang w:val="es-ES_tradnl"/>
               </w:rPr>
             </w:pPr>
             <w:r>
               <w:rPr>
-                <w:rFonts w:ascii="Arial Nova Cond Light" w:eastAsia="Arial" w:hAnsi="Arial Nova Cond Light" w:cs="Arial"/>
-                <w:b/>
-                <w:color w:val="000000"/>
+                <w:rFonts w:ascii="Arial Nova Cond" w:eastAsia="Calibri" w:hAnsi="Arial Nova Cond" w:cs="Times New Roman"/>
+                <w:sz w:val="20"/>
+                <w:szCs w:val="20"/>
                 <w:lang w:val="es-ES_tradnl"/>
               </w:rPr>
               <w:t>{{situacionsignificativa2}}</w:t>
@@ -12341,30 +12361,27 @@
         <w:tc>
           <w:tcPr>
             <w:tcW w:w="2015" w:type="dxa"/>
-            <w:tcBorders>
-              <w:top w:val="double" w:sz="4" w:space="0" w:color="47D459" w:themeColor="accent3" w:themeTint="99"/>
-              <w:left w:val="double" w:sz="4" w:space="0" w:color="47D459" w:themeColor="accent3" w:themeTint="99"/>
-              <w:bottom w:val="double" w:sz="4" w:space="0" w:color="47D459" w:themeColor="accent3" w:themeTint="99"/>
-              <w:right w:val="double" w:sz="4" w:space="0" w:color="47D459" w:themeColor="accent3" w:themeTint="99"/>
-            </w:tcBorders>
-            <w:vAlign w:val="center"/>
-            <w:hideMark/>
-          </w:tcPr>
-          <w:p>
-            <w:pPr>
-              <w:spacing w:after="160" w:line="276" w:lineRule="auto"/>
-              <w:ind w:right="-455"/>
-              <w:rPr>
-                <w:rFonts w:ascii="Arial Nova Cond Light" w:eastAsia="Arial" w:hAnsi="Arial Nova Cond Light" w:cs="Arial"/>
-                <w:b/>
-                <w:color w:val="000000"/>
-              </w:rPr>
-            </w:pPr>
-            <w:r>
-              <w:rPr>
-                <w:rFonts w:ascii="Arial Nova Cond Light" w:eastAsia="Arial" w:hAnsi="Arial Nova Cond Light" w:cs="Arial"/>
-                <w:b/>
-                <w:color w:val="000000"/>
+            <w:vAlign w:val="center"/>
+          </w:tcPr>
+          <w:p>
+            <w:pPr>
+              <w:autoSpaceDE w:val="0"/>
+              <w:autoSpaceDN w:val="0"/>
+              <w:adjustRightInd w:val="0"/>
+              <w:jc w:val="center"/>
+              <w:rPr>
+                <w:rFonts w:ascii="Arial Nova Cond" w:hAnsi="Arial Nova Cond" w:cs="Arial"/>
+                <w:color w:val="000000"/>
+                <w:sz w:val="20"/>
+                <w:szCs w:val="20"/>
+              </w:rPr>
+            </w:pPr>
+            <w:r>
+              <w:rPr>
+                <w:rFonts w:ascii="Arial Nova Cond" w:hAnsi="Arial Nova Cond" w:cs="Arial"/>
+                <w:color w:val="000000"/>
+                <w:sz w:val="20"/>
+                <w:szCs w:val="20"/>
               </w:rPr>
               <w:t>{{titulosituacionsignificativa2}}</w:t>
             </w:r>
@@ -12373,30 +12390,27 @@
         <w:tc>
           <w:tcPr>
             <w:tcW w:w="1634" w:type="dxa"/>
-            <w:tcBorders>
-              <w:top w:val="double" w:sz="4" w:space="0" w:color="47D459" w:themeColor="accent3" w:themeTint="99"/>
-              <w:left w:val="double" w:sz="4" w:space="0" w:color="47D459" w:themeColor="accent3" w:themeTint="99"/>
-              <w:bottom w:val="double" w:sz="4" w:space="0" w:color="47D459" w:themeColor="accent3" w:themeTint="99"/>
-              <w:right w:val="double" w:sz="4" w:space="0" w:color="47D459" w:themeColor="accent3" w:themeTint="99"/>
-            </w:tcBorders>
-            <w:vAlign w:val="center"/>
-            <w:hideMark/>
-          </w:tcPr>
-          <w:p>
-            <w:pPr>
-              <w:spacing w:after="160" w:line="276" w:lineRule="auto"/>
-              <w:ind w:right="-455"/>
-              <w:rPr>
-                <w:rFonts w:ascii="Arial Nova Cond Light" w:eastAsia="Arial" w:hAnsi="Arial Nova Cond Light" w:cs="Arial"/>
-                <w:b/>
-                <w:color w:val="000000"/>
-              </w:rPr>
-            </w:pPr>
-            <w:r>
-              <w:rPr>
-                <w:rFonts w:ascii="Arial Nova Cond Light" w:eastAsia="Arial" w:hAnsi="Arial Nova Cond Light" w:cs="Arial"/>
-                <w:b/>
-                <w:color w:val="000000"/>
+            <w:vAlign w:val="center"/>
+          </w:tcPr>
+          <w:p>
+            <w:pPr>
+              <w:autoSpaceDE w:val="0"/>
+              <w:autoSpaceDN w:val="0"/>
+              <w:adjustRightInd w:val="0"/>
+              <w:jc w:val="both"/>
+              <w:rPr>
+                <w:rFonts w:ascii="Arial Nova Cond" w:hAnsi="Arial Nova Cond" w:cs="Arial"/>
+                <w:color w:val="000000"/>
+                <w:sz w:val="20"/>
+                <w:szCs w:val="20"/>
+              </w:rPr>
+            </w:pPr>
+            <w:r>
+              <w:rPr>
+                <w:rFonts w:ascii="Arial Nova Cond" w:hAnsi="Arial Nova Cond" w:cs="Arial"/>
+                <w:color w:val="000000"/>
+                <w:sz w:val="20"/>
+                <w:szCs w:val="20"/>
               </w:rPr>
               <w:t>{{competencias2}}</w:t>
             </w:r>
@@ -12405,30 +12419,27 @@
         <w:tc>
           <w:tcPr>
             <w:tcW w:w="1337" w:type="dxa"/>
-            <w:tcBorders>
-              <w:top w:val="double" w:sz="4" w:space="0" w:color="47D459" w:themeColor="accent3" w:themeTint="99"/>
-              <w:left w:val="double" w:sz="4" w:space="0" w:color="47D459" w:themeColor="accent3" w:themeTint="99"/>
-              <w:bottom w:val="double" w:sz="4" w:space="0" w:color="47D459" w:themeColor="accent3" w:themeTint="99"/>
-              <w:right w:val="double" w:sz="4" w:space="0" w:color="47D459" w:themeColor="accent3" w:themeTint="99"/>
-            </w:tcBorders>
-            <w:vAlign w:val="center"/>
-            <w:hideMark/>
-          </w:tcPr>
-          <w:p>
-            <w:pPr>
-              <w:spacing w:after="160" w:line="276" w:lineRule="auto"/>
-              <w:ind w:right="-455"/>
-              <w:rPr>
-                <w:rFonts w:ascii="Arial Nova Cond Light" w:eastAsia="Arial" w:hAnsi="Arial Nova Cond Light" w:cs="Arial"/>
-                <w:b/>
-                <w:color w:val="000000"/>
-              </w:rPr>
-            </w:pPr>
-            <w:r>
-              <w:rPr>
-                <w:rFonts w:ascii="Arial Nova Cond Light" w:eastAsia="Arial" w:hAnsi="Arial Nova Cond Light" w:cs="Arial"/>
-                <w:b/>
-                <w:color w:val="000000"/>
+            <w:vAlign w:val="center"/>
+          </w:tcPr>
+          <w:p>
+            <w:pPr>
+              <w:autoSpaceDE w:val="0"/>
+              <w:autoSpaceDN w:val="0"/>
+              <w:adjustRightInd w:val="0"/>
+              <w:jc w:val="center"/>
+              <w:rPr>
+                <w:rFonts w:ascii="Arial Nova Cond" w:hAnsi="Arial Nova Cond" w:cs="Arial"/>
+                <w:color w:val="000000"/>
+                <w:sz w:val="20"/>
+                <w:szCs w:val="20"/>
+              </w:rPr>
+            </w:pPr>
+            <w:r>
+              <w:rPr>
+                <w:rFonts w:ascii="Arial Nova Cond" w:hAnsi="Arial Nova Cond" w:cs="Arial"/>
+                <w:color w:val="000000"/>
+                <w:sz w:val="20"/>
+                <w:szCs w:val="20"/>
               </w:rPr>
               <w:t>{{producto2}}</w:t>
             </w:r>
@@ -12444,33 +12455,35 @@
           <w:tcPr>
             <w:tcW w:w="875" w:type="dxa"/>
             <w:vMerge w:val="restart"/>
-            <w:tcBorders>
-              <w:top w:val="double" w:sz="4" w:space="0" w:color="47D459" w:themeColor="accent3" w:themeTint="99"/>
-              <w:left w:val="double" w:sz="4" w:space="0" w:color="47D459" w:themeColor="accent3" w:themeTint="99"/>
-              <w:bottom w:val="double" w:sz="4" w:space="0" w:color="47D459" w:themeColor="accent3" w:themeTint="99"/>
-              <w:right w:val="double" w:sz="4" w:space="0" w:color="47D459" w:themeColor="accent3" w:themeTint="99"/>
-            </w:tcBorders>
-            <w:vAlign w:val="center"/>
-            <w:hideMark/>
-          </w:tcPr>
-          <w:p>
-            <w:pPr>
-              <w:spacing w:after="160" w:line="276" w:lineRule="auto"/>
-              <w:ind w:right="-455"/>
-              <w:rPr>
-                <w:rFonts w:ascii="Arial Nova Cond Light" w:eastAsia="Arial" w:hAnsi="Arial Nova Cond Light" w:cs="Arial"/>
+            <w:vAlign w:val="center"/>
+          </w:tcPr>
+          <w:p>
+            <w:pPr>
+              <w:pStyle w:val="Prrafodelista"/>
+              <w:tabs>
+                <w:tab w:val="left" w:pos="0"/>
+                <w:tab w:val="left" w:pos="142"/>
+                <w:tab w:val="left" w:pos="284"/>
+              </w:tabs>
+              <w:spacing w:line="276" w:lineRule="auto"/>
+              <w:ind w:left="0"/>
+              <w:jc w:val="center"/>
+              <w:rPr>
+                <w:rFonts w:ascii="Arial Nova Cond" w:eastAsia="Calibri" w:hAnsi="Arial Nova Cond" w:cs="Times New Roman"/>
                 <w:b/>
                 <w:bCs/>
-                <w:color w:val="000000"/>
+                <w:sz w:val="20"/>
+                <w:szCs w:val="20"/>
                 <w:lang w:val="es-ES_tradnl"/>
               </w:rPr>
             </w:pPr>
             <w:r>
               <w:rPr>
-                <w:rFonts w:ascii="Arial Nova Cond Light" w:eastAsia="Arial" w:hAnsi="Arial Nova Cond Light" w:cs="Arial"/>
+                <w:rFonts w:ascii="Arial Nova Cond" w:eastAsia="Calibri" w:hAnsi="Arial Nova Cond" w:cs="Times New Roman"/>
                 <w:b/>
                 <w:bCs/>
-                <w:color w:val="000000"/>
+                <w:sz w:val="20"/>
+                <w:szCs w:val="20"/>
                 <w:lang w:val="es-ES_tradnl"/>
               </w:rPr>
               <w:t>II</w:t>
@@ -12480,33 +12493,35 @@
         <w:tc>
           <w:tcPr>
             <w:tcW w:w="1095" w:type="dxa"/>
-            <w:tcBorders>
-              <w:top w:val="double" w:sz="4" w:space="0" w:color="47D459" w:themeColor="accent3" w:themeTint="99"/>
-              <w:left w:val="double" w:sz="4" w:space="0" w:color="47D459" w:themeColor="accent3" w:themeTint="99"/>
-              <w:bottom w:val="double" w:sz="4" w:space="0" w:color="47D459" w:themeColor="accent3" w:themeTint="99"/>
-              <w:right w:val="double" w:sz="4" w:space="0" w:color="47D459" w:themeColor="accent3" w:themeTint="99"/>
-            </w:tcBorders>
-            <w:vAlign w:val="center"/>
-            <w:hideMark/>
-          </w:tcPr>
-          <w:p>
-            <w:pPr>
-              <w:spacing w:after="160" w:line="276" w:lineRule="auto"/>
-              <w:ind w:right="-455"/>
-              <w:rPr>
-                <w:rFonts w:ascii="Arial Nova Cond Light" w:eastAsia="Arial" w:hAnsi="Arial Nova Cond Light" w:cs="Arial"/>
+            <w:vAlign w:val="center"/>
+          </w:tcPr>
+          <w:p>
+            <w:pPr>
+              <w:pStyle w:val="Prrafodelista"/>
+              <w:tabs>
+                <w:tab w:val="left" w:pos="0"/>
+                <w:tab w:val="left" w:pos="142"/>
+                <w:tab w:val="left" w:pos="284"/>
+              </w:tabs>
+              <w:spacing w:line="276" w:lineRule="auto"/>
+              <w:ind w:left="0"/>
+              <w:jc w:val="center"/>
+              <w:rPr>
+                <w:rFonts w:ascii="Arial Nova Cond" w:eastAsia="Calibri" w:hAnsi="Arial Nova Cond" w:cs="Times New Roman"/>
                 <w:b/>
                 <w:bCs/>
-                <w:color w:val="000000"/>
+                <w:sz w:val="20"/>
+                <w:szCs w:val="20"/>
                 <w:lang w:val="es-ES_tradnl"/>
               </w:rPr>
             </w:pPr>
             <w:r>
               <w:rPr>
-                <w:rFonts w:ascii="Arial Nova Cond Light" w:eastAsia="Arial" w:hAnsi="Arial Nova Cond Light" w:cs="Arial"/>
+                <w:rFonts w:ascii="Arial Nova Cond" w:eastAsia="Calibri" w:hAnsi="Arial Nova Cond" w:cs="Times New Roman"/>
                 <w:b/>
                 <w:bCs/>
-                <w:color w:val="000000"/>
+                <w:sz w:val="20"/>
+                <w:szCs w:val="20"/>
                 <w:lang w:val="es-ES_tradnl"/>
               </w:rPr>
               <w:t>U 3</w:t>
@@ -12516,30 +12531,23 @@
         <w:tc>
           <w:tcPr>
             <w:tcW w:w="1726" w:type="dxa"/>
-            <w:tcBorders>
-              <w:top w:val="double" w:sz="4" w:space="0" w:color="47D459" w:themeColor="accent3" w:themeTint="99"/>
-              <w:left w:val="double" w:sz="4" w:space="0" w:color="47D459" w:themeColor="accent3" w:themeTint="99"/>
-              <w:bottom w:val="double" w:sz="4" w:space="0" w:color="47D459" w:themeColor="accent3" w:themeTint="99"/>
-              <w:right w:val="double" w:sz="4" w:space="0" w:color="47D459" w:themeColor="accent3" w:themeTint="99"/>
-            </w:tcBorders>
-            <w:vAlign w:val="center"/>
-            <w:hideMark/>
-          </w:tcPr>
-          <w:p>
-            <w:pPr>
-              <w:spacing w:after="160" w:line="276" w:lineRule="auto"/>
-              <w:ind w:right="-455"/>
-              <w:rPr>
-                <w:rFonts w:ascii="Arial Nova Cond Light" w:eastAsia="Arial" w:hAnsi="Arial Nova Cond Light" w:cs="Arial"/>
-                <w:b/>
-                <w:color w:val="000000"/>
-              </w:rPr>
-            </w:pPr>
-            <w:r>
-              <w:rPr>
-                <w:rFonts w:ascii="Arial Nova Cond Light" w:eastAsia="Arial" w:hAnsi="Arial Nova Cond Light" w:cs="Arial"/>
-                <w:b/>
-                <w:color w:val="000000"/>
+            <w:vAlign w:val="center"/>
+          </w:tcPr>
+          <w:p>
+            <w:pPr>
+              <w:pStyle w:val="Sinespaciado"/>
+              <w:jc w:val="both"/>
+              <w:rPr>
+                <w:rFonts w:ascii="Arial Nova Cond" w:eastAsia="Times New Roman" w:hAnsi="Arial Nova Cond" w:cs="Times New Roman"/>
+                <w:sz w:val="20"/>
+                <w:szCs w:val="20"/>
+              </w:rPr>
+            </w:pPr>
+            <w:r>
+              <w:rPr>
+                <w:rFonts w:ascii="Arial Nova Cond" w:eastAsia="Calibri" w:hAnsi="Arial Nova Cond" w:cs="Times New Roman"/>
+                <w:sz w:val="20"/>
+                <w:szCs w:val="20"/>
                 <w:lang w:val="es-ES_tradnl"/>
               </w:rPr>
               <w:t>{{problemapotencialidad3}}</w:t>
@@ -12549,31 +12557,32 @@
         <w:tc>
           <w:tcPr>
             <w:tcW w:w="6169" w:type="dxa"/>
-            <w:tcBorders>
-              <w:top w:val="double" w:sz="4" w:space="0" w:color="47D459" w:themeColor="accent3" w:themeTint="99"/>
-              <w:left w:val="double" w:sz="4" w:space="0" w:color="47D459" w:themeColor="accent3" w:themeTint="99"/>
-              <w:bottom w:val="double" w:sz="4" w:space="0" w:color="47D459" w:themeColor="accent3" w:themeTint="99"/>
-              <w:right w:val="double" w:sz="4" w:space="0" w:color="47D459" w:themeColor="accent3" w:themeTint="99"/>
-            </w:tcBorders>
-            <w:vAlign w:val="center"/>
-            <w:hideMark/>
-          </w:tcPr>
-          <w:p>
-            <w:pPr>
-              <w:spacing w:after="160" w:line="276" w:lineRule="auto"/>
-              <w:ind w:right="-455"/>
-              <w:rPr>
-                <w:rFonts w:ascii="Arial Nova Cond Light" w:eastAsia="Arial" w:hAnsi="Arial Nova Cond Light" w:cs="Arial"/>
-                <w:b/>
-                <w:color w:val="000000"/>
+            <w:vAlign w:val="center"/>
+          </w:tcPr>
+          <w:p>
+            <w:pPr>
+              <w:pStyle w:val="Prrafodelista"/>
+              <w:tabs>
+                <w:tab w:val="left" w:pos="0"/>
+                <w:tab w:val="left" w:pos="142"/>
+                <w:tab w:val="left" w:pos="284"/>
+              </w:tabs>
+              <w:spacing w:line="276" w:lineRule="auto"/>
+              <w:ind w:left="0"/>
+              <w:jc w:val="both"/>
+              <w:rPr>
+                <w:rFonts w:ascii="Arial Nova Cond" w:eastAsia="Calibri" w:hAnsi="Arial Nova Cond" w:cs="Times New Roman"/>
+                <w:color w:val="000000" w:themeColor="text1"/>
+                <w:sz w:val="20"/>
+                <w:szCs w:val="20"/>
                 <w:lang w:val="es-ES_tradnl"/>
               </w:rPr>
             </w:pPr>
             <w:r>
               <w:rPr>
-                <w:rFonts w:ascii="Arial Nova Cond Light" w:eastAsia="Arial" w:hAnsi="Arial Nova Cond Light" w:cs="Arial"/>
-                <w:b/>
-                <w:color w:val="000000"/>
+                <w:rFonts w:ascii="Arial Nova Cond" w:eastAsia="Calibri" w:hAnsi="Arial Nova Cond" w:cs="Times New Roman"/>
+                <w:sz w:val="20"/>
+                <w:szCs w:val="20"/>
                 <w:lang w:val="es-ES_tradnl"/>
               </w:rPr>
               <w:t>{{situacionsignificativa3}}</w:t>
@@ -12583,30 +12592,27 @@
         <w:tc>
           <w:tcPr>
             <w:tcW w:w="2015" w:type="dxa"/>
-            <w:tcBorders>
-              <w:top w:val="double" w:sz="4" w:space="0" w:color="47D459" w:themeColor="accent3" w:themeTint="99"/>
-              <w:left w:val="double" w:sz="4" w:space="0" w:color="47D459" w:themeColor="accent3" w:themeTint="99"/>
-              <w:bottom w:val="double" w:sz="4" w:space="0" w:color="47D459" w:themeColor="accent3" w:themeTint="99"/>
-              <w:right w:val="double" w:sz="4" w:space="0" w:color="47D459" w:themeColor="accent3" w:themeTint="99"/>
-            </w:tcBorders>
-            <w:vAlign w:val="center"/>
-            <w:hideMark/>
-          </w:tcPr>
-          <w:p>
-            <w:pPr>
-              <w:spacing w:after="160" w:line="276" w:lineRule="auto"/>
-              <w:ind w:right="-455"/>
-              <w:rPr>
-                <w:rFonts w:ascii="Arial Nova Cond Light" w:eastAsia="Arial" w:hAnsi="Arial Nova Cond Light" w:cs="Arial"/>
-                <w:b/>
-                <w:color w:val="000000"/>
-              </w:rPr>
-            </w:pPr>
-            <w:r>
-              <w:rPr>
-                <w:rFonts w:ascii="Arial Nova Cond Light" w:eastAsia="Arial" w:hAnsi="Arial Nova Cond Light" w:cs="Arial"/>
-                <w:b/>
-                <w:color w:val="000000"/>
+            <w:vAlign w:val="center"/>
+          </w:tcPr>
+          <w:p>
+            <w:pPr>
+              <w:autoSpaceDE w:val="0"/>
+              <w:autoSpaceDN w:val="0"/>
+              <w:adjustRightInd w:val="0"/>
+              <w:jc w:val="center"/>
+              <w:rPr>
+                <w:rFonts w:ascii="Arial Nova Cond" w:hAnsi="Arial Nova Cond" w:cs="Arial"/>
+                <w:color w:val="215E99" w:themeColor="text2" w:themeTint="BF"/>
+                <w:sz w:val="20"/>
+                <w:szCs w:val="20"/>
+              </w:rPr>
+            </w:pPr>
+            <w:r>
+              <w:rPr>
+                <w:rFonts w:ascii="Arial Nova Cond" w:hAnsi="Arial Nova Cond" w:cs="Arial"/>
+                <w:color w:val="000000"/>
+                <w:sz w:val="20"/>
+                <w:szCs w:val="20"/>
               </w:rPr>
               <w:t>{{titulosituacionsignificativa3}}</w:t>
             </w:r>
@@ -12615,30 +12621,27 @@
         <w:tc>
           <w:tcPr>
             <w:tcW w:w="1634" w:type="dxa"/>
-            <w:tcBorders>
-              <w:top w:val="double" w:sz="4" w:space="0" w:color="47D459" w:themeColor="accent3" w:themeTint="99"/>
-              <w:left w:val="double" w:sz="4" w:space="0" w:color="47D459" w:themeColor="accent3" w:themeTint="99"/>
-              <w:bottom w:val="double" w:sz="4" w:space="0" w:color="47D459" w:themeColor="accent3" w:themeTint="99"/>
-              <w:right w:val="double" w:sz="4" w:space="0" w:color="47D459" w:themeColor="accent3" w:themeTint="99"/>
-            </w:tcBorders>
-            <w:vAlign w:val="center"/>
-            <w:hideMark/>
-          </w:tcPr>
-          <w:p>
-            <w:pPr>
-              <w:spacing w:after="160" w:line="276" w:lineRule="auto"/>
-              <w:ind w:right="-455"/>
-              <w:rPr>
-                <w:rFonts w:ascii="Arial Nova Cond Light" w:eastAsia="Arial" w:hAnsi="Arial Nova Cond Light" w:cs="Arial"/>
-                <w:b/>
-                <w:color w:val="000000"/>
-              </w:rPr>
-            </w:pPr>
-            <w:r>
-              <w:rPr>
-                <w:rFonts w:ascii="Arial Nova Cond Light" w:eastAsia="Arial" w:hAnsi="Arial Nova Cond Light" w:cs="Arial"/>
-                <w:b/>
-                <w:color w:val="000000"/>
+            <w:vAlign w:val="center"/>
+          </w:tcPr>
+          <w:p>
+            <w:pPr>
+              <w:autoSpaceDE w:val="0"/>
+              <w:autoSpaceDN w:val="0"/>
+              <w:adjustRightInd w:val="0"/>
+              <w:jc w:val="both"/>
+              <w:rPr>
+                <w:rFonts w:ascii="Arial Nova Cond" w:hAnsi="Arial Nova Cond" w:cs="Arial"/>
+                <w:color w:val="000000"/>
+                <w:sz w:val="20"/>
+                <w:szCs w:val="20"/>
+              </w:rPr>
+            </w:pPr>
+            <w:r>
+              <w:rPr>
+                <w:rFonts w:ascii="Arial Nova Cond" w:hAnsi="Arial Nova Cond" w:cs="Arial"/>
+                <w:color w:val="000000"/>
+                <w:sz w:val="20"/>
+                <w:szCs w:val="20"/>
               </w:rPr>
               <w:t>{{competencias3}}</w:t>
             </w:r>
@@ -12647,30 +12650,27 @@
         <w:tc>
           <w:tcPr>
             <w:tcW w:w="1337" w:type="dxa"/>
-            <w:tcBorders>
-              <w:top w:val="double" w:sz="4" w:space="0" w:color="47D459" w:themeColor="accent3" w:themeTint="99"/>
-              <w:left w:val="double" w:sz="4" w:space="0" w:color="47D459" w:themeColor="accent3" w:themeTint="99"/>
-              <w:bottom w:val="double" w:sz="4" w:space="0" w:color="47D459" w:themeColor="accent3" w:themeTint="99"/>
-              <w:right w:val="double" w:sz="4" w:space="0" w:color="47D459" w:themeColor="accent3" w:themeTint="99"/>
-            </w:tcBorders>
-            <w:vAlign w:val="center"/>
-            <w:hideMark/>
-          </w:tcPr>
-          <w:p>
-            <w:pPr>
-              <w:spacing w:after="160" w:line="276" w:lineRule="auto"/>
-              <w:ind w:right="-455"/>
-              <w:rPr>
-                <w:rFonts w:ascii="Arial Nova Cond Light" w:eastAsia="Arial" w:hAnsi="Arial Nova Cond Light" w:cs="Arial"/>
-                <w:b/>
-                <w:color w:val="000000"/>
-              </w:rPr>
-            </w:pPr>
-            <w:r>
-              <w:rPr>
-                <w:rFonts w:ascii="Arial Nova Cond Light" w:eastAsia="Arial" w:hAnsi="Arial Nova Cond Light" w:cs="Arial"/>
-                <w:b/>
-                <w:color w:val="000000"/>
+            <w:vAlign w:val="center"/>
+          </w:tcPr>
+          <w:p>
+            <w:pPr>
+              <w:autoSpaceDE w:val="0"/>
+              <w:autoSpaceDN w:val="0"/>
+              <w:adjustRightInd w:val="0"/>
+              <w:jc w:val="center"/>
+              <w:rPr>
+                <w:rFonts w:ascii="Arial Nova Cond" w:hAnsi="Arial Nova Cond" w:cs="Arial"/>
+                <w:color w:val="000000"/>
+                <w:sz w:val="20"/>
+                <w:szCs w:val="20"/>
+              </w:rPr>
+            </w:pPr>
+            <w:r>
+              <w:rPr>
+                <w:rFonts w:ascii="Arial Nova Cond" w:hAnsi="Arial Nova Cond" w:cs="Arial"/>
+                <w:color w:val="000000"/>
+                <w:sz w:val="20"/>
+                <w:szCs w:val="20"/>
               </w:rPr>
               <w:t>{{producto3}}</w:t>
             </w:r>
@@ -12686,24 +12686,25 @@
           <w:tcPr>
             <w:tcW w:w="875" w:type="dxa"/>
             <w:vMerge/>
-            <w:tcBorders>
-              <w:top w:val="double" w:sz="4" w:space="0" w:color="47D459" w:themeColor="accent3" w:themeTint="99"/>
-              <w:left w:val="double" w:sz="4" w:space="0" w:color="47D459" w:themeColor="accent3" w:themeTint="99"/>
-              <w:bottom w:val="double" w:sz="4" w:space="0" w:color="47D459" w:themeColor="accent3" w:themeTint="99"/>
-              <w:right w:val="double" w:sz="4" w:space="0" w:color="47D459" w:themeColor="accent3" w:themeTint="99"/>
-            </w:tcBorders>
-            <w:vAlign w:val="center"/>
-            <w:hideMark/>
-          </w:tcPr>
-          <w:p>
-            <w:pPr>
-              <w:spacing w:after="160" w:line="276" w:lineRule="auto"/>
-              <w:ind w:right="-455"/>
-              <w:rPr>
-                <w:rFonts w:ascii="Arial Nova Cond Light" w:eastAsia="Arial" w:hAnsi="Arial Nova Cond Light" w:cs="Arial"/>
+            <w:vAlign w:val="center"/>
+          </w:tcPr>
+          <w:p>
+            <w:pPr>
+              <w:pStyle w:val="Prrafodelista"/>
+              <w:tabs>
+                <w:tab w:val="left" w:pos="0"/>
+                <w:tab w:val="left" w:pos="142"/>
+                <w:tab w:val="left" w:pos="284"/>
+              </w:tabs>
+              <w:spacing w:line="276" w:lineRule="auto"/>
+              <w:ind w:left="0"/>
+              <w:jc w:val="center"/>
+              <w:rPr>
+                <w:rFonts w:ascii="Arial Nova Cond" w:eastAsia="Calibri" w:hAnsi="Arial Nova Cond" w:cs="Times New Roman"/>
                 <w:b/>
                 <w:bCs/>
-                <w:color w:val="000000"/>
+                <w:sz w:val="20"/>
+                <w:szCs w:val="20"/>
                 <w:lang w:val="es-ES_tradnl"/>
               </w:rPr>
             </w:pPr>
@@ -12712,33 +12713,35 @@
         <w:tc>
           <w:tcPr>
             <w:tcW w:w="1095" w:type="dxa"/>
-            <w:tcBorders>
-              <w:top w:val="double" w:sz="4" w:space="0" w:color="47D459" w:themeColor="accent3" w:themeTint="99"/>
-              <w:left w:val="double" w:sz="4" w:space="0" w:color="47D459" w:themeColor="accent3" w:themeTint="99"/>
-              <w:bottom w:val="double" w:sz="4" w:space="0" w:color="47D459" w:themeColor="accent3" w:themeTint="99"/>
-              <w:right w:val="double" w:sz="4" w:space="0" w:color="47D459" w:themeColor="accent3" w:themeTint="99"/>
-            </w:tcBorders>
-            <w:vAlign w:val="center"/>
-            <w:hideMark/>
-          </w:tcPr>
-          <w:p>
-            <w:pPr>
-              <w:spacing w:after="160" w:line="276" w:lineRule="auto"/>
-              <w:ind w:right="-455"/>
-              <w:rPr>
-                <w:rFonts w:ascii="Arial Nova Cond Light" w:eastAsia="Arial" w:hAnsi="Arial Nova Cond Light" w:cs="Arial"/>
+            <w:vAlign w:val="center"/>
+          </w:tcPr>
+          <w:p>
+            <w:pPr>
+              <w:pStyle w:val="Prrafodelista"/>
+              <w:tabs>
+                <w:tab w:val="left" w:pos="0"/>
+                <w:tab w:val="left" w:pos="142"/>
+                <w:tab w:val="left" w:pos="284"/>
+              </w:tabs>
+              <w:spacing w:line="276" w:lineRule="auto"/>
+              <w:ind w:left="0"/>
+              <w:jc w:val="center"/>
+              <w:rPr>
+                <w:rFonts w:ascii="Arial Nova Cond" w:eastAsia="Calibri" w:hAnsi="Arial Nova Cond" w:cs="Times New Roman"/>
                 <w:b/>
                 <w:bCs/>
-                <w:color w:val="000000"/>
+                <w:sz w:val="20"/>
+                <w:szCs w:val="20"/>
                 <w:lang w:val="es-ES_tradnl"/>
               </w:rPr>
             </w:pPr>
             <w:r>
               <w:rPr>
-                <w:rFonts w:ascii="Arial Nova Cond Light" w:eastAsia="Arial" w:hAnsi="Arial Nova Cond Light" w:cs="Arial"/>
+                <w:rFonts w:ascii="Arial Nova Cond" w:eastAsia="Calibri" w:hAnsi="Arial Nova Cond" w:cs="Times New Roman"/>
                 <w:b/>
                 <w:bCs/>
-                <w:color w:val="000000"/>
+                <w:sz w:val="20"/>
+                <w:szCs w:val="20"/>
                 <w:lang w:val="es-ES_tradnl"/>
               </w:rPr>
               <w:t>U 4</w:t>
@@ -12748,30 +12751,23 @@
         <w:tc>
           <w:tcPr>
             <w:tcW w:w="1726" w:type="dxa"/>
-            <w:tcBorders>
-              <w:top w:val="double" w:sz="4" w:space="0" w:color="47D459" w:themeColor="accent3" w:themeTint="99"/>
-              <w:left w:val="double" w:sz="4" w:space="0" w:color="47D459" w:themeColor="accent3" w:themeTint="99"/>
-              <w:bottom w:val="double" w:sz="4" w:space="0" w:color="47D459" w:themeColor="accent3" w:themeTint="99"/>
-              <w:right w:val="double" w:sz="4" w:space="0" w:color="47D459" w:themeColor="accent3" w:themeTint="99"/>
-            </w:tcBorders>
-            <w:vAlign w:val="center"/>
-            <w:hideMark/>
-          </w:tcPr>
-          <w:p>
-            <w:pPr>
-              <w:spacing w:after="160" w:line="276" w:lineRule="auto"/>
-              <w:ind w:right="-455"/>
-              <w:rPr>
-                <w:rFonts w:ascii="Arial Nova Cond Light" w:eastAsia="Arial" w:hAnsi="Arial Nova Cond Light" w:cs="Arial"/>
-                <w:b/>
-                <w:color w:val="000000"/>
-              </w:rPr>
-            </w:pPr>
-            <w:r>
-              <w:rPr>
-                <w:rFonts w:ascii="Arial Nova Cond Light" w:eastAsia="Arial" w:hAnsi="Arial Nova Cond Light" w:cs="Arial"/>
-                <w:b/>
-                <w:color w:val="000000"/>
+            <w:vAlign w:val="center"/>
+          </w:tcPr>
+          <w:p>
+            <w:pPr>
+              <w:pStyle w:val="Sinespaciado"/>
+              <w:jc w:val="both"/>
+              <w:rPr>
+                <w:rFonts w:ascii="Arial Nova Cond" w:hAnsi="Arial Nova Cond"/>
+                <w:sz w:val="20"/>
+                <w:szCs w:val="20"/>
+              </w:rPr>
+            </w:pPr>
+            <w:r>
+              <w:rPr>
+                <w:rFonts w:ascii="Arial Nova Cond" w:eastAsia="Calibri" w:hAnsi="Arial Nova Cond" w:cs="Times New Roman"/>
+                <w:sz w:val="20"/>
+                <w:szCs w:val="20"/>
                 <w:lang w:val="es-ES_tradnl"/>
               </w:rPr>
               <w:t>{{problemapotencialidad4}}</w:t>
@@ -12781,31 +12777,32 @@
         <w:tc>
           <w:tcPr>
             <w:tcW w:w="6169" w:type="dxa"/>
-            <w:tcBorders>
-              <w:top w:val="double" w:sz="4" w:space="0" w:color="47D459" w:themeColor="accent3" w:themeTint="99"/>
-              <w:left w:val="double" w:sz="4" w:space="0" w:color="47D459" w:themeColor="accent3" w:themeTint="99"/>
-              <w:bottom w:val="double" w:sz="4" w:space="0" w:color="47D459" w:themeColor="accent3" w:themeTint="99"/>
-              <w:right w:val="double" w:sz="4" w:space="0" w:color="47D459" w:themeColor="accent3" w:themeTint="99"/>
-            </w:tcBorders>
-            <w:vAlign w:val="center"/>
-            <w:hideMark/>
-          </w:tcPr>
-          <w:p>
-            <w:pPr>
-              <w:spacing w:after="160" w:line="276" w:lineRule="auto"/>
-              <w:ind w:right="-455"/>
-              <w:rPr>
-                <w:rFonts w:ascii="Arial Nova Cond Light" w:eastAsia="Arial" w:hAnsi="Arial Nova Cond Light" w:cs="Arial"/>
-                <w:b/>
-                <w:color w:val="000000"/>
+            <w:vAlign w:val="center"/>
+          </w:tcPr>
+          <w:p>
+            <w:pPr>
+              <w:pStyle w:val="Prrafodelista"/>
+              <w:tabs>
+                <w:tab w:val="left" w:pos="0"/>
+                <w:tab w:val="left" w:pos="142"/>
+                <w:tab w:val="left" w:pos="284"/>
+              </w:tabs>
+              <w:spacing w:line="276" w:lineRule="auto"/>
+              <w:ind w:left="0"/>
+              <w:jc w:val="both"/>
+              <w:rPr>
+                <w:rFonts w:ascii="Arial Nova Cond" w:eastAsia="Calibri" w:hAnsi="Arial Nova Cond" w:cs="Times New Roman"/>
+                <w:color w:val="000000" w:themeColor="text1"/>
+                <w:sz w:val="20"/>
+                <w:szCs w:val="20"/>
                 <w:lang w:val="es-ES_tradnl"/>
               </w:rPr>
             </w:pPr>
             <w:r>
               <w:rPr>
-                <w:rFonts w:ascii="Arial Nova Cond Light" w:eastAsia="Arial" w:hAnsi="Arial Nova Cond Light" w:cs="Arial"/>
-                <w:b/>
-                <w:color w:val="000000"/>
+                <w:rFonts w:ascii="Arial Nova Cond" w:eastAsia="Calibri" w:hAnsi="Arial Nova Cond" w:cs="Times New Roman"/>
+                <w:sz w:val="20"/>
+                <w:szCs w:val="20"/>
                 <w:lang w:val="es-ES_tradnl"/>
               </w:rPr>
               <w:t>{{situacionsignificativa4}}</w:t>
@@ -12815,30 +12812,27 @@
         <w:tc>
           <w:tcPr>
             <w:tcW w:w="2015" w:type="dxa"/>
-            <w:tcBorders>
-              <w:top w:val="double" w:sz="4" w:space="0" w:color="47D459" w:themeColor="accent3" w:themeTint="99"/>
-              <w:left w:val="double" w:sz="4" w:space="0" w:color="47D459" w:themeColor="accent3" w:themeTint="99"/>
-              <w:bottom w:val="double" w:sz="4" w:space="0" w:color="47D459" w:themeColor="accent3" w:themeTint="99"/>
-              <w:right w:val="double" w:sz="4" w:space="0" w:color="47D459" w:themeColor="accent3" w:themeTint="99"/>
-            </w:tcBorders>
-            <w:vAlign w:val="center"/>
-            <w:hideMark/>
-          </w:tcPr>
-          <w:p>
-            <w:pPr>
-              <w:spacing w:after="160" w:line="276" w:lineRule="auto"/>
-              <w:ind w:right="-455"/>
-              <w:rPr>
-                <w:rFonts w:ascii="Arial Nova Cond Light" w:eastAsia="Arial" w:hAnsi="Arial Nova Cond Light" w:cs="Arial"/>
-                <w:b/>
-                <w:color w:val="000000"/>
-              </w:rPr>
-            </w:pPr>
-            <w:r>
-              <w:rPr>
-                <w:rFonts w:ascii="Arial Nova Cond Light" w:eastAsia="Arial" w:hAnsi="Arial Nova Cond Light" w:cs="Arial"/>
-                <w:b/>
-                <w:color w:val="000000"/>
+            <w:vAlign w:val="center"/>
+          </w:tcPr>
+          <w:p>
+            <w:pPr>
+              <w:autoSpaceDE w:val="0"/>
+              <w:autoSpaceDN w:val="0"/>
+              <w:adjustRightInd w:val="0"/>
+              <w:jc w:val="center"/>
+              <w:rPr>
+                <w:rFonts w:ascii="Arial Nova Cond" w:hAnsi="Arial Nova Cond" w:cs="Arial"/>
+                <w:color w:val="000000" w:themeColor="text1"/>
+                <w:sz w:val="20"/>
+                <w:szCs w:val="20"/>
+              </w:rPr>
+            </w:pPr>
+            <w:r>
+              <w:rPr>
+                <w:rFonts w:ascii="Arial Nova Cond" w:hAnsi="Arial Nova Cond" w:cs="Arial"/>
+                <w:color w:val="000000"/>
+                <w:sz w:val="20"/>
+                <w:szCs w:val="20"/>
               </w:rPr>
               <w:t>{{titulosituacionsignificativa4}}</w:t>
             </w:r>
@@ -12847,30 +12841,27 @@
         <w:tc>
           <w:tcPr>
             <w:tcW w:w="1634" w:type="dxa"/>
-            <w:tcBorders>
-              <w:top w:val="double" w:sz="4" w:space="0" w:color="47D459" w:themeColor="accent3" w:themeTint="99"/>
-              <w:left w:val="double" w:sz="4" w:space="0" w:color="47D459" w:themeColor="accent3" w:themeTint="99"/>
-              <w:bottom w:val="double" w:sz="4" w:space="0" w:color="47D459" w:themeColor="accent3" w:themeTint="99"/>
-              <w:right w:val="double" w:sz="4" w:space="0" w:color="47D459" w:themeColor="accent3" w:themeTint="99"/>
-            </w:tcBorders>
-            <w:vAlign w:val="center"/>
-            <w:hideMark/>
-          </w:tcPr>
-          <w:p>
-            <w:pPr>
-              <w:spacing w:after="160" w:line="276" w:lineRule="auto"/>
-              <w:ind w:right="-455"/>
-              <w:rPr>
-                <w:rFonts w:ascii="Arial Nova Cond Light" w:eastAsia="Arial" w:hAnsi="Arial Nova Cond Light" w:cs="Arial"/>
-                <w:b/>
-                <w:color w:val="000000"/>
-              </w:rPr>
-            </w:pPr>
-            <w:r>
-              <w:rPr>
-                <w:rFonts w:ascii="Arial Nova Cond Light" w:eastAsia="Arial" w:hAnsi="Arial Nova Cond Light" w:cs="Arial"/>
-                <w:b/>
-                <w:color w:val="000000"/>
+            <w:vAlign w:val="center"/>
+          </w:tcPr>
+          <w:p>
+            <w:pPr>
+              <w:autoSpaceDE w:val="0"/>
+              <w:autoSpaceDN w:val="0"/>
+              <w:adjustRightInd w:val="0"/>
+              <w:jc w:val="both"/>
+              <w:rPr>
+                <w:rFonts w:ascii="Arial Nova Cond" w:hAnsi="Arial Nova Cond" w:cs="Arial"/>
+                <w:color w:val="000000"/>
+                <w:sz w:val="20"/>
+                <w:szCs w:val="20"/>
+              </w:rPr>
+            </w:pPr>
+            <w:r>
+              <w:rPr>
+                <w:rFonts w:ascii="Arial Nova Cond" w:hAnsi="Arial Nova Cond" w:cs="Arial"/>
+                <w:color w:val="000000"/>
+                <w:sz w:val="20"/>
+                <w:szCs w:val="20"/>
               </w:rPr>
               <w:t>{{competencias4}}</w:t>
             </w:r>
@@ -12879,30 +12870,27 @@
         <w:tc>
           <w:tcPr>
             <w:tcW w:w="1337" w:type="dxa"/>
-            <w:tcBorders>
-              <w:top w:val="double" w:sz="4" w:space="0" w:color="47D459" w:themeColor="accent3" w:themeTint="99"/>
-              <w:left w:val="double" w:sz="4" w:space="0" w:color="47D459" w:themeColor="accent3" w:themeTint="99"/>
-              <w:bottom w:val="double" w:sz="4" w:space="0" w:color="47D459" w:themeColor="accent3" w:themeTint="99"/>
-              <w:right w:val="double" w:sz="4" w:space="0" w:color="47D459" w:themeColor="accent3" w:themeTint="99"/>
-            </w:tcBorders>
-            <w:vAlign w:val="center"/>
-            <w:hideMark/>
-          </w:tcPr>
-          <w:p>
-            <w:pPr>
-              <w:spacing w:after="160" w:line="276" w:lineRule="auto"/>
-              <w:ind w:right="-455"/>
-              <w:rPr>
-                <w:rFonts w:ascii="Arial Nova Cond Light" w:eastAsia="Arial" w:hAnsi="Arial Nova Cond Light" w:cs="Arial"/>
-                <w:b/>
-                <w:color w:val="000000"/>
-              </w:rPr>
-            </w:pPr>
-            <w:r>
-              <w:rPr>
-                <w:rFonts w:ascii="Arial Nova Cond Light" w:eastAsia="Arial" w:hAnsi="Arial Nova Cond Light" w:cs="Arial"/>
-                <w:b/>
-                <w:color w:val="000000"/>
+            <w:vAlign w:val="center"/>
+          </w:tcPr>
+          <w:p>
+            <w:pPr>
+              <w:autoSpaceDE w:val="0"/>
+              <w:autoSpaceDN w:val="0"/>
+              <w:adjustRightInd w:val="0"/>
+              <w:jc w:val="center"/>
+              <w:rPr>
+                <w:rFonts w:ascii="Arial Nova Cond" w:hAnsi="Arial Nova Cond" w:cs="Arial"/>
+                <w:color w:val="000000"/>
+                <w:sz w:val="20"/>
+                <w:szCs w:val="20"/>
+              </w:rPr>
+            </w:pPr>
+            <w:r>
+              <w:rPr>
+                <w:rFonts w:ascii="Arial Nova Cond" w:hAnsi="Arial Nova Cond" w:cs="Arial"/>
+                <w:color w:val="000000"/>
+                <w:sz w:val="20"/>
+                <w:szCs w:val="20"/>
               </w:rPr>
               <w:t>{{producto4}}</w:t>
             </w:r>
@@ -12918,33 +12906,35 @@
           <w:tcPr>
             <w:tcW w:w="875" w:type="dxa"/>
             <w:vMerge w:val="restart"/>
-            <w:tcBorders>
-              <w:top w:val="double" w:sz="4" w:space="0" w:color="47D459" w:themeColor="accent3" w:themeTint="99"/>
-              <w:left w:val="double" w:sz="4" w:space="0" w:color="47D459" w:themeColor="accent3" w:themeTint="99"/>
-              <w:bottom w:val="double" w:sz="4" w:space="0" w:color="47D459" w:themeColor="accent3" w:themeTint="99"/>
-              <w:right w:val="double" w:sz="4" w:space="0" w:color="47D459" w:themeColor="accent3" w:themeTint="99"/>
-            </w:tcBorders>
-            <w:vAlign w:val="center"/>
-            <w:hideMark/>
-          </w:tcPr>
-          <w:p>
-            <w:pPr>
-              <w:spacing w:after="160" w:line="276" w:lineRule="auto"/>
-              <w:ind w:right="-455"/>
-              <w:rPr>
-                <w:rFonts w:ascii="Arial Nova Cond Light" w:eastAsia="Arial" w:hAnsi="Arial Nova Cond Light" w:cs="Arial"/>
+            <w:vAlign w:val="center"/>
+          </w:tcPr>
+          <w:p>
+            <w:pPr>
+              <w:pStyle w:val="Prrafodelista"/>
+              <w:tabs>
+                <w:tab w:val="left" w:pos="0"/>
+                <w:tab w:val="left" w:pos="142"/>
+                <w:tab w:val="left" w:pos="284"/>
+              </w:tabs>
+              <w:spacing w:line="276" w:lineRule="auto"/>
+              <w:ind w:left="0"/>
+              <w:jc w:val="center"/>
+              <w:rPr>
+                <w:rFonts w:ascii="Arial Nova Cond" w:eastAsia="Calibri" w:hAnsi="Arial Nova Cond" w:cs="Times New Roman"/>
                 <w:b/>
                 <w:bCs/>
-                <w:color w:val="000000"/>
+                <w:sz w:val="20"/>
+                <w:szCs w:val="20"/>
                 <w:lang w:val="es-ES_tradnl"/>
               </w:rPr>
             </w:pPr>
             <w:r>
               <w:rPr>
-                <w:rFonts w:ascii="Arial Nova Cond Light" w:eastAsia="Arial" w:hAnsi="Arial Nova Cond Light" w:cs="Arial"/>
+                <w:rFonts w:ascii="Arial Nova Cond" w:eastAsia="Calibri" w:hAnsi="Arial Nova Cond" w:cs="Times New Roman"/>
                 <w:b/>
                 <w:bCs/>
-                <w:color w:val="000000"/>
+                <w:sz w:val="20"/>
+                <w:szCs w:val="20"/>
                 <w:lang w:val="es-ES_tradnl"/>
               </w:rPr>
               <w:t>III</w:t>
@@ -12954,33 +12944,35 @@
         <w:tc>
           <w:tcPr>
             <w:tcW w:w="1095" w:type="dxa"/>
-            <w:tcBorders>
-              <w:top w:val="double" w:sz="4" w:space="0" w:color="47D459" w:themeColor="accent3" w:themeTint="99"/>
-              <w:left w:val="double" w:sz="4" w:space="0" w:color="47D459" w:themeColor="accent3" w:themeTint="99"/>
-              <w:bottom w:val="double" w:sz="4" w:space="0" w:color="47D459" w:themeColor="accent3" w:themeTint="99"/>
-              <w:right w:val="double" w:sz="4" w:space="0" w:color="47D459" w:themeColor="accent3" w:themeTint="99"/>
-            </w:tcBorders>
-            <w:vAlign w:val="center"/>
-            <w:hideMark/>
-          </w:tcPr>
-          <w:p>
-            <w:pPr>
-              <w:spacing w:after="160" w:line="276" w:lineRule="auto"/>
-              <w:ind w:right="-455"/>
-              <w:rPr>
-                <w:rFonts w:ascii="Arial Nova Cond Light" w:eastAsia="Arial" w:hAnsi="Arial Nova Cond Light" w:cs="Arial"/>
+            <w:vAlign w:val="center"/>
+          </w:tcPr>
+          <w:p>
+            <w:pPr>
+              <w:pStyle w:val="Prrafodelista"/>
+              <w:tabs>
+                <w:tab w:val="left" w:pos="0"/>
+                <w:tab w:val="left" w:pos="142"/>
+                <w:tab w:val="left" w:pos="284"/>
+              </w:tabs>
+              <w:spacing w:line="276" w:lineRule="auto"/>
+              <w:ind w:left="0"/>
+              <w:jc w:val="center"/>
+              <w:rPr>
+                <w:rFonts w:ascii="Arial Nova Cond" w:eastAsia="Calibri" w:hAnsi="Arial Nova Cond" w:cs="Times New Roman"/>
                 <w:b/>
                 <w:bCs/>
-                <w:color w:val="000000"/>
+                <w:sz w:val="20"/>
+                <w:szCs w:val="20"/>
                 <w:lang w:val="es-ES_tradnl"/>
               </w:rPr>
             </w:pPr>
             <w:r>
               <w:rPr>
-                <w:rFonts w:ascii="Arial Nova Cond Light" w:eastAsia="Arial" w:hAnsi="Arial Nova Cond Light" w:cs="Arial"/>
+                <w:rFonts w:ascii="Arial Nova Cond" w:eastAsia="Calibri" w:hAnsi="Arial Nova Cond" w:cs="Times New Roman"/>
                 <w:b/>
                 <w:bCs/>
-                <w:color w:val="000000"/>
+                <w:sz w:val="20"/>
+                <w:szCs w:val="20"/>
                 <w:lang w:val="es-ES_tradnl"/>
               </w:rPr>
               <w:t>U 5</w:t>
@@ -12990,30 +12982,24 @@
         <w:tc>
           <w:tcPr>
             <w:tcW w:w="1726" w:type="dxa"/>
-            <w:tcBorders>
-              <w:top w:val="double" w:sz="4" w:space="0" w:color="47D459" w:themeColor="accent3" w:themeTint="99"/>
-              <w:left w:val="double" w:sz="4" w:space="0" w:color="47D459" w:themeColor="accent3" w:themeTint="99"/>
-              <w:bottom w:val="double" w:sz="4" w:space="0" w:color="47D459" w:themeColor="accent3" w:themeTint="99"/>
-              <w:right w:val="double" w:sz="4" w:space="0" w:color="47D459" w:themeColor="accent3" w:themeTint="99"/>
-            </w:tcBorders>
-            <w:vAlign w:val="center"/>
-            <w:hideMark/>
-          </w:tcPr>
-          <w:p>
-            <w:pPr>
-              <w:spacing w:after="160" w:line="276" w:lineRule="auto"/>
-              <w:ind w:right="-455"/>
-              <w:rPr>
-                <w:rFonts w:ascii="Arial Nova Cond Light" w:eastAsia="Arial" w:hAnsi="Arial Nova Cond Light" w:cs="Arial"/>
-                <w:b/>
-                <w:color w:val="000000"/>
-              </w:rPr>
-            </w:pPr>
-            <w:r>
-              <w:rPr>
-                <w:rFonts w:ascii="Arial Nova Cond Light" w:eastAsia="Arial" w:hAnsi="Arial Nova Cond Light" w:cs="Arial"/>
-                <w:b/>
-                <w:color w:val="000000"/>
+            <w:vAlign w:val="center"/>
+          </w:tcPr>
+          <w:p>
+            <w:pPr>
+              <w:pStyle w:val="Sinespaciado"/>
+              <w:jc w:val="both"/>
+              <w:rPr>
+                <w:rFonts w:ascii="Arial Nova Cond" w:hAnsi="Arial Nova Cond"/>
+                <w:color w:val="000000" w:themeColor="text1"/>
+                <w:sz w:val="20"/>
+                <w:szCs w:val="20"/>
+              </w:rPr>
+            </w:pPr>
+            <w:r>
+              <w:rPr>
+                <w:rFonts w:ascii="Arial Nova Cond" w:eastAsia="Calibri" w:hAnsi="Arial Nova Cond" w:cs="Times New Roman"/>
+                <w:sz w:val="20"/>
+                <w:szCs w:val="20"/>
                 <w:lang w:val="es-ES_tradnl"/>
               </w:rPr>
               <w:t>{{problemapotencialidad5}}</w:t>
@@ -13023,31 +13009,32 @@
         <w:tc>
           <w:tcPr>
             <w:tcW w:w="6169" w:type="dxa"/>
-            <w:tcBorders>
-              <w:top w:val="double" w:sz="4" w:space="0" w:color="47D459" w:themeColor="accent3" w:themeTint="99"/>
-              <w:left w:val="double" w:sz="4" w:space="0" w:color="47D459" w:themeColor="accent3" w:themeTint="99"/>
-              <w:bottom w:val="double" w:sz="4" w:space="0" w:color="47D459" w:themeColor="accent3" w:themeTint="99"/>
-              <w:right w:val="double" w:sz="4" w:space="0" w:color="47D459" w:themeColor="accent3" w:themeTint="99"/>
-            </w:tcBorders>
-            <w:vAlign w:val="center"/>
-            <w:hideMark/>
-          </w:tcPr>
-          <w:p>
-            <w:pPr>
-              <w:spacing w:after="160" w:line="276" w:lineRule="auto"/>
-              <w:ind w:right="-455"/>
-              <w:rPr>
-                <w:rFonts w:ascii="Arial Nova Cond Light" w:eastAsia="Arial" w:hAnsi="Arial Nova Cond Light" w:cs="Arial"/>
-                <w:b/>
-                <w:color w:val="000000"/>
+            <w:vAlign w:val="center"/>
+          </w:tcPr>
+          <w:p>
+            <w:pPr>
+              <w:pStyle w:val="Prrafodelista"/>
+              <w:tabs>
+                <w:tab w:val="left" w:pos="0"/>
+                <w:tab w:val="left" w:pos="142"/>
+                <w:tab w:val="left" w:pos="284"/>
+              </w:tabs>
+              <w:spacing w:line="276" w:lineRule="auto"/>
+              <w:ind w:left="0"/>
+              <w:jc w:val="both"/>
+              <w:rPr>
+                <w:rFonts w:ascii="Arial Nova Cond" w:eastAsia="Calibri" w:hAnsi="Arial Nova Cond" w:cs="Times New Roman"/>
+                <w:color w:val="000000" w:themeColor="text1"/>
+                <w:sz w:val="20"/>
+                <w:szCs w:val="20"/>
                 <w:lang w:val="es-ES_tradnl"/>
               </w:rPr>
             </w:pPr>
             <w:r>
               <w:rPr>
-                <w:rFonts w:ascii="Arial Nova Cond Light" w:eastAsia="Arial" w:hAnsi="Arial Nova Cond Light" w:cs="Arial"/>
-                <w:b/>
-                <w:color w:val="000000"/>
+                <w:rFonts w:ascii="Arial Nova Cond" w:eastAsia="Calibri" w:hAnsi="Arial Nova Cond" w:cs="Times New Roman"/>
+                <w:sz w:val="20"/>
+                <w:szCs w:val="20"/>
                 <w:lang w:val="es-ES_tradnl"/>
               </w:rPr>
               <w:t>{{situacionsignificativa5}}</w:t>
@@ -13057,30 +13044,27 @@
         <w:tc>
           <w:tcPr>
             <w:tcW w:w="2015" w:type="dxa"/>
-            <w:tcBorders>
-              <w:top w:val="double" w:sz="4" w:space="0" w:color="47D459" w:themeColor="accent3" w:themeTint="99"/>
-              <w:left w:val="double" w:sz="4" w:space="0" w:color="47D459" w:themeColor="accent3" w:themeTint="99"/>
-              <w:bottom w:val="double" w:sz="4" w:space="0" w:color="47D459" w:themeColor="accent3" w:themeTint="99"/>
-              <w:right w:val="double" w:sz="4" w:space="0" w:color="47D459" w:themeColor="accent3" w:themeTint="99"/>
-            </w:tcBorders>
-            <w:vAlign w:val="center"/>
-            <w:hideMark/>
-          </w:tcPr>
-          <w:p>
-            <w:pPr>
-              <w:spacing w:after="160" w:line="276" w:lineRule="auto"/>
-              <w:ind w:right="-455"/>
-              <w:rPr>
-                <w:rFonts w:ascii="Arial Nova Cond Light" w:eastAsia="Arial" w:hAnsi="Arial Nova Cond Light" w:cs="Arial"/>
-                <w:b/>
-                <w:color w:val="000000"/>
-              </w:rPr>
-            </w:pPr>
-            <w:r>
-              <w:rPr>
-                <w:rFonts w:ascii="Arial Nova Cond Light" w:eastAsia="Arial" w:hAnsi="Arial Nova Cond Light" w:cs="Arial"/>
-                <w:b/>
-                <w:color w:val="000000"/>
+            <w:vAlign w:val="center"/>
+          </w:tcPr>
+          <w:p>
+            <w:pPr>
+              <w:autoSpaceDE w:val="0"/>
+              <w:autoSpaceDN w:val="0"/>
+              <w:adjustRightInd w:val="0"/>
+              <w:jc w:val="center"/>
+              <w:rPr>
+                <w:rFonts w:ascii="Arial Nova Cond" w:hAnsi="Arial Nova Cond" w:cs="Arial"/>
+                <w:color w:val="000000" w:themeColor="text1"/>
+                <w:sz w:val="20"/>
+                <w:szCs w:val="20"/>
+              </w:rPr>
+            </w:pPr>
+            <w:r>
+              <w:rPr>
+                <w:rFonts w:ascii="Arial Nova Cond" w:hAnsi="Arial Nova Cond" w:cs="Arial"/>
+                <w:color w:val="000000"/>
+                <w:sz w:val="20"/>
+                <w:szCs w:val="20"/>
               </w:rPr>
               <w:t>{{titulosituacionsignificativa5}}</w:t>
             </w:r>
@@ -13089,30 +13073,27 @@
         <w:tc>
           <w:tcPr>
             <w:tcW w:w="1634" w:type="dxa"/>
-            <w:tcBorders>
-              <w:top w:val="double" w:sz="4" w:space="0" w:color="47D459" w:themeColor="accent3" w:themeTint="99"/>
-              <w:left w:val="double" w:sz="4" w:space="0" w:color="47D459" w:themeColor="accent3" w:themeTint="99"/>
-              <w:bottom w:val="double" w:sz="4" w:space="0" w:color="47D459" w:themeColor="accent3" w:themeTint="99"/>
-              <w:right w:val="double" w:sz="4" w:space="0" w:color="47D459" w:themeColor="accent3" w:themeTint="99"/>
-            </w:tcBorders>
-            <w:vAlign w:val="center"/>
-            <w:hideMark/>
-          </w:tcPr>
-          <w:p>
-            <w:pPr>
-              <w:spacing w:after="160" w:line="276" w:lineRule="auto"/>
-              <w:ind w:right="-455"/>
-              <w:rPr>
-                <w:rFonts w:ascii="Arial Nova Cond Light" w:eastAsia="Arial" w:hAnsi="Arial Nova Cond Light" w:cs="Arial"/>
-                <w:b/>
-                <w:color w:val="000000"/>
-              </w:rPr>
-            </w:pPr>
-            <w:r>
-              <w:rPr>
-                <w:rFonts w:ascii="Arial Nova Cond Light" w:eastAsia="Arial" w:hAnsi="Arial Nova Cond Light" w:cs="Arial"/>
-                <w:b/>
-                <w:color w:val="000000"/>
+            <w:vAlign w:val="center"/>
+          </w:tcPr>
+          <w:p>
+            <w:pPr>
+              <w:autoSpaceDE w:val="0"/>
+              <w:autoSpaceDN w:val="0"/>
+              <w:adjustRightInd w:val="0"/>
+              <w:jc w:val="both"/>
+              <w:rPr>
+                <w:rFonts w:ascii="Arial Nova Cond" w:hAnsi="Arial Nova Cond" w:cs="Arial"/>
+                <w:color w:val="000000"/>
+                <w:sz w:val="20"/>
+                <w:szCs w:val="20"/>
+              </w:rPr>
+            </w:pPr>
+            <w:r>
+              <w:rPr>
+                <w:rFonts w:ascii="Arial Nova Cond" w:hAnsi="Arial Nova Cond" w:cs="Arial"/>
+                <w:color w:val="000000"/>
+                <w:sz w:val="20"/>
+                <w:szCs w:val="20"/>
               </w:rPr>
               <w:t>{{competencias5}}</w:t>
             </w:r>
@@ -13121,30 +13102,27 @@
         <w:tc>
           <w:tcPr>
             <w:tcW w:w="1337" w:type="dxa"/>
-            <w:tcBorders>
-              <w:top w:val="double" w:sz="4" w:space="0" w:color="47D459" w:themeColor="accent3" w:themeTint="99"/>
-              <w:left w:val="double" w:sz="4" w:space="0" w:color="47D459" w:themeColor="accent3" w:themeTint="99"/>
-              <w:bottom w:val="double" w:sz="4" w:space="0" w:color="47D459" w:themeColor="accent3" w:themeTint="99"/>
-              <w:right w:val="double" w:sz="4" w:space="0" w:color="47D459" w:themeColor="accent3" w:themeTint="99"/>
-            </w:tcBorders>
-            <w:vAlign w:val="center"/>
-            <w:hideMark/>
-          </w:tcPr>
-          <w:p>
-            <w:pPr>
-              <w:spacing w:after="160" w:line="276" w:lineRule="auto"/>
-              <w:ind w:right="-455"/>
-              <w:rPr>
-                <w:rFonts w:ascii="Arial Nova Cond Light" w:eastAsia="Arial" w:hAnsi="Arial Nova Cond Light" w:cs="Arial"/>
-                <w:b/>
-                <w:color w:val="000000"/>
-              </w:rPr>
-            </w:pPr>
-            <w:r>
-              <w:rPr>
-                <w:rFonts w:ascii="Arial Nova Cond Light" w:eastAsia="Arial" w:hAnsi="Arial Nova Cond Light" w:cs="Arial"/>
-                <w:b/>
-                <w:color w:val="000000"/>
+            <w:vAlign w:val="center"/>
+          </w:tcPr>
+          <w:p>
+            <w:pPr>
+              <w:autoSpaceDE w:val="0"/>
+              <w:autoSpaceDN w:val="0"/>
+              <w:adjustRightInd w:val="0"/>
+              <w:jc w:val="center"/>
+              <w:rPr>
+                <w:rFonts w:ascii="Arial Nova Cond" w:hAnsi="Arial Nova Cond" w:cs="Arial"/>
+                <w:color w:val="000000"/>
+                <w:sz w:val="20"/>
+                <w:szCs w:val="20"/>
+              </w:rPr>
+            </w:pPr>
+            <w:r>
+              <w:rPr>
+                <w:rFonts w:ascii="Arial Nova Cond" w:hAnsi="Arial Nova Cond" w:cs="Arial"/>
+                <w:color w:val="000000"/>
+                <w:sz w:val="20"/>
+                <w:szCs w:val="20"/>
               </w:rPr>
               <w:t>{{producto5}}</w:t>
             </w:r>
@@ -13160,24 +13138,25 @@
           <w:tcPr>
             <w:tcW w:w="875" w:type="dxa"/>
             <w:vMerge/>
-            <w:tcBorders>
-              <w:top w:val="double" w:sz="4" w:space="0" w:color="47D459" w:themeColor="accent3" w:themeTint="99"/>
-              <w:left w:val="double" w:sz="4" w:space="0" w:color="47D459" w:themeColor="accent3" w:themeTint="99"/>
-              <w:bottom w:val="double" w:sz="4" w:space="0" w:color="47D459" w:themeColor="accent3" w:themeTint="99"/>
-              <w:right w:val="double" w:sz="4" w:space="0" w:color="47D459" w:themeColor="accent3" w:themeTint="99"/>
-            </w:tcBorders>
-            <w:vAlign w:val="center"/>
-            <w:hideMark/>
-          </w:tcPr>
-          <w:p>
-            <w:pPr>
-              <w:spacing w:after="160" w:line="276" w:lineRule="auto"/>
-              <w:ind w:right="-455"/>
-              <w:rPr>
-                <w:rFonts w:ascii="Arial Nova Cond Light" w:eastAsia="Arial" w:hAnsi="Arial Nova Cond Light" w:cs="Arial"/>
+            <w:vAlign w:val="center"/>
+          </w:tcPr>
+          <w:p>
+            <w:pPr>
+              <w:pStyle w:val="Prrafodelista"/>
+              <w:tabs>
+                <w:tab w:val="left" w:pos="0"/>
+                <w:tab w:val="left" w:pos="142"/>
+                <w:tab w:val="left" w:pos="284"/>
+              </w:tabs>
+              <w:spacing w:line="276" w:lineRule="auto"/>
+              <w:ind w:left="0"/>
+              <w:jc w:val="center"/>
+              <w:rPr>
+                <w:rFonts w:ascii="Arial Nova Cond" w:eastAsia="Calibri" w:hAnsi="Arial Nova Cond" w:cs="Times New Roman"/>
                 <w:b/>
                 <w:bCs/>
-                <w:color w:val="000000"/>
+                <w:sz w:val="20"/>
+                <w:szCs w:val="20"/>
                 <w:lang w:val="es-ES_tradnl"/>
               </w:rPr>
             </w:pPr>
@@ -13186,33 +13165,35 @@
         <w:tc>
           <w:tcPr>
             <w:tcW w:w="1095" w:type="dxa"/>
-            <w:tcBorders>
-              <w:top w:val="double" w:sz="4" w:space="0" w:color="47D459" w:themeColor="accent3" w:themeTint="99"/>
-              <w:left w:val="double" w:sz="4" w:space="0" w:color="47D459" w:themeColor="accent3" w:themeTint="99"/>
-              <w:bottom w:val="double" w:sz="4" w:space="0" w:color="47D459" w:themeColor="accent3" w:themeTint="99"/>
-              <w:right w:val="double" w:sz="4" w:space="0" w:color="47D459" w:themeColor="accent3" w:themeTint="99"/>
-            </w:tcBorders>
-            <w:vAlign w:val="center"/>
-            <w:hideMark/>
-          </w:tcPr>
-          <w:p>
-            <w:pPr>
-              <w:spacing w:after="160" w:line="276" w:lineRule="auto"/>
-              <w:ind w:right="-455"/>
-              <w:rPr>
-                <w:rFonts w:ascii="Arial Nova Cond Light" w:eastAsia="Arial" w:hAnsi="Arial Nova Cond Light" w:cs="Arial"/>
+            <w:vAlign w:val="center"/>
+          </w:tcPr>
+          <w:p>
+            <w:pPr>
+              <w:pStyle w:val="Prrafodelista"/>
+              <w:tabs>
+                <w:tab w:val="left" w:pos="0"/>
+                <w:tab w:val="left" w:pos="142"/>
+                <w:tab w:val="left" w:pos="284"/>
+              </w:tabs>
+              <w:spacing w:line="276" w:lineRule="auto"/>
+              <w:ind w:left="0"/>
+              <w:jc w:val="center"/>
+              <w:rPr>
+                <w:rFonts w:ascii="Arial Nova Cond" w:eastAsia="Calibri" w:hAnsi="Arial Nova Cond" w:cs="Times New Roman"/>
                 <w:b/>
                 <w:bCs/>
-                <w:color w:val="000000"/>
+                <w:sz w:val="20"/>
+                <w:szCs w:val="20"/>
                 <w:lang w:val="es-ES_tradnl"/>
               </w:rPr>
             </w:pPr>
             <w:r>
               <w:rPr>
-                <w:rFonts w:ascii="Arial Nova Cond Light" w:eastAsia="Arial" w:hAnsi="Arial Nova Cond Light" w:cs="Arial"/>
+                <w:rFonts w:ascii="Arial Nova Cond" w:eastAsia="Calibri" w:hAnsi="Arial Nova Cond" w:cs="Times New Roman"/>
                 <w:b/>
                 <w:bCs/>
-                <w:color w:val="000000"/>
+                <w:sz w:val="20"/>
+                <w:szCs w:val="20"/>
                 <w:lang w:val="es-ES_tradnl"/>
               </w:rPr>
               <w:t>U 6</w:t>
@@ -13222,30 +13203,23 @@
         <w:tc>
           <w:tcPr>
             <w:tcW w:w="1726" w:type="dxa"/>
-            <w:tcBorders>
-              <w:top w:val="double" w:sz="4" w:space="0" w:color="47D459" w:themeColor="accent3" w:themeTint="99"/>
-              <w:left w:val="double" w:sz="4" w:space="0" w:color="47D459" w:themeColor="accent3" w:themeTint="99"/>
-              <w:bottom w:val="double" w:sz="4" w:space="0" w:color="47D459" w:themeColor="accent3" w:themeTint="99"/>
-              <w:right w:val="double" w:sz="4" w:space="0" w:color="47D459" w:themeColor="accent3" w:themeTint="99"/>
-            </w:tcBorders>
-            <w:vAlign w:val="center"/>
-            <w:hideMark/>
-          </w:tcPr>
-          <w:p>
-            <w:pPr>
-              <w:spacing w:after="160" w:line="276" w:lineRule="auto"/>
-              <w:ind w:right="-455"/>
-              <w:rPr>
-                <w:rFonts w:ascii="Arial Nova Cond Light" w:eastAsia="Arial" w:hAnsi="Arial Nova Cond Light" w:cs="Arial"/>
-                <w:b/>
-                <w:color w:val="000000"/>
-              </w:rPr>
-            </w:pPr>
-            <w:r>
-              <w:rPr>
-                <w:rFonts w:ascii="Arial Nova Cond Light" w:eastAsia="Arial" w:hAnsi="Arial Nova Cond Light" w:cs="Arial"/>
-                <w:b/>
-                <w:color w:val="000000"/>
+            <w:vAlign w:val="center"/>
+          </w:tcPr>
+          <w:p>
+            <w:pPr>
+              <w:pStyle w:val="Sinespaciado"/>
+              <w:jc w:val="both"/>
+              <w:rPr>
+                <w:rFonts w:ascii="Arial Nova Cond" w:hAnsi="Arial Nova Cond"/>
+                <w:sz w:val="20"/>
+                <w:szCs w:val="20"/>
+              </w:rPr>
+            </w:pPr>
+            <w:r>
+              <w:rPr>
+                <w:rFonts w:ascii="Arial Nova Cond" w:eastAsia="Calibri" w:hAnsi="Arial Nova Cond" w:cs="Times New Roman"/>
+                <w:sz w:val="20"/>
+                <w:szCs w:val="20"/>
                 <w:lang w:val="es-ES_tradnl"/>
               </w:rPr>
               <w:t>{{problemapotencialidad6}}</w:t>
@@ -13255,31 +13229,31 @@
         <w:tc>
           <w:tcPr>
             <w:tcW w:w="6169" w:type="dxa"/>
-            <w:tcBorders>
-              <w:top w:val="double" w:sz="4" w:space="0" w:color="47D459" w:themeColor="accent3" w:themeTint="99"/>
-              <w:left w:val="double" w:sz="4" w:space="0" w:color="47D459" w:themeColor="accent3" w:themeTint="99"/>
-              <w:bottom w:val="double" w:sz="4" w:space="0" w:color="47D459" w:themeColor="accent3" w:themeTint="99"/>
-              <w:right w:val="double" w:sz="4" w:space="0" w:color="47D459" w:themeColor="accent3" w:themeTint="99"/>
-            </w:tcBorders>
-            <w:vAlign w:val="center"/>
-            <w:hideMark/>
-          </w:tcPr>
-          <w:p>
-            <w:pPr>
-              <w:spacing w:after="160" w:line="276" w:lineRule="auto"/>
-              <w:ind w:right="-455"/>
-              <w:rPr>
-                <w:rFonts w:ascii="Arial Nova Cond Light" w:eastAsia="Arial" w:hAnsi="Arial Nova Cond Light" w:cs="Arial"/>
-                <w:b/>
-                <w:color w:val="000000"/>
+            <w:vAlign w:val="center"/>
+          </w:tcPr>
+          <w:p>
+            <w:pPr>
+              <w:pStyle w:val="Prrafodelista"/>
+              <w:tabs>
+                <w:tab w:val="left" w:pos="0"/>
+                <w:tab w:val="left" w:pos="142"/>
+                <w:tab w:val="left" w:pos="284"/>
+              </w:tabs>
+              <w:spacing w:line="276" w:lineRule="auto"/>
+              <w:ind w:left="0"/>
+              <w:jc w:val="both"/>
+              <w:rPr>
+                <w:rFonts w:ascii="Arial Nova Cond" w:eastAsia="Calibri" w:hAnsi="Arial Nova Cond" w:cs="Times New Roman"/>
+                <w:sz w:val="20"/>
+                <w:szCs w:val="20"/>
                 <w:lang w:val="es-ES_tradnl"/>
               </w:rPr>
             </w:pPr>
             <w:r>
               <w:rPr>
-                <w:rFonts w:ascii="Arial Nova Cond Light" w:eastAsia="Arial" w:hAnsi="Arial Nova Cond Light" w:cs="Arial"/>
-                <w:b/>
-                <w:color w:val="000000"/>
+                <w:rFonts w:ascii="Arial Nova Cond" w:eastAsia="Calibri" w:hAnsi="Arial Nova Cond" w:cs="Times New Roman"/>
+                <w:sz w:val="20"/>
+                <w:szCs w:val="20"/>
                 <w:lang w:val="es-ES_tradnl"/>
               </w:rPr>
               <w:t>{{situacionsignificativa6}}</w:t>
@@ -13289,30 +13263,27 @@
         <w:tc>
           <w:tcPr>
             <w:tcW w:w="2015" w:type="dxa"/>
-            <w:tcBorders>
-              <w:top w:val="double" w:sz="4" w:space="0" w:color="47D459" w:themeColor="accent3" w:themeTint="99"/>
-              <w:left w:val="double" w:sz="4" w:space="0" w:color="47D459" w:themeColor="accent3" w:themeTint="99"/>
-              <w:bottom w:val="double" w:sz="4" w:space="0" w:color="47D459" w:themeColor="accent3" w:themeTint="99"/>
-              <w:right w:val="double" w:sz="4" w:space="0" w:color="47D459" w:themeColor="accent3" w:themeTint="99"/>
-            </w:tcBorders>
-            <w:vAlign w:val="center"/>
-            <w:hideMark/>
-          </w:tcPr>
-          <w:p>
-            <w:pPr>
-              <w:spacing w:after="160" w:line="276" w:lineRule="auto"/>
-              <w:ind w:right="-455"/>
-              <w:rPr>
-                <w:rFonts w:ascii="Arial Nova Cond Light" w:eastAsia="Arial" w:hAnsi="Arial Nova Cond Light" w:cs="Arial"/>
-                <w:b/>
-                <w:color w:val="000000"/>
-              </w:rPr>
-            </w:pPr>
-            <w:r>
-              <w:rPr>
-                <w:rFonts w:ascii="Arial Nova Cond Light" w:eastAsia="Arial" w:hAnsi="Arial Nova Cond Light" w:cs="Arial"/>
-                <w:b/>
-                <w:color w:val="000000"/>
+            <w:vAlign w:val="center"/>
+          </w:tcPr>
+          <w:p>
+            <w:pPr>
+              <w:autoSpaceDE w:val="0"/>
+              <w:autoSpaceDN w:val="0"/>
+              <w:adjustRightInd w:val="0"/>
+              <w:jc w:val="center"/>
+              <w:rPr>
+                <w:rFonts w:ascii="Arial Nova Cond" w:hAnsi="Arial Nova Cond" w:cs="Arial"/>
+                <w:color w:val="0070C0"/>
+                <w:sz w:val="20"/>
+                <w:szCs w:val="20"/>
+              </w:rPr>
+            </w:pPr>
+            <w:r>
+              <w:rPr>
+                <w:rFonts w:ascii="Arial Nova Cond" w:hAnsi="Arial Nova Cond" w:cs="Arial"/>
+                <w:color w:val="000000"/>
+                <w:sz w:val="20"/>
+                <w:szCs w:val="20"/>
               </w:rPr>
               <w:t>{{titulosituacionsignificativa6}}</w:t>
             </w:r>
@@ -13321,30 +13292,27 @@
         <w:tc>
           <w:tcPr>
             <w:tcW w:w="1634" w:type="dxa"/>
-            <w:tcBorders>
-              <w:top w:val="double" w:sz="4" w:space="0" w:color="47D459" w:themeColor="accent3" w:themeTint="99"/>
-              <w:left w:val="double" w:sz="4" w:space="0" w:color="47D459" w:themeColor="accent3" w:themeTint="99"/>
-              <w:bottom w:val="double" w:sz="4" w:space="0" w:color="47D459" w:themeColor="accent3" w:themeTint="99"/>
-              <w:right w:val="double" w:sz="4" w:space="0" w:color="47D459" w:themeColor="accent3" w:themeTint="99"/>
-            </w:tcBorders>
-            <w:vAlign w:val="center"/>
-            <w:hideMark/>
-          </w:tcPr>
-          <w:p>
-            <w:pPr>
-              <w:spacing w:after="160" w:line="276" w:lineRule="auto"/>
-              <w:ind w:right="-455"/>
-              <w:rPr>
-                <w:rFonts w:ascii="Arial Nova Cond Light" w:eastAsia="Arial" w:hAnsi="Arial Nova Cond Light" w:cs="Arial"/>
-                <w:b/>
-                <w:color w:val="000000"/>
-              </w:rPr>
-            </w:pPr>
-            <w:r>
-              <w:rPr>
-                <w:rFonts w:ascii="Arial Nova Cond Light" w:eastAsia="Arial" w:hAnsi="Arial Nova Cond Light" w:cs="Arial"/>
-                <w:b/>
-                <w:color w:val="000000"/>
+            <w:vAlign w:val="center"/>
+          </w:tcPr>
+          <w:p>
+            <w:pPr>
+              <w:autoSpaceDE w:val="0"/>
+              <w:autoSpaceDN w:val="0"/>
+              <w:adjustRightInd w:val="0"/>
+              <w:jc w:val="both"/>
+              <w:rPr>
+                <w:rFonts w:ascii="Arial Nova Cond" w:hAnsi="Arial Nova Cond" w:cs="Arial"/>
+                <w:color w:val="000000"/>
+                <w:sz w:val="20"/>
+                <w:szCs w:val="20"/>
+              </w:rPr>
+            </w:pPr>
+            <w:r>
+              <w:rPr>
+                <w:rFonts w:ascii="Arial Nova Cond" w:hAnsi="Arial Nova Cond" w:cs="Arial"/>
+                <w:color w:val="000000"/>
+                <w:sz w:val="20"/>
+                <w:szCs w:val="20"/>
               </w:rPr>
               <w:t>{{competencias6}}</w:t>
             </w:r>
@@ -13353,30 +13321,27 @@
         <w:tc>
           <w:tcPr>
             <w:tcW w:w="1337" w:type="dxa"/>
-            <w:tcBorders>
-              <w:top w:val="double" w:sz="4" w:space="0" w:color="47D459" w:themeColor="accent3" w:themeTint="99"/>
-              <w:left w:val="double" w:sz="4" w:space="0" w:color="47D459" w:themeColor="accent3" w:themeTint="99"/>
-              <w:bottom w:val="double" w:sz="4" w:space="0" w:color="47D459" w:themeColor="accent3" w:themeTint="99"/>
-              <w:right w:val="double" w:sz="4" w:space="0" w:color="47D459" w:themeColor="accent3" w:themeTint="99"/>
-            </w:tcBorders>
-            <w:vAlign w:val="center"/>
-            <w:hideMark/>
-          </w:tcPr>
-          <w:p>
-            <w:pPr>
-              <w:spacing w:after="160" w:line="276" w:lineRule="auto"/>
-              <w:ind w:right="-455"/>
-              <w:rPr>
-                <w:rFonts w:ascii="Arial Nova Cond Light" w:eastAsia="Arial" w:hAnsi="Arial Nova Cond Light" w:cs="Arial"/>
-                <w:b/>
-                <w:color w:val="000000"/>
-              </w:rPr>
-            </w:pPr>
-            <w:r>
-              <w:rPr>
-                <w:rFonts w:ascii="Arial Nova Cond Light" w:eastAsia="Arial" w:hAnsi="Arial Nova Cond Light" w:cs="Arial"/>
-                <w:b/>
-                <w:color w:val="000000"/>
+            <w:vAlign w:val="center"/>
+          </w:tcPr>
+          <w:p>
+            <w:pPr>
+              <w:autoSpaceDE w:val="0"/>
+              <w:autoSpaceDN w:val="0"/>
+              <w:adjustRightInd w:val="0"/>
+              <w:jc w:val="center"/>
+              <w:rPr>
+                <w:rFonts w:ascii="Arial Nova Cond" w:hAnsi="Arial Nova Cond" w:cs="Arial"/>
+                <w:color w:val="000000"/>
+                <w:sz w:val="20"/>
+                <w:szCs w:val="20"/>
+              </w:rPr>
+            </w:pPr>
+            <w:r>
+              <w:rPr>
+                <w:rFonts w:ascii="Arial Nova Cond" w:hAnsi="Arial Nova Cond" w:cs="Arial"/>
+                <w:color w:val="000000"/>
+                <w:sz w:val="20"/>
+                <w:szCs w:val="20"/>
               </w:rPr>
               <w:t>{{producto6}}</w:t>
             </w:r>
@@ -13392,33 +13357,35 @@
           <w:tcPr>
             <w:tcW w:w="875" w:type="dxa"/>
             <w:vMerge w:val="restart"/>
-            <w:tcBorders>
-              <w:top w:val="double" w:sz="4" w:space="0" w:color="47D459" w:themeColor="accent3" w:themeTint="99"/>
-              <w:left w:val="double" w:sz="4" w:space="0" w:color="47D459" w:themeColor="accent3" w:themeTint="99"/>
-              <w:bottom w:val="double" w:sz="4" w:space="0" w:color="47D459" w:themeColor="accent3" w:themeTint="99"/>
-              <w:right w:val="double" w:sz="4" w:space="0" w:color="47D459" w:themeColor="accent3" w:themeTint="99"/>
-            </w:tcBorders>
-            <w:vAlign w:val="center"/>
-            <w:hideMark/>
-          </w:tcPr>
-          <w:p>
-            <w:pPr>
-              <w:spacing w:after="160" w:line="276" w:lineRule="auto"/>
-              <w:ind w:right="-455"/>
-              <w:rPr>
-                <w:rFonts w:ascii="Arial Nova Cond Light" w:eastAsia="Arial" w:hAnsi="Arial Nova Cond Light" w:cs="Arial"/>
+            <w:vAlign w:val="center"/>
+          </w:tcPr>
+          <w:p>
+            <w:pPr>
+              <w:pStyle w:val="Prrafodelista"/>
+              <w:tabs>
+                <w:tab w:val="left" w:pos="0"/>
+                <w:tab w:val="left" w:pos="142"/>
+                <w:tab w:val="left" w:pos="284"/>
+              </w:tabs>
+              <w:spacing w:line="276" w:lineRule="auto"/>
+              <w:ind w:left="0"/>
+              <w:jc w:val="center"/>
+              <w:rPr>
+                <w:rFonts w:ascii="Arial Nova Cond" w:eastAsia="Calibri" w:hAnsi="Arial Nova Cond" w:cs="Times New Roman"/>
                 <w:b/>
                 <w:bCs/>
-                <w:color w:val="000000"/>
+                <w:sz w:val="20"/>
+                <w:szCs w:val="20"/>
                 <w:lang w:val="es-ES_tradnl"/>
               </w:rPr>
             </w:pPr>
             <w:r>
               <w:rPr>
-                <w:rFonts w:ascii="Arial Nova Cond Light" w:eastAsia="Arial" w:hAnsi="Arial Nova Cond Light" w:cs="Arial"/>
+                <w:rFonts w:ascii="Arial Nova Cond" w:eastAsia="Calibri" w:hAnsi="Arial Nova Cond" w:cs="Times New Roman"/>
                 <w:b/>
                 <w:bCs/>
-                <w:color w:val="000000"/>
+                <w:sz w:val="20"/>
+                <w:szCs w:val="20"/>
                 <w:lang w:val="es-ES_tradnl"/>
               </w:rPr>
               <w:t>IV</w:t>
@@ -13428,33 +13395,35 @@
         <w:tc>
           <w:tcPr>
             <w:tcW w:w="1095" w:type="dxa"/>
-            <w:tcBorders>
-              <w:top w:val="double" w:sz="4" w:space="0" w:color="47D459" w:themeColor="accent3" w:themeTint="99"/>
-              <w:left w:val="double" w:sz="4" w:space="0" w:color="47D459" w:themeColor="accent3" w:themeTint="99"/>
-              <w:bottom w:val="double" w:sz="4" w:space="0" w:color="47D459" w:themeColor="accent3" w:themeTint="99"/>
-              <w:right w:val="double" w:sz="4" w:space="0" w:color="47D459" w:themeColor="accent3" w:themeTint="99"/>
-            </w:tcBorders>
-            <w:vAlign w:val="center"/>
-            <w:hideMark/>
-          </w:tcPr>
-          <w:p>
-            <w:pPr>
-              <w:spacing w:after="160" w:line="276" w:lineRule="auto"/>
-              <w:ind w:right="-455"/>
-              <w:rPr>
-                <w:rFonts w:ascii="Arial Nova Cond Light" w:eastAsia="Arial" w:hAnsi="Arial Nova Cond Light" w:cs="Arial"/>
+            <w:vAlign w:val="center"/>
+          </w:tcPr>
+          <w:p>
+            <w:pPr>
+              <w:pStyle w:val="Prrafodelista"/>
+              <w:tabs>
+                <w:tab w:val="left" w:pos="0"/>
+                <w:tab w:val="left" w:pos="142"/>
+                <w:tab w:val="left" w:pos="284"/>
+              </w:tabs>
+              <w:spacing w:line="276" w:lineRule="auto"/>
+              <w:ind w:left="0"/>
+              <w:jc w:val="center"/>
+              <w:rPr>
+                <w:rFonts w:ascii="Arial Nova Cond" w:eastAsia="Calibri" w:hAnsi="Arial Nova Cond" w:cs="Times New Roman"/>
                 <w:b/>
                 <w:bCs/>
-                <w:color w:val="000000"/>
+                <w:sz w:val="20"/>
+                <w:szCs w:val="20"/>
                 <w:lang w:val="es-ES_tradnl"/>
               </w:rPr>
             </w:pPr>
             <w:r>
               <w:rPr>
-                <w:rFonts w:ascii="Arial Nova Cond Light" w:eastAsia="Arial" w:hAnsi="Arial Nova Cond Light" w:cs="Arial"/>
+                <w:rFonts w:ascii="Arial Nova Cond" w:eastAsia="Calibri" w:hAnsi="Arial Nova Cond" w:cs="Times New Roman"/>
                 <w:b/>
                 <w:bCs/>
-                <w:color w:val="000000"/>
+                <w:sz w:val="20"/>
+                <w:szCs w:val="20"/>
                 <w:lang w:val="es-ES_tradnl"/>
               </w:rPr>
               <w:t>U 7</w:t>
@@ -13464,31 +13433,31 @@
         <w:tc>
           <w:tcPr>
             <w:tcW w:w="1726" w:type="dxa"/>
-            <w:tcBorders>
-              <w:top w:val="double" w:sz="4" w:space="0" w:color="47D459" w:themeColor="accent3" w:themeTint="99"/>
-              <w:left w:val="double" w:sz="4" w:space="0" w:color="47D459" w:themeColor="accent3" w:themeTint="99"/>
-              <w:bottom w:val="double" w:sz="4" w:space="0" w:color="47D459" w:themeColor="accent3" w:themeTint="99"/>
-              <w:right w:val="double" w:sz="4" w:space="0" w:color="47D459" w:themeColor="accent3" w:themeTint="99"/>
-            </w:tcBorders>
-            <w:vAlign w:val="center"/>
-            <w:hideMark/>
-          </w:tcPr>
-          <w:p>
-            <w:pPr>
-              <w:spacing w:after="160" w:line="276" w:lineRule="auto"/>
-              <w:ind w:right="-455"/>
-              <w:rPr>
-                <w:rFonts w:ascii="Arial Nova Cond Light" w:eastAsia="Arial" w:hAnsi="Arial Nova Cond Light" w:cs="Arial"/>
-                <w:b/>
-                <w:color w:val="000000"/>
+            <w:vAlign w:val="center"/>
+          </w:tcPr>
+          <w:p>
+            <w:pPr>
+              <w:pStyle w:val="Prrafodelista"/>
+              <w:tabs>
+                <w:tab w:val="left" w:pos="0"/>
+                <w:tab w:val="left" w:pos="142"/>
+                <w:tab w:val="left" w:pos="284"/>
+              </w:tabs>
+              <w:spacing w:line="276" w:lineRule="auto"/>
+              <w:ind w:left="0"/>
+              <w:rPr>
+                <w:rFonts w:ascii="Arial Nova Cond" w:eastAsia="Calibri" w:hAnsi="Arial Nova Cond" w:cs="Times New Roman"/>
+                <w:color w:val="000000" w:themeColor="text1"/>
+                <w:sz w:val="20"/>
+                <w:szCs w:val="20"/>
                 <w:lang w:val="es-ES_tradnl"/>
               </w:rPr>
             </w:pPr>
             <w:r>
               <w:rPr>
-                <w:rFonts w:ascii="Arial Nova Cond Light" w:eastAsia="Arial" w:hAnsi="Arial Nova Cond Light" w:cs="Arial"/>
-                <w:b/>
-                <w:color w:val="000000"/>
+                <w:rFonts w:ascii="Arial Nova Cond" w:eastAsia="Calibri" w:hAnsi="Arial Nova Cond" w:cs="Times New Roman"/>
+                <w:sz w:val="20"/>
+                <w:szCs w:val="20"/>
                 <w:lang w:val="es-ES_tradnl"/>
               </w:rPr>
               <w:t>{{problemapotencialidad7}}</w:t>
@@ -13498,30 +13467,31 @@
         <w:tc>
           <w:tcPr>
             <w:tcW w:w="6169" w:type="dxa"/>
-            <w:tcBorders>
-              <w:top w:val="double" w:sz="4" w:space="0" w:color="47D459" w:themeColor="accent3" w:themeTint="99"/>
-              <w:left w:val="double" w:sz="4" w:space="0" w:color="47D459" w:themeColor="accent3" w:themeTint="99"/>
-              <w:bottom w:val="double" w:sz="4" w:space="0" w:color="47D459" w:themeColor="accent3" w:themeTint="99"/>
-              <w:right w:val="double" w:sz="4" w:space="0" w:color="47D459" w:themeColor="accent3" w:themeTint="99"/>
-            </w:tcBorders>
-            <w:vAlign w:val="center"/>
-            <w:hideMark/>
-          </w:tcPr>
-          <w:p>
-            <w:pPr>
-              <w:spacing w:after="160" w:line="276" w:lineRule="auto"/>
-              <w:ind w:right="-455"/>
-              <w:rPr>
-                <w:rFonts w:ascii="Arial Nova Cond Light" w:eastAsia="Arial" w:hAnsi="Arial Nova Cond Light" w:cs="Arial"/>
-                <w:b/>
-                <w:color w:val="000000"/>
-              </w:rPr>
-            </w:pPr>
-            <w:r>
-              <w:rPr>
-                <w:rFonts w:ascii="Arial Nova Cond Light" w:eastAsia="Arial" w:hAnsi="Arial Nova Cond Light" w:cs="Arial"/>
-                <w:b/>
-                <w:color w:val="000000"/>
+            <w:vAlign w:val="center"/>
+          </w:tcPr>
+          <w:p>
+            <w:pPr>
+              <w:pStyle w:val="Prrafodelista"/>
+              <w:tabs>
+                <w:tab w:val="left" w:pos="0"/>
+                <w:tab w:val="left" w:pos="142"/>
+                <w:tab w:val="left" w:pos="284"/>
+              </w:tabs>
+              <w:spacing w:line="276" w:lineRule="auto"/>
+              <w:ind w:left="0"/>
+              <w:jc w:val="both"/>
+              <w:rPr>
+                <w:rFonts w:ascii="Arial Nova Cond" w:hAnsi="Arial Nova Cond"/>
+                <w:color w:val="000000" w:themeColor="text1"/>
+                <w:sz w:val="20"/>
+                <w:szCs w:val="20"/>
+              </w:rPr>
+            </w:pPr>
+            <w:r>
+              <w:rPr>
+                <w:rFonts w:ascii="Arial Nova Cond" w:eastAsia="Calibri" w:hAnsi="Arial Nova Cond" w:cs="Times New Roman"/>
+                <w:sz w:val="20"/>
+                <w:szCs w:val="20"/>
                 <w:lang w:val="es-ES_tradnl"/>
               </w:rPr>
               <w:t>{{situacionsignificativa7}}</w:t>
@@ -13531,30 +13501,27 @@
         <w:tc>
           <w:tcPr>
             <w:tcW w:w="2015" w:type="dxa"/>
-            <w:tcBorders>
-              <w:top w:val="double" w:sz="4" w:space="0" w:color="47D459" w:themeColor="accent3" w:themeTint="99"/>
-              <w:left w:val="double" w:sz="4" w:space="0" w:color="47D459" w:themeColor="accent3" w:themeTint="99"/>
-              <w:bottom w:val="double" w:sz="4" w:space="0" w:color="47D459" w:themeColor="accent3" w:themeTint="99"/>
-              <w:right w:val="double" w:sz="4" w:space="0" w:color="47D459" w:themeColor="accent3" w:themeTint="99"/>
-            </w:tcBorders>
-            <w:vAlign w:val="center"/>
-            <w:hideMark/>
-          </w:tcPr>
-          <w:p>
-            <w:pPr>
-              <w:spacing w:after="160" w:line="276" w:lineRule="auto"/>
-              <w:ind w:right="-455"/>
-              <w:rPr>
-                <w:rFonts w:ascii="Arial Nova Cond Light" w:eastAsia="Arial" w:hAnsi="Arial Nova Cond Light" w:cs="Arial"/>
-                <w:b/>
-                <w:color w:val="000000"/>
-              </w:rPr>
-            </w:pPr>
-            <w:r>
-              <w:rPr>
-                <w:rFonts w:ascii="Arial Nova Cond Light" w:eastAsia="Arial" w:hAnsi="Arial Nova Cond Light" w:cs="Arial"/>
-                <w:b/>
-                <w:color w:val="000000"/>
+            <w:vAlign w:val="center"/>
+          </w:tcPr>
+          <w:p>
+            <w:pPr>
+              <w:autoSpaceDE w:val="0"/>
+              <w:autoSpaceDN w:val="0"/>
+              <w:adjustRightInd w:val="0"/>
+              <w:jc w:val="center"/>
+              <w:rPr>
+                <w:rFonts w:ascii="Arial Nova Cond" w:hAnsi="Arial Nova Cond" w:cs="Arial"/>
+                <w:color w:val="000000" w:themeColor="text1"/>
+                <w:sz w:val="20"/>
+                <w:szCs w:val="20"/>
+              </w:rPr>
+            </w:pPr>
+            <w:r>
+              <w:rPr>
+                <w:rFonts w:ascii="Arial Nova Cond" w:hAnsi="Arial Nova Cond" w:cs="Arial"/>
+                <w:color w:val="000000"/>
+                <w:sz w:val="20"/>
+                <w:szCs w:val="20"/>
               </w:rPr>
               <w:t>{{titulosituacionsignificativa7}}</w:t>
             </w:r>
@@ -13563,30 +13530,27 @@
         <w:tc>
           <w:tcPr>
             <w:tcW w:w="1634" w:type="dxa"/>
-            <w:tcBorders>
-              <w:top w:val="double" w:sz="4" w:space="0" w:color="47D459" w:themeColor="accent3" w:themeTint="99"/>
-              <w:left w:val="double" w:sz="4" w:space="0" w:color="47D459" w:themeColor="accent3" w:themeTint="99"/>
-              <w:bottom w:val="double" w:sz="4" w:space="0" w:color="47D459" w:themeColor="accent3" w:themeTint="99"/>
-              <w:right w:val="double" w:sz="4" w:space="0" w:color="47D459" w:themeColor="accent3" w:themeTint="99"/>
-            </w:tcBorders>
-            <w:vAlign w:val="center"/>
-            <w:hideMark/>
-          </w:tcPr>
-          <w:p>
-            <w:pPr>
-              <w:spacing w:after="160" w:line="276" w:lineRule="auto"/>
-              <w:ind w:right="-455"/>
-              <w:rPr>
-                <w:rFonts w:ascii="Arial Nova Cond Light" w:eastAsia="Arial" w:hAnsi="Arial Nova Cond Light" w:cs="Arial"/>
-                <w:b/>
-                <w:color w:val="000000"/>
-              </w:rPr>
-            </w:pPr>
-            <w:r>
-              <w:rPr>
-                <w:rFonts w:ascii="Arial Nova Cond Light" w:eastAsia="Arial" w:hAnsi="Arial Nova Cond Light" w:cs="Arial"/>
-                <w:b/>
-                <w:color w:val="000000"/>
+            <w:vAlign w:val="center"/>
+          </w:tcPr>
+          <w:p>
+            <w:pPr>
+              <w:autoSpaceDE w:val="0"/>
+              <w:autoSpaceDN w:val="0"/>
+              <w:adjustRightInd w:val="0"/>
+              <w:jc w:val="both"/>
+              <w:rPr>
+                <w:rFonts w:ascii="Arial Nova Cond" w:hAnsi="Arial Nova Cond" w:cs="Arial"/>
+                <w:color w:val="000000"/>
+                <w:sz w:val="20"/>
+                <w:szCs w:val="20"/>
+              </w:rPr>
+            </w:pPr>
+            <w:r>
+              <w:rPr>
+                <w:rFonts w:ascii="Arial Nova Cond" w:hAnsi="Arial Nova Cond" w:cs="Arial"/>
+                <w:color w:val="000000"/>
+                <w:sz w:val="20"/>
+                <w:szCs w:val="20"/>
               </w:rPr>
               <w:t>{{competencias7}}</w:t>
             </w:r>
@@ -13595,30 +13559,27 @@
         <w:tc>
           <w:tcPr>
             <w:tcW w:w="1337" w:type="dxa"/>
-            <w:tcBorders>
-              <w:top w:val="double" w:sz="4" w:space="0" w:color="47D459" w:themeColor="accent3" w:themeTint="99"/>
-              <w:left w:val="double" w:sz="4" w:space="0" w:color="47D459" w:themeColor="accent3" w:themeTint="99"/>
-              <w:bottom w:val="double" w:sz="4" w:space="0" w:color="47D459" w:themeColor="accent3" w:themeTint="99"/>
-              <w:right w:val="double" w:sz="4" w:space="0" w:color="47D459" w:themeColor="accent3" w:themeTint="99"/>
-            </w:tcBorders>
-            <w:vAlign w:val="center"/>
-            <w:hideMark/>
-          </w:tcPr>
-          <w:p>
-            <w:pPr>
-              <w:spacing w:after="160" w:line="276" w:lineRule="auto"/>
-              <w:ind w:right="-455"/>
-              <w:rPr>
-                <w:rFonts w:ascii="Arial Nova Cond Light" w:eastAsia="Arial" w:hAnsi="Arial Nova Cond Light" w:cs="Arial"/>
-                <w:b/>
-                <w:color w:val="000000"/>
-              </w:rPr>
-            </w:pPr>
-            <w:r>
-              <w:rPr>
-                <w:rFonts w:ascii="Arial Nova Cond Light" w:eastAsia="Arial" w:hAnsi="Arial Nova Cond Light" w:cs="Arial"/>
-                <w:b/>
-                <w:color w:val="000000"/>
+            <w:vAlign w:val="center"/>
+          </w:tcPr>
+          <w:p>
+            <w:pPr>
+              <w:autoSpaceDE w:val="0"/>
+              <w:autoSpaceDN w:val="0"/>
+              <w:adjustRightInd w:val="0"/>
+              <w:jc w:val="center"/>
+              <w:rPr>
+                <w:rFonts w:ascii="Arial Nova Cond" w:hAnsi="Arial Nova Cond" w:cs="Arial"/>
+                <w:color w:val="000000"/>
+                <w:sz w:val="20"/>
+                <w:szCs w:val="20"/>
+              </w:rPr>
+            </w:pPr>
+            <w:r>
+              <w:rPr>
+                <w:rFonts w:ascii="Arial Nova Cond" w:hAnsi="Arial Nova Cond" w:cs="Arial"/>
+                <w:color w:val="000000"/>
+                <w:sz w:val="20"/>
+                <w:szCs w:val="20"/>
               </w:rPr>
               <w:t>{{producto7}}</w:t>
             </w:r>
@@ -13634,24 +13595,25 @@
           <w:tcPr>
             <w:tcW w:w="875" w:type="dxa"/>
             <w:vMerge/>
-            <w:tcBorders>
-              <w:top w:val="double" w:sz="4" w:space="0" w:color="47D459" w:themeColor="accent3" w:themeTint="99"/>
-              <w:left w:val="double" w:sz="4" w:space="0" w:color="47D459" w:themeColor="accent3" w:themeTint="99"/>
-              <w:bottom w:val="double" w:sz="4" w:space="0" w:color="47D459" w:themeColor="accent3" w:themeTint="99"/>
-              <w:right w:val="double" w:sz="4" w:space="0" w:color="47D459" w:themeColor="accent3" w:themeTint="99"/>
-            </w:tcBorders>
-            <w:vAlign w:val="center"/>
-            <w:hideMark/>
-          </w:tcPr>
-          <w:p>
-            <w:pPr>
-              <w:spacing w:after="160" w:line="276" w:lineRule="auto"/>
-              <w:ind w:right="-455"/>
-              <w:rPr>
-                <w:rFonts w:ascii="Arial Nova Cond Light" w:eastAsia="Arial" w:hAnsi="Arial Nova Cond Light" w:cs="Arial"/>
+            <w:vAlign w:val="center"/>
+          </w:tcPr>
+          <w:p>
+            <w:pPr>
+              <w:pStyle w:val="Prrafodelista"/>
+              <w:tabs>
+                <w:tab w:val="left" w:pos="0"/>
+                <w:tab w:val="left" w:pos="142"/>
+                <w:tab w:val="left" w:pos="284"/>
+              </w:tabs>
+              <w:spacing w:line="276" w:lineRule="auto"/>
+              <w:ind w:left="0"/>
+              <w:jc w:val="center"/>
+              <w:rPr>
+                <w:rFonts w:ascii="Arial Nova Cond" w:eastAsia="Calibri" w:hAnsi="Arial Nova Cond" w:cs="Times New Roman"/>
                 <w:b/>
                 <w:bCs/>
-                <w:color w:val="000000"/>
+                <w:sz w:val="20"/>
+                <w:szCs w:val="20"/>
                 <w:lang w:val="es-ES_tradnl"/>
               </w:rPr>
             </w:pPr>
@@ -13660,33 +13622,35 @@
         <w:tc>
           <w:tcPr>
             <w:tcW w:w="1095" w:type="dxa"/>
-            <w:tcBorders>
-              <w:top w:val="double" w:sz="4" w:space="0" w:color="47D459" w:themeColor="accent3" w:themeTint="99"/>
-              <w:left w:val="double" w:sz="4" w:space="0" w:color="47D459" w:themeColor="accent3" w:themeTint="99"/>
-              <w:bottom w:val="double" w:sz="4" w:space="0" w:color="47D459" w:themeColor="accent3" w:themeTint="99"/>
-              <w:right w:val="double" w:sz="4" w:space="0" w:color="47D459" w:themeColor="accent3" w:themeTint="99"/>
-            </w:tcBorders>
-            <w:vAlign w:val="center"/>
-            <w:hideMark/>
-          </w:tcPr>
-          <w:p>
-            <w:pPr>
-              <w:spacing w:after="160" w:line="276" w:lineRule="auto"/>
-              <w:ind w:right="-455"/>
-              <w:rPr>
-                <w:rFonts w:ascii="Arial Nova Cond Light" w:eastAsia="Arial" w:hAnsi="Arial Nova Cond Light" w:cs="Arial"/>
+            <w:vAlign w:val="center"/>
+          </w:tcPr>
+          <w:p>
+            <w:pPr>
+              <w:pStyle w:val="Prrafodelista"/>
+              <w:tabs>
+                <w:tab w:val="left" w:pos="0"/>
+                <w:tab w:val="left" w:pos="142"/>
+                <w:tab w:val="left" w:pos="284"/>
+              </w:tabs>
+              <w:spacing w:line="276" w:lineRule="auto"/>
+              <w:ind w:left="0"/>
+              <w:jc w:val="center"/>
+              <w:rPr>
+                <w:rFonts w:ascii="Arial Nova Cond" w:eastAsia="Calibri" w:hAnsi="Arial Nova Cond" w:cs="Times New Roman"/>
                 <w:b/>
                 <w:bCs/>
-                <w:color w:val="000000"/>
+                <w:sz w:val="20"/>
+                <w:szCs w:val="20"/>
                 <w:lang w:val="es-ES_tradnl"/>
               </w:rPr>
             </w:pPr>
             <w:r>
               <w:rPr>
-                <w:rFonts w:ascii="Arial Nova Cond Light" w:eastAsia="Arial" w:hAnsi="Arial Nova Cond Light" w:cs="Arial"/>
+                <w:rFonts w:ascii="Arial Nova Cond" w:eastAsia="Calibri" w:hAnsi="Arial Nova Cond" w:cs="Times New Roman"/>
                 <w:b/>
                 <w:bCs/>
-                <w:color w:val="000000"/>
+                <w:sz w:val="20"/>
+                <w:szCs w:val="20"/>
                 <w:lang w:val="es-ES_tradnl"/>
               </w:rPr>
               <w:t>U 8</w:t>
@@ -13696,31 +13660,31 @@
         <w:tc>
           <w:tcPr>
             <w:tcW w:w="1726" w:type="dxa"/>
-            <w:tcBorders>
-              <w:top w:val="double" w:sz="4" w:space="0" w:color="47D459" w:themeColor="accent3" w:themeTint="99"/>
-              <w:left w:val="double" w:sz="4" w:space="0" w:color="47D459" w:themeColor="accent3" w:themeTint="99"/>
-              <w:bottom w:val="double" w:sz="4" w:space="0" w:color="47D459" w:themeColor="accent3" w:themeTint="99"/>
-              <w:right w:val="double" w:sz="4" w:space="0" w:color="47D459" w:themeColor="accent3" w:themeTint="99"/>
-            </w:tcBorders>
-            <w:vAlign w:val="center"/>
-            <w:hideMark/>
-          </w:tcPr>
-          <w:p>
-            <w:pPr>
-              <w:spacing w:after="160" w:line="276" w:lineRule="auto"/>
-              <w:ind w:right="-455"/>
-              <w:rPr>
-                <w:rFonts w:ascii="Arial Nova Cond Light" w:eastAsia="Arial" w:hAnsi="Arial Nova Cond Light" w:cs="Arial"/>
-                <w:b/>
-                <w:color w:val="000000"/>
+            <w:vAlign w:val="center"/>
+          </w:tcPr>
+          <w:p>
+            <w:pPr>
+              <w:pStyle w:val="Prrafodelista"/>
+              <w:tabs>
+                <w:tab w:val="left" w:pos="0"/>
+                <w:tab w:val="left" w:pos="142"/>
+                <w:tab w:val="left" w:pos="284"/>
+              </w:tabs>
+              <w:spacing w:line="276" w:lineRule="auto"/>
+              <w:ind w:left="0"/>
+              <w:rPr>
+                <w:rFonts w:ascii="Arial Nova Cond" w:eastAsia="Calibri" w:hAnsi="Arial Nova Cond" w:cs="Times New Roman"/>
+                <w:color w:val="000000" w:themeColor="text1"/>
+                <w:sz w:val="20"/>
+                <w:szCs w:val="20"/>
                 <w:lang w:val="es-ES_tradnl"/>
               </w:rPr>
             </w:pPr>
             <w:r>
               <w:rPr>
-                <w:rFonts w:ascii="Arial Nova Cond Light" w:eastAsia="Arial" w:hAnsi="Arial Nova Cond Light" w:cs="Arial"/>
-                <w:b/>
-                <w:color w:val="000000"/>
+                <w:rFonts w:ascii="Arial Nova Cond" w:eastAsia="Calibri" w:hAnsi="Arial Nova Cond" w:cs="Times New Roman"/>
+                <w:sz w:val="20"/>
+                <w:szCs w:val="20"/>
                 <w:lang w:val="es-ES_tradnl"/>
               </w:rPr>
               <w:t>{{problemapotencialidad8}}</w:t>
@@ -13730,31 +13694,32 @@
         <w:tc>
           <w:tcPr>
             <w:tcW w:w="6169" w:type="dxa"/>
-            <w:tcBorders>
-              <w:top w:val="double" w:sz="4" w:space="0" w:color="47D459" w:themeColor="accent3" w:themeTint="99"/>
-              <w:left w:val="double" w:sz="4" w:space="0" w:color="47D459" w:themeColor="accent3" w:themeTint="99"/>
-              <w:bottom w:val="double" w:sz="4" w:space="0" w:color="47D459" w:themeColor="accent3" w:themeTint="99"/>
-              <w:right w:val="double" w:sz="4" w:space="0" w:color="47D459" w:themeColor="accent3" w:themeTint="99"/>
-            </w:tcBorders>
-            <w:vAlign w:val="center"/>
-            <w:hideMark/>
-          </w:tcPr>
-          <w:p>
-            <w:pPr>
-              <w:spacing w:after="160" w:line="276" w:lineRule="auto"/>
-              <w:ind w:right="-455"/>
-              <w:rPr>
-                <w:rFonts w:ascii="Arial Nova Cond Light" w:eastAsia="Arial" w:hAnsi="Arial Nova Cond Light" w:cs="Arial"/>
-                <w:b/>
-                <w:color w:val="000000"/>
+            <w:vAlign w:val="center"/>
+          </w:tcPr>
+          <w:p>
+            <w:pPr>
+              <w:pStyle w:val="Prrafodelista"/>
+              <w:tabs>
+                <w:tab w:val="left" w:pos="0"/>
+                <w:tab w:val="left" w:pos="142"/>
+                <w:tab w:val="left" w:pos="284"/>
+              </w:tabs>
+              <w:spacing w:line="276" w:lineRule="auto"/>
+              <w:ind w:left="0"/>
+              <w:jc w:val="both"/>
+              <w:rPr>
+                <w:rFonts w:ascii="Arial Nova Cond" w:eastAsia="Calibri" w:hAnsi="Arial Nova Cond" w:cs="Times New Roman"/>
+                <w:color w:val="000000" w:themeColor="text1"/>
+                <w:sz w:val="20"/>
+                <w:szCs w:val="20"/>
                 <w:lang w:val="es-ES_tradnl"/>
               </w:rPr>
             </w:pPr>
             <w:r>
               <w:rPr>
-                <w:rFonts w:ascii="Arial Nova Cond Light" w:eastAsia="Arial" w:hAnsi="Arial Nova Cond Light" w:cs="Arial"/>
-                <w:b/>
-                <w:color w:val="000000"/>
+                <w:rFonts w:ascii="Arial Nova Cond" w:eastAsia="Calibri" w:hAnsi="Arial Nova Cond" w:cs="Times New Roman"/>
+                <w:sz w:val="20"/>
+                <w:szCs w:val="20"/>
                 <w:lang w:val="es-ES_tradnl"/>
               </w:rPr>
               <w:t>{{situacionsignificativa8}}</w:t>
@@ -13764,31 +13729,27 @@
         <w:tc>
           <w:tcPr>
             <w:tcW w:w="2015" w:type="dxa"/>
-            <w:tcBorders>
-              <w:top w:val="double" w:sz="4" w:space="0" w:color="47D459" w:themeColor="accent3" w:themeTint="99"/>
-              <w:left w:val="double" w:sz="4" w:space="0" w:color="47D459" w:themeColor="accent3" w:themeTint="99"/>
-              <w:bottom w:val="double" w:sz="4" w:space="0" w:color="47D459" w:themeColor="accent3" w:themeTint="99"/>
-              <w:right w:val="double" w:sz="4" w:space="0" w:color="47D459" w:themeColor="accent3" w:themeTint="99"/>
-            </w:tcBorders>
-            <w:vAlign w:val="center"/>
-            <w:hideMark/>
-          </w:tcPr>
-          <w:p>
-            <w:pPr>
-              <w:spacing w:after="160" w:line="276" w:lineRule="auto"/>
-              <w:ind w:right="-455"/>
-              <w:rPr>
-                <w:rFonts w:ascii="Arial Nova Cond Light" w:eastAsia="Arial" w:hAnsi="Arial Nova Cond Light" w:cs="Arial"/>
-                <w:b/>
-                <w:color w:val="000000"/>
+            <w:vAlign w:val="center"/>
+          </w:tcPr>
+          <w:p>
+            <w:pPr>
+              <w:autoSpaceDE w:val="0"/>
+              <w:autoSpaceDN w:val="0"/>
+              <w:adjustRightInd w:val="0"/>
+              <w:jc w:val="center"/>
+              <w:rPr>
+                <w:rFonts w:ascii="Arial Nova Cond" w:eastAsia="Calibri" w:hAnsi="Arial Nova Cond" w:cs="Times New Roman"/>
+                <w:sz w:val="20"/>
+                <w:szCs w:val="20"/>
                 <w:lang w:val="es-ES_tradnl"/>
               </w:rPr>
             </w:pPr>
             <w:r>
               <w:rPr>
-                <w:rFonts w:ascii="Arial Nova Cond Light" w:eastAsia="Arial" w:hAnsi="Arial Nova Cond Light" w:cs="Arial"/>
-                <w:b/>
-                <w:color w:val="000000"/>
+                <w:rFonts w:ascii="Arial Nova Cond" w:hAnsi="Arial Nova Cond" w:cs="Arial"/>
+                <w:color w:val="000000"/>
+                <w:sz w:val="20"/>
+                <w:szCs w:val="20"/>
               </w:rPr>
               <w:t>{{titulosituacionsignificativa8}}</w:t>
             </w:r>
@@ -13797,30 +13758,27 @@
         <w:tc>
           <w:tcPr>
             <w:tcW w:w="1634" w:type="dxa"/>
-            <w:tcBorders>
-              <w:top w:val="double" w:sz="4" w:space="0" w:color="47D459" w:themeColor="accent3" w:themeTint="99"/>
-              <w:left w:val="double" w:sz="4" w:space="0" w:color="47D459" w:themeColor="accent3" w:themeTint="99"/>
-              <w:bottom w:val="double" w:sz="4" w:space="0" w:color="47D459" w:themeColor="accent3" w:themeTint="99"/>
-              <w:right w:val="double" w:sz="4" w:space="0" w:color="47D459" w:themeColor="accent3" w:themeTint="99"/>
-            </w:tcBorders>
-            <w:vAlign w:val="center"/>
-            <w:hideMark/>
-          </w:tcPr>
-          <w:p>
-            <w:pPr>
-              <w:spacing w:after="160" w:line="276" w:lineRule="auto"/>
-              <w:ind w:right="-455"/>
-              <w:rPr>
-                <w:rFonts w:ascii="Arial Nova Cond Light" w:eastAsia="Arial" w:hAnsi="Arial Nova Cond Light" w:cs="Arial"/>
-                <w:b/>
-                <w:color w:val="000000"/>
-              </w:rPr>
-            </w:pPr>
-            <w:r>
-              <w:rPr>
-                <w:rFonts w:ascii="Arial Nova Cond Light" w:eastAsia="Arial" w:hAnsi="Arial Nova Cond Light" w:cs="Arial"/>
-                <w:b/>
-                <w:color w:val="000000"/>
+            <w:vAlign w:val="center"/>
+          </w:tcPr>
+          <w:p>
+            <w:pPr>
+              <w:autoSpaceDE w:val="0"/>
+              <w:autoSpaceDN w:val="0"/>
+              <w:adjustRightInd w:val="0"/>
+              <w:jc w:val="both"/>
+              <w:rPr>
+                <w:rFonts w:ascii="Arial Nova Cond" w:hAnsi="Arial Nova Cond" w:cs="Arial"/>
+                <w:color w:val="000000"/>
+                <w:sz w:val="20"/>
+                <w:szCs w:val="20"/>
+              </w:rPr>
+            </w:pPr>
+            <w:r>
+              <w:rPr>
+                <w:rFonts w:ascii="Arial Nova Cond" w:hAnsi="Arial Nova Cond" w:cs="Arial"/>
+                <w:color w:val="000000"/>
+                <w:sz w:val="20"/>
+                <w:szCs w:val="20"/>
               </w:rPr>
               <w:t>{{competencias8}}</w:t>
             </w:r>
@@ -13829,36 +13787,34 @@
         <w:tc>
           <w:tcPr>
             <w:tcW w:w="1337" w:type="dxa"/>
-            <w:tcBorders>
-              <w:top w:val="double" w:sz="4" w:space="0" w:color="47D459" w:themeColor="accent3" w:themeTint="99"/>
-              <w:left w:val="double" w:sz="4" w:space="0" w:color="47D459" w:themeColor="accent3" w:themeTint="99"/>
-              <w:bottom w:val="double" w:sz="4" w:space="0" w:color="47D459" w:themeColor="accent3" w:themeTint="99"/>
-              <w:right w:val="double" w:sz="4" w:space="0" w:color="47D459" w:themeColor="accent3" w:themeTint="99"/>
-            </w:tcBorders>
-            <w:vAlign w:val="center"/>
-            <w:hideMark/>
-          </w:tcPr>
-          <w:p>
-            <w:pPr>
-              <w:spacing w:after="160" w:line="276" w:lineRule="auto"/>
-              <w:ind w:right="-455"/>
-              <w:rPr>
-                <w:rFonts w:ascii="Arial Nova Cond Light" w:eastAsia="Arial" w:hAnsi="Arial Nova Cond Light" w:cs="Arial"/>
-                <w:b/>
-                <w:color w:val="000000"/>
-              </w:rPr>
-            </w:pPr>
-            <w:r>
-              <w:rPr>
-                <w:rFonts w:ascii="Arial Nova Cond Light" w:eastAsia="Arial" w:hAnsi="Arial Nova Cond Light" w:cs="Arial"/>
-                <w:b/>
-                <w:color w:val="000000"/>
+            <w:vAlign w:val="center"/>
+          </w:tcPr>
+          <w:p>
+            <w:pPr>
+              <w:autoSpaceDE w:val="0"/>
+              <w:autoSpaceDN w:val="0"/>
+              <w:adjustRightInd w:val="0"/>
+              <w:jc w:val="center"/>
+              <w:rPr>
+                <w:rFonts w:ascii="Arial Nova Cond" w:hAnsi="Arial Nova Cond" w:cs="Arial"/>
+                <w:color w:val="000000"/>
+                <w:sz w:val="20"/>
+                <w:szCs w:val="20"/>
+              </w:rPr>
+            </w:pPr>
+            <w:r>
+              <w:rPr>
+                <w:rFonts w:ascii="Arial Nova Cond" w:hAnsi="Arial Nova Cond" w:cs="Arial"/>
+                <w:color w:val="000000"/>
+                <w:sz w:val="20"/>
+                <w:szCs w:val="20"/>
               </w:rPr>
               <w:t>{{producto8}}</w:t>
             </w:r>
           </w:p>
         </w:tc>
       </w:tr>
+      <w:bookmarkEnd w:id="1"/>
     </w:tbl>
     <w:p>
       <w:pPr>
@@ -15357,7 +15313,6 @@
                 <w:sz w:val="18"/>
                 <w:szCs w:val="18"/>
               </w:rPr>
-              <w:lastRenderedPageBreak/>
               <w:t>EXPLICA EL MUNDO FÍSICO BASÁNDOSE EN CONOCIMIENTOS SOBRE LOS SERES VIVOS, MATERIA Y ENERGÍA, BIODIVERSIDAD, TIERRA Y UNIVERSO</w:t>
             </w:r>
           </w:p>
@@ -15794,6 +15749,7 @@
                 <w:sz w:val="18"/>
                 <w:szCs w:val="18"/>
               </w:rPr>
+              <w:lastRenderedPageBreak/>
               <w:t>DISEÑA Y CONSTRUYE SOLUCIONES TECNOLÓGICAS PARA RESOLVER PROBLEMAS DE SU ENTORNO</w:t>
             </w:r>
           </w:p>
@@ -16586,17 +16542,7 @@
                 <w:sz w:val="18"/>
                 <w:szCs w:val="18"/>
               </w:rPr>
-              <w:t xml:space="preserve">SE DESENVUELVE EN ENTORNOS VIRTUALES </w:t>
-            </w:r>
-            <w:r>
-              <w:rPr>
-                <w:rFonts w:ascii="Arial Nova Cond Light" w:eastAsia="Arial" w:hAnsi="Arial Nova Cond Light" w:cs="Arial"/>
-                <w:b/>
-                <w:sz w:val="18"/>
-                <w:szCs w:val="18"/>
-              </w:rPr>
-              <w:lastRenderedPageBreak/>
-              <w:t>GENERADOS POR LAS TIC</w:t>
+              <w:t>SE DESENVUELVE EN ENTORNOS VIRTUALES GENERADOS POR LAS TIC</w:t>
             </w:r>
           </w:p>
         </w:tc>
@@ -16633,7 +16579,6 @@
                 <w:sz w:val="18"/>
                 <w:szCs w:val="18"/>
               </w:rPr>
-              <w:lastRenderedPageBreak/>
               <w:t xml:space="preserve">Personaliza entornos virtuales:  </w:t>
             </w:r>
           </w:p>
@@ -20847,6 +20792,7 @@
           <w:b/>
           <w:color w:val="000000"/>
         </w:rPr>
+        <w:lastRenderedPageBreak/>
         <w:t xml:space="preserve">COMPETENCIAS TRANSVERSALES 28 Y 29: </w:t>
       </w:r>
     </w:p>
@@ -21684,7 +21630,6 @@
                 <w:sz w:val="20"/>
                 <w:szCs w:val="20"/>
               </w:rPr>
-              <w:lastRenderedPageBreak/>
               <w:t>COMPETENCIA 29:</w:t>
             </w:r>
           </w:p>
@@ -21928,6 +21873,7 @@
                 <w:sz w:val="20"/>
                 <w:szCs w:val="20"/>
               </w:rPr>
+              <w:lastRenderedPageBreak/>
               <w:t>Define metas de aprendizaje.</w:t>
             </w:r>
           </w:p>
@@ -24033,7 +23979,6 @@
                 <w:sz w:val="22"/>
                 <w:szCs w:val="22"/>
               </w:rPr>
-              <w:lastRenderedPageBreak/>
               <w:t>Búsqueda de la excelencia</w:t>
             </w:r>
           </w:p>
@@ -24318,6 +24263,7 @@
           <w:b/>
           <w:color w:val="000000"/>
         </w:rPr>
+        <w:lastRenderedPageBreak/>
         <w:t>MATERIALES Y RECURSOS EDUCATIVOS:</w:t>
       </w:r>
     </w:p>
@@ -25166,15 +25112,7 @@
                 <w:rFonts w:ascii="Arial Nova Cond Light" w:eastAsia="Arial" w:hAnsi="Arial Nova Cond Light" w:cs="Arial"/>
                 <w:color w:val="000000"/>
               </w:rPr>
-              <w:t xml:space="preserve">La evaluación diagnóstica permite al docente conocer el nivel inicial de las competencias de los estudiantes en función de los estándares de aprendizaje. Esto ayuda a identificar posibles brechas entre lo esperado y lo alcanzado, lo que facilita al docente la toma de decisiones pedagógicas oportunas y pertinentes </w:t>
-            </w:r>
-            <w:r>
-              <w:rPr>
-                <w:rFonts w:ascii="Arial Nova Cond Light" w:eastAsia="Arial" w:hAnsi="Arial Nova Cond Light" w:cs="Arial"/>
-                <w:color w:val="000000"/>
-              </w:rPr>
-              <w:lastRenderedPageBreak/>
-              <w:t xml:space="preserve">para adecuar el proceso de enseñanza a las características del grupo. No tiene un carácter calificativo, sino que sirve como base para orientar la planificación y la enseñanza. </w:t>
+              <w:t xml:space="preserve">La evaluación diagnóstica permite al docente conocer el nivel inicial de las competencias de los estudiantes en función de los estándares de aprendizaje. Esto ayuda a identificar posibles brechas entre lo esperado y lo alcanzado, lo que facilita al docente la toma de decisiones pedagógicas oportunas y pertinentes para adecuar el proceso de enseñanza a las características del grupo. No tiene un carácter calificativo, sino que sirve como base para orientar la planificación y la enseñanza. </w:t>
             </w:r>
           </w:p>
         </w:tc>
@@ -25214,7 +25152,6 @@
                 <w:b/>
                 <w:color w:val="000000"/>
               </w:rPr>
-              <w:lastRenderedPageBreak/>
               <w:t>Formativa</w:t>
             </w:r>
           </w:p>
@@ -25286,6 +25223,7 @@
                 <w:b/>
                 <w:color w:val="000000"/>
               </w:rPr>
+              <w:lastRenderedPageBreak/>
               <w:t>Sumativa</w:t>
             </w:r>
           </w:p>
@@ -25672,7 +25610,6 @@
           <w:b/>
           <w:color w:val="000000"/>
         </w:rPr>
-        <w:lastRenderedPageBreak/>
         <w:t xml:space="preserve">REFERENCIAS BIBLIOGRÁFICAS: </w:t>
       </w:r>
     </w:p>
@@ -26012,6 +25949,7 @@
                 <w:b/>
                 <w:color w:val="000000"/>
               </w:rPr>
+              <w:lastRenderedPageBreak/>
               <w:t>Para el estudiante</w:t>
             </w:r>
           </w:p>
@@ -31011,6 +30949,7 @@
   <w:style w:type="character" w:default="1" w:styleId="Fuentedeprrafopredeter">
     <w:name w:val="Default Paragraph Font"/>
     <w:uiPriority w:val="1"/>
+    <w:semiHidden/>
     <w:unhideWhenUsed/>
   </w:style>
   <w:style w:type="table" w:default="1" w:styleId="Tablanormal">
@@ -31725,6 +31664,21 @@
       <w:szCs w:val="20"/>
     </w:rPr>
   </w:style>
+  <w:style w:type="paragraph" w:styleId="Sinespaciado">
+    <w:name w:val="No Spacing"/>
+    <w:uiPriority w:val="1"/>
+    <w:qFormat/>
+    <w:rsid w:val="00D974C6"/>
+    <w:pPr>
+      <w:spacing w:after="0" w:line="240" w:lineRule="auto"/>
+    </w:pPr>
+    <w:rPr>
+      <w:rFonts w:asciiTheme="minorHAnsi" w:eastAsiaTheme="minorHAnsi" w:hAnsiTheme="minorHAnsi" w:cstheme="minorBidi"/>
+      <w:kern w:val="2"/>
+      <w:lang w:eastAsia="en-US"/>
+      <w14:ligatures w14:val="standardContextual"/>
+    </w:rPr>
+  </w:style>
 </w:styles>
 </file>
 

--- a/templates/plananual/CYT 1° A 5°/CYT 1° - PROGRAMACIÓN ANUAL.docx
+++ b/templates/plananual/CYT 1° A 5°/CYT 1° - PROGRAMACIÓN ANUAL.docx
@@ -1,6 +1,6 @@
 
 <file path=word/document.xml><?xml version="1.0" encoding="utf-8"?>
-<w:document xmlns:wpc="http://schemas.microsoft.com/office/word/2010/wordprocessingCanvas" xmlns:cx="http://schemas.microsoft.com/office/drawing/2014/chartex" xmlns:cx1="http://schemas.microsoft.com/office/drawing/2015/9/8/chartex" xmlns:cx2="http://schemas.microsoft.com/office/drawing/2015/10/21/chartex" xmlns:cx3="http://schemas.microsoft.com/office/drawing/2016/5/9/chartex" xmlns:cx4="http://schemas.microsoft.com/office/drawing/2016/5/10/chartex" xmlns:cx5="http://schemas.microsoft.com/office/drawing/2016/5/11/chartex" xmlns:cx6="http://schemas.microsoft.com/office/drawing/2016/5/12/chartex" xmlns:cx7="http://schemas.microsoft.com/office/drawing/2016/5/13/chartex" xmlns:cx8="http://schemas.microsoft.com/office/drawing/2016/5/14/chartex" xmlns:mc="http://schemas.openxmlformats.org/markup-compatibility/2006" xmlns:aink="http://schemas.microsoft.com/office/drawing/2016/ink" xmlns:am3d="http://schemas.microsoft.com/office/drawing/2017/model3d" xmlns:o="urn:schemas-microsoft-com:office:office" xmlns:oel="http://schemas.microsoft.com/office/2019/extlst" xmlns:r="http://schemas.openxmlformats.org/officeDocument/2006/relationships" xmlns:m="http://schemas.openxmlformats.org/officeDocument/2006/math" xmlns:v="urn:schemas-microsoft-com:vml" xmlns:wp14="http://schemas.microsoft.com/office/word/2010/wordprocessingDrawing" xmlns:wp="http://schemas.openxmlformats.org/drawingml/2006/wordprocessingDrawing" xmlns:w10="urn:schemas-microsoft-com:office:word" xmlns:w="http://schemas.openxmlformats.org/wordprocessingml/2006/main" xmlns:w14="http://schemas.microsoft.com/office/word/2010/wordml" xmlns:w15="http://schemas.microsoft.com/office/word/2012/wordml" xmlns:w16cex="http://schemas.microsoft.com/office/word/2018/wordml/cex" xmlns:w16cid="http://schemas.microsoft.com/office/word/2016/wordml/cid" xmlns:w16="http://schemas.microsoft.com/office/word/2018/wordml" xmlns:w16du="http://schemas.microsoft.com/office/word/2023/wordml/word16du" xmlns:w16sdtdh="http://schemas.microsoft.com/office/word/2020/wordml/sdtdatahash" xmlns:w16se="http://schemas.microsoft.com/office/word/2015/wordml/symex" xmlns:wpg="http://schemas.microsoft.com/office/word/2010/wordprocessingGroup" xmlns:wpi="http://schemas.microsoft.com/office/word/2010/wordprocessingInk" xmlns:wne="http://schemas.microsoft.com/office/word/2006/wordml" xmlns:wps="http://schemas.microsoft.com/office/word/2010/wordprocessingShape" mc:Ignorable="w14 w15 w16se w16cid w16 w16cex w16sdtdh w16du wp14">
+<w:document xmlns:wpc="http://schemas.microsoft.com/office/word/2010/wordprocessingCanvas" xmlns:cx="http://schemas.microsoft.com/office/drawing/2014/chartex" xmlns:cx1="http://schemas.microsoft.com/office/drawing/2015/9/8/chartex" xmlns:cx2="http://schemas.microsoft.com/office/drawing/2015/10/21/chartex" xmlns:cx3="http://schemas.microsoft.com/office/drawing/2016/5/9/chartex" xmlns:cx4="http://schemas.microsoft.com/office/drawing/2016/5/10/chartex" xmlns:cx5="http://schemas.microsoft.com/office/drawing/2016/5/11/chartex" xmlns:cx6="http://schemas.microsoft.com/office/drawing/2016/5/12/chartex" xmlns:cx7="http://schemas.microsoft.com/office/drawing/2016/5/13/chartex" xmlns:cx8="http://schemas.microsoft.com/office/drawing/2016/5/14/chartex" xmlns:mc="http://schemas.openxmlformats.org/markup-compatibility/2006" xmlns:aink="http://schemas.microsoft.com/office/drawing/2016/ink" xmlns:am3d="http://schemas.microsoft.com/office/drawing/2017/model3d" xmlns:o="urn:schemas-microsoft-com:office:office" xmlns:oel="http://schemas.microsoft.com/office/2019/extlst" xmlns:r="http://schemas.openxmlformats.org/officeDocument/2006/relationships" xmlns:m="http://schemas.openxmlformats.org/officeDocument/2006/math" xmlns:v="urn:schemas-microsoft-com:vml" xmlns:wp14="http://schemas.microsoft.com/office/word/2010/wordprocessingDrawing" xmlns:wp="http://schemas.openxmlformats.org/drawingml/2006/wordprocessingDrawing" xmlns:w10="urn:schemas-microsoft-com:office:word" xmlns:w="http://schemas.openxmlformats.org/wordprocessingml/2006/main" xmlns:w14="http://schemas.microsoft.com/office/word/2010/wordml" xmlns:w15="http://schemas.microsoft.com/office/word/2012/wordml" xmlns:w16cex="http://schemas.microsoft.com/office/word/2018/wordml/cex" xmlns:w16cid="http://schemas.microsoft.com/office/word/2016/wordml/cid" xmlns:w16="http://schemas.microsoft.com/office/word/2018/wordml" xmlns:w16du="http://schemas.microsoft.com/office/word/2023/wordml/word16du" xmlns:w16sdtdh="http://schemas.microsoft.com/office/word/2020/wordml/sdtdatahash" xmlns:w16sdtfl="http://schemas.microsoft.com/office/word/2024/wordml/sdtformatlock" xmlns:w16se="http://schemas.microsoft.com/office/word/2015/wordml/symex" xmlns:wpg="http://schemas.microsoft.com/office/word/2010/wordprocessingGroup" xmlns:wpi="http://schemas.microsoft.com/office/word/2010/wordprocessingInk" xmlns:wne="http://schemas.microsoft.com/office/word/2006/wordml" xmlns:wps="http://schemas.microsoft.com/office/word/2010/wordprocessingShape" mc:Ignorable="w14 w15 w16se w16cid w16 w16cex w16sdtdh w16sdtfl w16du wp14">
   <w:body>
     <w:p>
       <w:pPr>
@@ -200,7 +200,6 @@
                                   </w:rPr>
                                   <w:t>{{</w:t>
                                 </w:r>
-                                <w:proofErr w:type="spellStart"/>
                                 <w:r>
                                   <w:rPr>
                                     <w:rFonts w:ascii="Aptos ExtraBold" w:eastAsia="Aptos ExtraBold" w:hAnsi="Aptos ExtraBold" w:cs="Aptos ExtraBold"/>
@@ -209,18 +208,7 @@
                                     <w:color w:val="FFFFFF"/>
                                     <w:sz w:val="32"/>
                                   </w:rPr>
-                                  <w:t>anio</w:t>
-                                </w:r>
-                                <w:proofErr w:type="spellEnd"/>
-                                <w:r>
-                                  <w:rPr>
-                                    <w:rFonts w:ascii="Aptos ExtraBold" w:eastAsia="Aptos ExtraBold" w:hAnsi="Aptos ExtraBold" w:cs="Aptos ExtraBold"/>
-                                    <w:b/>
-                                    <w:bCs/>
-                                    <w:color w:val="FFFFFF"/>
-                                    <w:sz w:val="32"/>
-                                  </w:rPr>
-                                  <w:t>}}</w:t>
+                                  <w:t>anio}}</w:t>
                                 </w:r>
                               </w:p>
                             </w:txbxContent>
@@ -323,7 +311,6 @@
                             </w:rPr>
                             <w:t>{{</w:t>
                           </w:r>
-                          <w:proofErr w:type="spellStart"/>
                           <w:r>
                             <w:rPr>
                               <w:rFonts w:ascii="Aptos ExtraBold" w:eastAsia="Aptos ExtraBold" w:hAnsi="Aptos ExtraBold" w:cs="Aptos ExtraBold"/>
@@ -332,18 +319,7 @@
                               <w:color w:val="FFFFFF"/>
                               <w:sz w:val="32"/>
                             </w:rPr>
-                            <w:t>anio</w:t>
-                          </w:r>
-                          <w:proofErr w:type="spellEnd"/>
-                          <w:r>
-                            <w:rPr>
-                              <w:rFonts w:ascii="Aptos ExtraBold" w:eastAsia="Aptos ExtraBold" w:hAnsi="Aptos ExtraBold" w:cs="Aptos ExtraBold"/>
-                              <w:b/>
-                              <w:bCs/>
-                              <w:color w:val="FFFFFF"/>
-                              <w:sz w:val="32"/>
-                            </w:rPr>
-                            <w:t>}}</w:t>
+                            <w:t>anio}}</w:t>
                           </w:r>
                         </w:p>
                       </w:txbxContent>
@@ -11469,13 +11445,13 @@
         <w:tblLook w:val="04A0" w:firstRow="1" w:lastRow="0" w:firstColumn="1" w:lastColumn="0" w:noHBand="0" w:noVBand="1"/>
       </w:tblPr>
       <w:tblGrid>
-        <w:gridCol w:w="875"/>
-        <w:gridCol w:w="1095"/>
-        <w:gridCol w:w="1726"/>
-        <w:gridCol w:w="6169"/>
-        <w:gridCol w:w="2015"/>
-        <w:gridCol w:w="1634"/>
-        <w:gridCol w:w="1337"/>
+        <w:gridCol w:w="818"/>
+        <w:gridCol w:w="1018"/>
+        <w:gridCol w:w="5379"/>
+        <w:gridCol w:w="1984"/>
+        <w:gridCol w:w="2693"/>
+        <w:gridCol w:w="1560"/>
+        <w:gridCol w:w="1399"/>
       </w:tblGrid>
       <w:tr>
         <w:trPr>
@@ -11484,7 +11460,7 @@
         </w:trPr>
         <w:tc>
           <w:tcPr>
-            <w:tcW w:w="875" w:type="dxa"/>
+            <w:tcW w:w="818" w:type="dxa"/>
             <w:shd w:val="clear" w:color="auto" w:fill="C1F0C7" w:themeFill="accent3" w:themeFillTint="33"/>
             <w:vAlign w:val="center"/>
           </w:tcPr>
@@ -11518,7 +11494,7 @@
         </w:tc>
         <w:tc>
           <w:tcPr>
-            <w:tcW w:w="1095" w:type="dxa"/>
+            <w:tcW w:w="1018" w:type="dxa"/>
             <w:shd w:val="clear" w:color="auto" w:fill="C1F0C7" w:themeFill="accent3" w:themeFillTint="33"/>
             <w:vAlign w:val="center"/>
           </w:tcPr>
@@ -11551,7 +11527,7 @@
         </w:tc>
         <w:tc>
           <w:tcPr>
-            <w:tcW w:w="1726" w:type="dxa"/>
+            <w:tcW w:w="5379" w:type="dxa"/>
             <w:shd w:val="clear" w:color="auto" w:fill="C1F0C7" w:themeFill="accent3" w:themeFillTint="33"/>
             <w:vAlign w:val="center"/>
           </w:tcPr>
@@ -11578,13 +11554,35 @@
                 <w:sz w:val="20"/>
                 <w:szCs w:val="20"/>
               </w:rPr>
-              <w:t>PROBLEMA / POTENCIALIDAD</w:t>
-            </w:r>
-          </w:p>
-        </w:tc>
-        <w:tc>
-          <w:tcPr>
-            <w:tcW w:w="6169" w:type="dxa"/>
+              <w:t>SITUACIÓN SIGNIF</w:t>
+            </w:r>
+            <w:r>
+              <w:rPr>
+                <w:rFonts w:ascii="Arial Nova Cond" w:hAnsi="Arial Nova Cond" w:cs="Times New Roman"/>
+                <w:b/>
+                <w:bCs/>
+                <w:color w:val="000000" w:themeColor="text1"/>
+                <w:sz w:val="20"/>
+                <w:szCs w:val="20"/>
+              </w:rPr>
+              <w:t>I</w:t>
+            </w:r>
+            <w:r>
+              <w:rPr>
+                <w:rFonts w:ascii="Arial Nova Cond" w:hAnsi="Arial Nova Cond" w:cs="Times New Roman"/>
+                <w:b/>
+                <w:bCs/>
+                <w:color w:val="000000" w:themeColor="text1"/>
+                <w:sz w:val="20"/>
+                <w:szCs w:val="20"/>
+              </w:rPr>
+              <w:t>CATIVA</w:t>
+            </w:r>
+          </w:p>
+        </w:tc>
+        <w:tc>
+          <w:tcPr>
+            <w:tcW w:w="1984" w:type="dxa"/>
             <w:shd w:val="clear" w:color="auto" w:fill="C1F0C7" w:themeFill="accent3" w:themeFillTint="33"/>
             <w:vAlign w:val="center"/>
           </w:tcPr>
@@ -11611,7 +11609,7 @@
                 <w:sz w:val="20"/>
                 <w:szCs w:val="20"/>
               </w:rPr>
-              <w:t>SITUACIÓN SIGNIF</w:t>
+              <w:t>TÍTULO DE LA UNIDAD DID</w:t>
             </w:r>
             <w:r>
               <w:rPr>
@@ -11622,7 +11620,7 @@
                 <w:sz w:val="20"/>
                 <w:szCs w:val="20"/>
               </w:rPr>
-              <w:t>I</w:t>
+              <w:t>Á</w:t>
             </w:r>
             <w:r>
               <w:rPr>
@@ -11633,13 +11631,24 @@
                 <w:sz w:val="20"/>
                 <w:szCs w:val="20"/>
               </w:rPr>
-              <w:t>CATIVA</w:t>
-            </w:r>
-          </w:p>
-        </w:tc>
-        <w:tc>
-          <w:tcPr>
-            <w:tcW w:w="2015" w:type="dxa"/>
+              <w:t>CTICA</w:t>
+            </w:r>
+            <w:r>
+              <w:rPr>
+                <w:rFonts w:ascii="Arial Nova Cond" w:hAnsi="Arial Nova Cond" w:cs="Times New Roman"/>
+                <w:b/>
+                <w:bCs/>
+                <w:color w:val="000000" w:themeColor="text1"/>
+                <w:sz w:val="20"/>
+                <w:szCs w:val="20"/>
+              </w:rPr>
+              <w:t>.</w:t>
+            </w:r>
+          </w:p>
+        </w:tc>
+        <w:tc>
+          <w:tcPr>
+            <w:tcW w:w="2693" w:type="dxa"/>
             <w:shd w:val="clear" w:color="auto" w:fill="C1F0C7" w:themeFill="accent3" w:themeFillTint="33"/>
             <w:vAlign w:val="center"/>
           </w:tcPr>
@@ -11666,9 +11675,21 @@
                 <w:sz w:val="20"/>
                 <w:szCs w:val="20"/>
               </w:rPr>
-              <w:t>TÍTULO DE LA UNIDAD DID</w:t>
-            </w:r>
-            <w:r>
+              <w:t>CAMPO TEMATICO</w:t>
+            </w:r>
+          </w:p>
+        </w:tc>
+        <w:tc>
+          <w:tcPr>
+            <w:tcW w:w="1560" w:type="dxa"/>
+            <w:shd w:val="clear" w:color="auto" w:fill="C1F0C7" w:themeFill="accent3" w:themeFillTint="33"/>
+            <w:vAlign w:val="center"/>
+          </w:tcPr>
+          <w:p>
+            <w:pPr>
+              <w:pStyle w:val="Prrafodelista"/>
+              <w:ind w:left="0"/>
+              <w:jc w:val="center"/>
               <w:rPr>
                 <w:rFonts w:ascii="Arial Nova Cond" w:hAnsi="Arial Nova Cond" w:cs="Times New Roman"/>
                 <w:b/>
@@ -11677,8 +11698,7 @@
                 <w:sz w:val="20"/>
                 <w:szCs w:val="20"/>
               </w:rPr>
-              <w:t>Á</w:t>
-            </w:r>
+            </w:pPr>
             <w:r>
               <w:rPr>
                 <w:rFonts w:ascii="Arial Nova Cond" w:hAnsi="Arial Nova Cond" w:cs="Times New Roman"/>
@@ -11688,57 +11708,13 @@
                 <w:sz w:val="20"/>
                 <w:szCs w:val="20"/>
               </w:rPr>
-              <w:t>CTICA</w:t>
-            </w:r>
-            <w:r>
-              <w:rPr>
-                <w:rFonts w:ascii="Arial Nova Cond" w:hAnsi="Arial Nova Cond" w:cs="Times New Roman"/>
-                <w:b/>
-                <w:bCs/>
-                <w:color w:val="000000" w:themeColor="text1"/>
-                <w:sz w:val="20"/>
-                <w:szCs w:val="20"/>
-              </w:rPr>
-              <w:t>.</w:t>
-            </w:r>
-          </w:p>
-        </w:tc>
-        <w:tc>
-          <w:tcPr>
-            <w:tcW w:w="1634" w:type="dxa"/>
-            <w:shd w:val="clear" w:color="auto" w:fill="C1F0C7" w:themeFill="accent3" w:themeFillTint="33"/>
-            <w:vAlign w:val="center"/>
-          </w:tcPr>
-          <w:p>
-            <w:pPr>
-              <w:pStyle w:val="Prrafodelista"/>
-              <w:ind w:left="0"/>
-              <w:jc w:val="center"/>
-              <w:rPr>
-                <w:rFonts w:ascii="Arial Nova Cond" w:hAnsi="Arial Nova Cond" w:cs="Times New Roman"/>
-                <w:b/>
-                <w:bCs/>
-                <w:color w:val="000000" w:themeColor="text1"/>
-                <w:sz w:val="20"/>
-                <w:szCs w:val="20"/>
-              </w:rPr>
-            </w:pPr>
-            <w:r>
-              <w:rPr>
-                <w:rFonts w:ascii="Arial Nova Cond" w:hAnsi="Arial Nova Cond" w:cs="Times New Roman"/>
-                <w:b/>
-                <w:bCs/>
-                <w:color w:val="000000" w:themeColor="text1"/>
-                <w:sz w:val="20"/>
-                <w:szCs w:val="20"/>
-              </w:rPr>
               <w:t>COMPETENCIAS</w:t>
             </w:r>
           </w:p>
         </w:tc>
         <w:tc>
           <w:tcPr>
-            <w:tcW w:w="1337" w:type="dxa"/>
+            <w:tcW w:w="1399" w:type="dxa"/>
             <w:shd w:val="clear" w:color="auto" w:fill="C1F0C7" w:themeFill="accent3" w:themeFillTint="33"/>
             <w:vAlign w:val="center"/>
           </w:tcPr>
@@ -11777,7 +11753,7 @@
         </w:trPr>
         <w:tc>
           <w:tcPr>
-            <w:tcW w:w="875" w:type="dxa"/>
+            <w:tcW w:w="818" w:type="dxa"/>
             <w:vMerge w:val="restart"/>
             <w:vAlign w:val="center"/>
           </w:tcPr>
@@ -11816,7 +11792,7 @@
         </w:tc>
         <w:tc>
           <w:tcPr>
-            <w:tcW w:w="1095" w:type="dxa"/>
+            <w:tcW w:w="1018" w:type="dxa"/>
             <w:vAlign w:val="center"/>
           </w:tcPr>
           <w:p>
@@ -11854,7 +11830,7 @@
         </w:tc>
         <w:tc>
           <w:tcPr>
-            <w:tcW w:w="1726" w:type="dxa"/>
+            <w:tcW w:w="5379" w:type="dxa"/>
             <w:vAlign w:val="center"/>
           </w:tcPr>
           <w:p>
@@ -11882,13 +11858,136 @@
                 <w:szCs w:val="20"/>
                 <w:lang w:val="es-ES_tradnl"/>
               </w:rPr>
-              <w:t>{{problemapotencialidad0}}</w:t>
-            </w:r>
-          </w:p>
-        </w:tc>
-        <w:tc>
-          <w:tcPr>
-            <w:tcW w:w="6169" w:type="dxa"/>
+              <w:t>{{situacionsignificativa0}}</w:t>
+            </w:r>
+          </w:p>
+        </w:tc>
+        <w:tc>
+          <w:tcPr>
+            <w:tcW w:w="1984" w:type="dxa"/>
+            <w:vAlign w:val="center"/>
+          </w:tcPr>
+          <w:p>
+            <w:pPr>
+              <w:autoSpaceDE w:val="0"/>
+              <w:autoSpaceDN w:val="0"/>
+              <w:adjustRightInd w:val="0"/>
+              <w:jc w:val="center"/>
+              <w:rPr>
+                <w:rFonts w:ascii="Arial Nova Cond" w:hAnsi="Arial Nova Cond" w:cs="Arial"/>
+                <w:color w:val="000000"/>
+                <w:sz w:val="20"/>
+                <w:szCs w:val="20"/>
+              </w:rPr>
+            </w:pPr>
+            <w:r>
+              <w:rPr>
+                <w:rFonts w:ascii="Arial Nova Cond" w:hAnsi="Arial Nova Cond" w:cs="Arial"/>
+                <w:color w:val="000000"/>
+                <w:sz w:val="20"/>
+                <w:szCs w:val="20"/>
+              </w:rPr>
+              <w:t>{{titulosituacionsignificativa0}}</w:t>
+            </w:r>
+          </w:p>
+        </w:tc>
+        <w:tc>
+          <w:tcPr>
+            <w:tcW w:w="2693" w:type="dxa"/>
+            <w:vAlign w:val="center"/>
+          </w:tcPr>
+          <w:p>
+            <w:pPr>
+              <w:autoSpaceDE w:val="0"/>
+              <w:autoSpaceDN w:val="0"/>
+              <w:adjustRightInd w:val="0"/>
+              <w:jc w:val="both"/>
+              <w:rPr>
+                <w:rFonts w:ascii="Arial Nova Cond" w:hAnsi="Arial Nova Cond" w:cs="Arial"/>
+                <w:color w:val="000000"/>
+                <w:sz w:val="20"/>
+                <w:szCs w:val="20"/>
+              </w:rPr>
+            </w:pPr>
+            <w:r>
+              <w:rPr>
+                <w:rFonts w:ascii="Arial Nova Cond" w:hAnsi="Arial Nova Cond" w:cs="Arial"/>
+                <w:color w:val="000000"/>
+                <w:sz w:val="20"/>
+                <w:szCs w:val="20"/>
+              </w:rPr>
+              <w:t>{{campotematico0}}</w:t>
+            </w:r>
+          </w:p>
+        </w:tc>
+        <w:tc>
+          <w:tcPr>
+            <w:tcW w:w="1560" w:type="dxa"/>
+            <w:vAlign w:val="center"/>
+          </w:tcPr>
+          <w:p>
+            <w:pPr>
+              <w:autoSpaceDE w:val="0"/>
+              <w:autoSpaceDN w:val="0"/>
+              <w:adjustRightInd w:val="0"/>
+              <w:jc w:val="both"/>
+              <w:rPr>
+                <w:rFonts w:ascii="Arial Nova Cond" w:hAnsi="Arial Nova Cond" w:cs="Arial"/>
+                <w:color w:val="000000"/>
+                <w:sz w:val="20"/>
+                <w:szCs w:val="20"/>
+              </w:rPr>
+            </w:pPr>
+            <w:r>
+              <w:rPr>
+                <w:rFonts w:ascii="Arial Nova Cond" w:hAnsi="Arial Nova Cond" w:cs="Arial"/>
+                <w:color w:val="000000"/>
+                <w:sz w:val="20"/>
+                <w:szCs w:val="20"/>
+              </w:rPr>
+              <w:t>{{competencias0}}</w:t>
+            </w:r>
+          </w:p>
+        </w:tc>
+        <w:tc>
+          <w:tcPr>
+            <w:tcW w:w="1399" w:type="dxa"/>
+            <w:vAlign w:val="center"/>
+          </w:tcPr>
+          <w:p>
+            <w:pPr>
+              <w:autoSpaceDE w:val="0"/>
+              <w:autoSpaceDN w:val="0"/>
+              <w:adjustRightInd w:val="0"/>
+              <w:jc w:val="both"/>
+              <w:rPr>
+                <w:rFonts w:ascii="Arial Nova Cond" w:hAnsi="Arial Nova Cond" w:cs="Arial"/>
+                <w:color w:val="000000"/>
+                <w:sz w:val="20"/>
+                <w:szCs w:val="20"/>
+              </w:rPr>
+            </w:pPr>
+            <w:r>
+              <w:rPr>
+                <w:rFonts w:ascii="Arial Nova Cond" w:hAnsi="Arial Nova Cond" w:cs="Arial"/>
+                <w:color w:val="000000"/>
+                <w:sz w:val="20"/>
+                <w:szCs w:val="20"/>
+              </w:rPr>
+              <w:t>{{producto0}}</w:t>
+            </w:r>
+          </w:p>
+        </w:tc>
+      </w:tr>
+      <w:tr>
+        <w:trPr>
+          <w:trHeight w:val="756"/>
+          <w:jc w:val="center"/>
+        </w:trPr>
+        <w:tc>
+          <w:tcPr>
+            <w:tcW w:w="818" w:type="dxa"/>
+            <w:vMerge/>
             <w:vAlign w:val="center"/>
           </w:tcPr>
           <w:p>
@@ -11901,6 +12000,71 @@
               </w:tabs>
               <w:spacing w:line="276" w:lineRule="auto"/>
               <w:ind w:left="0"/>
+              <w:jc w:val="center"/>
+              <w:rPr>
+                <w:rFonts w:ascii="Arial Nova Cond" w:eastAsia="Calibri" w:hAnsi="Arial Nova Cond" w:cs="Times New Roman"/>
+                <w:b/>
+                <w:bCs/>
+                <w:sz w:val="20"/>
+                <w:szCs w:val="20"/>
+                <w:lang w:val="es-ES_tradnl"/>
+              </w:rPr>
+            </w:pPr>
+          </w:p>
+        </w:tc>
+        <w:tc>
+          <w:tcPr>
+            <w:tcW w:w="1018" w:type="dxa"/>
+            <w:vAlign w:val="center"/>
+          </w:tcPr>
+          <w:p>
+            <w:pPr>
+              <w:pStyle w:val="Prrafodelista"/>
+              <w:tabs>
+                <w:tab w:val="left" w:pos="0"/>
+                <w:tab w:val="left" w:pos="142"/>
+                <w:tab w:val="left" w:pos="284"/>
+              </w:tabs>
+              <w:spacing w:line="276" w:lineRule="auto"/>
+              <w:ind w:left="0"/>
+              <w:jc w:val="center"/>
+              <w:rPr>
+                <w:rFonts w:ascii="Arial Nova Cond" w:eastAsia="Calibri" w:hAnsi="Arial Nova Cond" w:cs="Times New Roman"/>
+                <w:b/>
+                <w:bCs/>
+                <w:sz w:val="20"/>
+                <w:szCs w:val="20"/>
+                <w:lang w:val="es-ES_tradnl"/>
+              </w:rPr>
+            </w:pPr>
+            <w:r>
+              <w:rPr>
+                <w:rFonts w:ascii="Arial Nova Cond" w:eastAsia="Calibri" w:hAnsi="Arial Nova Cond" w:cs="Times New Roman"/>
+                <w:b/>
+                <w:bCs/>
+                <w:sz w:val="20"/>
+                <w:szCs w:val="20"/>
+                <w:lang w:val="es-ES_tradnl"/>
+              </w:rPr>
+              <w:t>U 1</w:t>
+            </w:r>
+          </w:p>
+        </w:tc>
+        <w:tc>
+          <w:tcPr>
+            <w:tcW w:w="5379" w:type="dxa"/>
+            <w:vAlign w:val="center"/>
+          </w:tcPr>
+          <w:p>
+            <w:pPr>
+              <w:pStyle w:val="Prrafodelista"/>
+              <w:tabs>
+                <w:tab w:val="left" w:pos="0"/>
+                <w:tab w:val="left" w:pos="142"/>
+                <w:tab w:val="left" w:pos="284"/>
+              </w:tabs>
+              <w:spacing w:line="276" w:lineRule="auto"/>
+              <w:ind w:left="0"/>
               <w:jc w:val="both"/>
               <w:rPr>
                 <w:rFonts w:ascii="Arial Nova Cond" w:eastAsia="Calibri" w:hAnsi="Arial Nova Cond" w:cs="Times New Roman"/>
@@ -11916,13 +12080,13 @@
                 <w:szCs w:val="20"/>
                 <w:lang w:val="es-ES_tradnl"/>
               </w:rPr>
-              <w:t>{{situacionsignificativa0}}</w:t>
-            </w:r>
-          </w:p>
-        </w:tc>
-        <w:tc>
-          <w:tcPr>
-            <w:tcW w:w="2015" w:type="dxa"/>
+              <w:t>{{situacionsignificativa1}}</w:t>
+            </w:r>
+          </w:p>
+        </w:tc>
+        <w:tc>
+          <w:tcPr>
+            <w:tcW w:w="1984" w:type="dxa"/>
             <w:vAlign w:val="center"/>
           </w:tcPr>
           <w:p>
@@ -11933,7 +12097,7 @@
               <w:jc w:val="center"/>
               <w:rPr>
                 <w:rFonts w:ascii="Arial Nova Cond" w:hAnsi="Arial Nova Cond" w:cs="Arial"/>
-                <w:color w:val="000000"/>
+                <w:color w:val="000000" w:themeColor="text1"/>
                 <w:sz w:val="20"/>
                 <w:szCs w:val="20"/>
               </w:rPr>
@@ -11945,13 +12109,13 @@
                 <w:sz w:val="20"/>
                 <w:szCs w:val="20"/>
               </w:rPr>
-              <w:t>{{titulosituacionsignificativa0}}</w:t>
-            </w:r>
-          </w:p>
-        </w:tc>
-        <w:tc>
-          <w:tcPr>
-            <w:tcW w:w="1634" w:type="dxa"/>
+              <w:t>{{titulosituacionsignificativa1}}</w:t>
+            </w:r>
+          </w:p>
+        </w:tc>
+        <w:tc>
+          <w:tcPr>
+            <w:tcW w:w="2693" w:type="dxa"/>
             <w:vAlign w:val="center"/>
           </w:tcPr>
           <w:p>
@@ -11974,13 +12138,13 @@
                 <w:sz w:val="20"/>
                 <w:szCs w:val="20"/>
               </w:rPr>
-              <w:t>{{competencias0}}</w:t>
-            </w:r>
-          </w:p>
-        </w:tc>
-        <w:tc>
-          <w:tcPr>
-            <w:tcW w:w="1337" w:type="dxa"/>
+              <w:t>{{campotematico1}}</w:t>
+            </w:r>
+          </w:p>
+        </w:tc>
+        <w:tc>
+          <w:tcPr>
+            <w:tcW w:w="1560" w:type="dxa"/>
             <w:vAlign w:val="center"/>
           </w:tcPr>
           <w:p>
@@ -11988,7 +12152,7 @@
               <w:autoSpaceDE w:val="0"/>
               <w:autoSpaceDN w:val="0"/>
               <w:adjustRightInd w:val="0"/>
-              <w:jc w:val="center"/>
+              <w:jc w:val="both"/>
               <w:rPr>
                 <w:rFonts w:ascii="Arial Nova Cond" w:hAnsi="Arial Nova Cond" w:cs="Arial"/>
                 <w:color w:val="000000"/>
@@ -12003,7 +12167,36 @@
                 <w:sz w:val="20"/>
                 <w:szCs w:val="20"/>
               </w:rPr>
-              <w:t>{{producto0}}</w:t>
+              <w:t>{{competencias1}}</w:t>
+            </w:r>
+          </w:p>
+        </w:tc>
+        <w:tc>
+          <w:tcPr>
+            <w:tcW w:w="1399" w:type="dxa"/>
+            <w:vAlign w:val="center"/>
+          </w:tcPr>
+          <w:p>
+            <w:pPr>
+              <w:autoSpaceDE w:val="0"/>
+              <w:autoSpaceDN w:val="0"/>
+              <w:adjustRightInd w:val="0"/>
+              <w:jc w:val="both"/>
+              <w:rPr>
+                <w:rFonts w:ascii="Arial Nova Cond" w:hAnsi="Arial Nova Cond" w:cs="Arial"/>
+                <w:color w:val="000000"/>
+                <w:sz w:val="20"/>
+                <w:szCs w:val="20"/>
+              </w:rPr>
+            </w:pPr>
+            <w:r>
+              <w:rPr>
+                <w:rFonts w:ascii="Arial Nova Cond" w:hAnsi="Arial Nova Cond" w:cs="Arial"/>
+                <w:color w:val="000000"/>
+                <w:sz w:val="20"/>
+                <w:szCs w:val="20"/>
+              </w:rPr>
+              <w:t>{{producto1}}</w:t>
             </w:r>
           </w:p>
         </w:tc>
@@ -12015,7 +12208,7 @@
         </w:trPr>
         <w:tc>
           <w:tcPr>
-            <w:tcW w:w="875" w:type="dxa"/>
+            <w:tcW w:w="818" w:type="dxa"/>
             <w:vMerge/>
             <w:vAlign w:val="center"/>
           </w:tcPr>
@@ -12043,7 +12236,7 @@
         </w:tc>
         <w:tc>
           <w:tcPr>
-            <w:tcW w:w="1095" w:type="dxa"/>
+            <w:tcW w:w="1018" w:type="dxa"/>
             <w:vAlign w:val="center"/>
           </w:tcPr>
           <w:p>
@@ -12075,39 +12268,13 @@
                 <w:szCs w:val="20"/>
                 <w:lang w:val="es-ES_tradnl"/>
               </w:rPr>
-              <w:t>U 1</w:t>
-            </w:r>
-          </w:p>
-        </w:tc>
-        <w:tc>
-          <w:tcPr>
-            <w:tcW w:w="1726" w:type="dxa"/>
-            <w:vAlign w:val="center"/>
-          </w:tcPr>
-          <w:p>
-            <w:pPr>
-              <w:pStyle w:val="NormalWeb"/>
-              <w:jc w:val="both"/>
-              <w:rPr>
-                <w:rFonts w:ascii="Arial Nova Cond" w:hAnsi="Arial Nova Cond"/>
-                <w:sz w:val="20"/>
-                <w:szCs w:val="20"/>
-              </w:rPr>
-            </w:pPr>
-            <w:r>
-              <w:rPr>
-                <w:rFonts w:ascii="Arial Nova Cond" w:eastAsia="Calibri" w:hAnsi="Arial Nova Cond"/>
-                <w:sz w:val="20"/>
-                <w:szCs w:val="20"/>
-                <w:lang w:val="es-ES_tradnl"/>
-              </w:rPr>
-              <w:t>{{problemapotencialidad1}}</w:t>
-            </w:r>
-          </w:p>
-        </w:tc>
-        <w:tc>
-          <w:tcPr>
-            <w:tcW w:w="6169" w:type="dxa"/>
+              <w:t>U 2</w:t>
+            </w:r>
+          </w:p>
+        </w:tc>
+        <w:tc>
+          <w:tcPr>
+            <w:tcW w:w="5379" w:type="dxa"/>
             <w:vAlign w:val="center"/>
           </w:tcPr>
           <w:p>
@@ -12135,13 +12302,13 @@
                 <w:szCs w:val="20"/>
                 <w:lang w:val="es-ES_tradnl"/>
               </w:rPr>
-              <w:t>{{situacionsignificativa1}}</w:t>
-            </w:r>
-          </w:p>
-        </w:tc>
-        <w:tc>
-          <w:tcPr>
-            <w:tcW w:w="2015" w:type="dxa"/>
+              <w:t>{{situacionsignificativa2}}</w:t>
+            </w:r>
+          </w:p>
+        </w:tc>
+        <w:tc>
+          <w:tcPr>
+            <w:tcW w:w="1984" w:type="dxa"/>
             <w:vAlign w:val="center"/>
           </w:tcPr>
           <w:p>
@@ -12152,7 +12319,7 @@
               <w:jc w:val="center"/>
               <w:rPr>
                 <w:rFonts w:ascii="Arial Nova Cond" w:hAnsi="Arial Nova Cond" w:cs="Arial"/>
-                <w:color w:val="000000" w:themeColor="text1"/>
+                <w:color w:val="000000"/>
                 <w:sz w:val="20"/>
                 <w:szCs w:val="20"/>
               </w:rPr>
@@ -12164,13 +12331,13 @@
                 <w:sz w:val="20"/>
                 <w:szCs w:val="20"/>
               </w:rPr>
-              <w:t>{{titulosituacionsignificativa1}}</w:t>
-            </w:r>
-          </w:p>
-        </w:tc>
-        <w:tc>
-          <w:tcPr>
-            <w:tcW w:w="1634" w:type="dxa"/>
+              <w:t>{{titulosituacionsignificativa2}}</w:t>
+            </w:r>
+          </w:p>
+        </w:tc>
+        <w:tc>
+          <w:tcPr>
+            <w:tcW w:w="2693" w:type="dxa"/>
             <w:vAlign w:val="center"/>
           </w:tcPr>
           <w:p>
@@ -12193,13 +12360,13 @@
                 <w:sz w:val="20"/>
                 <w:szCs w:val="20"/>
               </w:rPr>
-              <w:t>{{competencias1}}</w:t>
-            </w:r>
-          </w:p>
-        </w:tc>
-        <w:tc>
-          <w:tcPr>
-            <w:tcW w:w="1337" w:type="dxa"/>
+              <w:t>{{campotematico2}}</w:t>
+            </w:r>
+          </w:p>
+        </w:tc>
+        <w:tc>
+          <w:tcPr>
+            <w:tcW w:w="1560" w:type="dxa"/>
             <w:vAlign w:val="center"/>
           </w:tcPr>
           <w:p>
@@ -12207,7 +12374,7 @@
               <w:autoSpaceDE w:val="0"/>
               <w:autoSpaceDN w:val="0"/>
               <w:adjustRightInd w:val="0"/>
-              <w:jc w:val="center"/>
+              <w:jc w:val="both"/>
               <w:rPr>
                 <w:rFonts w:ascii="Arial Nova Cond" w:hAnsi="Arial Nova Cond" w:cs="Arial"/>
                 <w:color w:val="000000"/>
@@ -12222,7 +12389,36 @@
                 <w:sz w:val="20"/>
                 <w:szCs w:val="20"/>
               </w:rPr>
-              <w:t>{{producto1}}</w:t>
+              <w:t>{{competencias2}}</w:t>
+            </w:r>
+          </w:p>
+        </w:tc>
+        <w:tc>
+          <w:tcPr>
+            <w:tcW w:w="1399" w:type="dxa"/>
+            <w:vAlign w:val="center"/>
+          </w:tcPr>
+          <w:p>
+            <w:pPr>
+              <w:autoSpaceDE w:val="0"/>
+              <w:autoSpaceDN w:val="0"/>
+              <w:adjustRightInd w:val="0"/>
+              <w:jc w:val="both"/>
+              <w:rPr>
+                <w:rFonts w:ascii="Arial Nova Cond" w:hAnsi="Arial Nova Cond" w:cs="Arial"/>
+                <w:color w:val="000000"/>
+                <w:sz w:val="20"/>
+                <w:szCs w:val="20"/>
+              </w:rPr>
+            </w:pPr>
+            <w:r>
+              <w:rPr>
+                <w:rFonts w:ascii="Arial Nova Cond" w:hAnsi="Arial Nova Cond" w:cs="Arial"/>
+                <w:color w:val="000000"/>
+                <w:sz w:val="20"/>
+                <w:szCs w:val="20"/>
+              </w:rPr>
+              <w:t>{{producto2}}</w:t>
             </w:r>
           </w:p>
         </w:tc>
@@ -12234,8 +12430,8 @@
         </w:trPr>
         <w:tc>
           <w:tcPr>
-            <w:tcW w:w="875" w:type="dxa"/>
-            <w:vMerge/>
+            <w:tcW w:w="818" w:type="dxa"/>
+            <w:vMerge w:val="restart"/>
             <w:vAlign w:val="center"/>
           </w:tcPr>
           <w:p>
@@ -12258,11 +12454,22 @@
                 <w:lang w:val="es-ES_tradnl"/>
               </w:rPr>
             </w:pPr>
-          </w:p>
-        </w:tc>
-        <w:tc>
-          <w:tcPr>
-            <w:tcW w:w="1095" w:type="dxa"/>
+            <w:r>
+              <w:rPr>
+                <w:rFonts w:ascii="Arial Nova Cond" w:eastAsia="Calibri" w:hAnsi="Arial Nova Cond" w:cs="Times New Roman"/>
+                <w:b/>
+                <w:bCs/>
+                <w:sz w:val="20"/>
+                <w:szCs w:val="20"/>
+                <w:lang w:val="es-ES_tradnl"/>
+              </w:rPr>
+              <w:t>II</w:t>
+            </w:r>
+          </w:p>
+        </w:tc>
+        <w:tc>
+          <w:tcPr>
+            <w:tcW w:w="1018" w:type="dxa"/>
             <w:vAlign w:val="center"/>
           </w:tcPr>
           <w:p>
@@ -12294,39 +12501,13 @@
                 <w:szCs w:val="20"/>
                 <w:lang w:val="es-ES_tradnl"/>
               </w:rPr>
-              <w:t>U 2</w:t>
-            </w:r>
-          </w:p>
-        </w:tc>
-        <w:tc>
-          <w:tcPr>
-            <w:tcW w:w="1726" w:type="dxa"/>
-            <w:vAlign w:val="center"/>
-          </w:tcPr>
-          <w:p>
-            <w:pPr>
-              <w:pStyle w:val="NormalWeb"/>
-              <w:jc w:val="both"/>
-              <w:rPr>
-                <w:rFonts w:ascii="Arial Nova Cond" w:eastAsia="Calibri" w:hAnsi="Arial Nova Cond"/>
-                <w:sz w:val="20"/>
-                <w:szCs w:val="20"/>
-              </w:rPr>
-            </w:pPr>
-            <w:r>
-              <w:rPr>
-                <w:rFonts w:ascii="Arial Nova Cond" w:eastAsia="Calibri" w:hAnsi="Arial Nova Cond"/>
-                <w:sz w:val="20"/>
-                <w:szCs w:val="20"/>
-                <w:lang w:val="es-ES_tradnl"/>
-              </w:rPr>
-              <w:t>{{problemapotencialidad2}}</w:t>
-            </w:r>
-          </w:p>
-        </w:tc>
-        <w:tc>
-          <w:tcPr>
-            <w:tcW w:w="6169" w:type="dxa"/>
+              <w:t>U 3</w:t>
+            </w:r>
+          </w:p>
+        </w:tc>
+        <w:tc>
+          <w:tcPr>
+            <w:tcW w:w="5379" w:type="dxa"/>
             <w:vAlign w:val="center"/>
           </w:tcPr>
           <w:p>
@@ -12342,6 +12523,7 @@
               <w:jc w:val="both"/>
               <w:rPr>
                 <w:rFonts w:ascii="Arial Nova Cond" w:eastAsia="Calibri" w:hAnsi="Arial Nova Cond" w:cs="Times New Roman"/>
+                <w:color w:val="000000" w:themeColor="text1"/>
                 <w:sz w:val="20"/>
                 <w:szCs w:val="20"/>
                 <w:lang w:val="es-ES_tradnl"/>
@@ -12354,13 +12536,13 @@
                 <w:szCs w:val="20"/>
                 <w:lang w:val="es-ES_tradnl"/>
               </w:rPr>
-              <w:t>{{situacionsignificativa2}}</w:t>
-            </w:r>
-          </w:p>
-        </w:tc>
-        <w:tc>
-          <w:tcPr>
-            <w:tcW w:w="2015" w:type="dxa"/>
+              <w:t>{{situacionsignificativa3}}</w:t>
+            </w:r>
+          </w:p>
+        </w:tc>
+        <w:tc>
+          <w:tcPr>
+            <w:tcW w:w="1984" w:type="dxa"/>
             <w:vAlign w:val="center"/>
           </w:tcPr>
           <w:p>
@@ -12371,7 +12553,7 @@
               <w:jc w:val="center"/>
               <w:rPr>
                 <w:rFonts w:ascii="Arial Nova Cond" w:hAnsi="Arial Nova Cond" w:cs="Arial"/>
-                <w:color w:val="000000"/>
+                <w:color w:val="215E99" w:themeColor="text2" w:themeTint="BF"/>
                 <w:sz w:val="20"/>
                 <w:szCs w:val="20"/>
               </w:rPr>
@@ -12383,13 +12565,13 @@
                 <w:sz w:val="20"/>
                 <w:szCs w:val="20"/>
               </w:rPr>
-              <w:t>{{titulosituacionsignificativa2}}</w:t>
-            </w:r>
-          </w:p>
-        </w:tc>
-        <w:tc>
-          <w:tcPr>
-            <w:tcW w:w="1634" w:type="dxa"/>
+              <w:t>{{titulosituacionsignificativa3}}</w:t>
+            </w:r>
+          </w:p>
+        </w:tc>
+        <w:tc>
+          <w:tcPr>
+            <w:tcW w:w="2693" w:type="dxa"/>
             <w:vAlign w:val="center"/>
           </w:tcPr>
           <w:p>
@@ -12412,13 +12594,13 @@
                 <w:sz w:val="20"/>
                 <w:szCs w:val="20"/>
               </w:rPr>
-              <w:t>{{competencias2}}</w:t>
-            </w:r>
-          </w:p>
-        </w:tc>
-        <w:tc>
-          <w:tcPr>
-            <w:tcW w:w="1337" w:type="dxa"/>
+              <w:t>{{campotematico3}}</w:t>
+            </w:r>
+          </w:p>
+        </w:tc>
+        <w:tc>
+          <w:tcPr>
+            <w:tcW w:w="1560" w:type="dxa"/>
             <w:vAlign w:val="center"/>
           </w:tcPr>
           <w:p>
@@ -12426,7 +12608,7 @@
               <w:autoSpaceDE w:val="0"/>
               <w:autoSpaceDN w:val="0"/>
               <w:adjustRightInd w:val="0"/>
-              <w:jc w:val="center"/>
+              <w:jc w:val="both"/>
               <w:rPr>
                 <w:rFonts w:ascii="Arial Nova Cond" w:hAnsi="Arial Nova Cond" w:cs="Arial"/>
                 <w:color w:val="000000"/>
@@ -12441,7 +12623,36 @@
                 <w:sz w:val="20"/>
                 <w:szCs w:val="20"/>
               </w:rPr>
-              <w:t>{{producto2}}</w:t>
+              <w:t>{{competencias3}}</w:t>
+            </w:r>
+          </w:p>
+        </w:tc>
+        <w:tc>
+          <w:tcPr>
+            <w:tcW w:w="1399" w:type="dxa"/>
+            <w:vAlign w:val="center"/>
+          </w:tcPr>
+          <w:p>
+            <w:pPr>
+              <w:autoSpaceDE w:val="0"/>
+              <w:autoSpaceDN w:val="0"/>
+              <w:adjustRightInd w:val="0"/>
+              <w:jc w:val="both"/>
+              <w:rPr>
+                <w:rFonts w:ascii="Arial Nova Cond" w:hAnsi="Arial Nova Cond" w:cs="Arial"/>
+                <w:color w:val="000000"/>
+                <w:sz w:val="20"/>
+                <w:szCs w:val="20"/>
+              </w:rPr>
+            </w:pPr>
+            <w:r>
+              <w:rPr>
+                <w:rFonts w:ascii="Arial Nova Cond" w:hAnsi="Arial Nova Cond" w:cs="Arial"/>
+                <w:color w:val="000000"/>
+                <w:sz w:val="20"/>
+                <w:szCs w:val="20"/>
+              </w:rPr>
+              <w:t>{{producto3}}</w:t>
             </w:r>
           </w:p>
         </w:tc>
@@ -12453,8 +12664,8 @@
         </w:trPr>
         <w:tc>
           <w:tcPr>
-            <w:tcW w:w="875" w:type="dxa"/>
-            <w:vMerge w:val="restart"/>
+            <w:tcW w:w="818" w:type="dxa"/>
+            <w:vMerge/>
             <w:vAlign w:val="center"/>
           </w:tcPr>
           <w:p>
@@ -12477,22 +12688,11 @@
                 <w:lang w:val="es-ES_tradnl"/>
               </w:rPr>
             </w:pPr>
-            <w:r>
-              <w:rPr>
-                <w:rFonts w:ascii="Arial Nova Cond" w:eastAsia="Calibri" w:hAnsi="Arial Nova Cond" w:cs="Times New Roman"/>
-                <w:b/>
-                <w:bCs/>
-                <w:sz w:val="20"/>
-                <w:szCs w:val="20"/>
-                <w:lang w:val="es-ES_tradnl"/>
-              </w:rPr>
-              <w:t>II</w:t>
-            </w:r>
-          </w:p>
-        </w:tc>
-        <w:tc>
-          <w:tcPr>
-            <w:tcW w:w="1095" w:type="dxa"/>
+          </w:p>
+        </w:tc>
+        <w:tc>
+          <w:tcPr>
+            <w:tcW w:w="1018" w:type="dxa"/>
             <w:vAlign w:val="center"/>
           </w:tcPr>
           <w:p>
@@ -12524,39 +12724,13 @@
                 <w:szCs w:val="20"/>
                 <w:lang w:val="es-ES_tradnl"/>
               </w:rPr>
-              <w:t>U 3</w:t>
-            </w:r>
-          </w:p>
-        </w:tc>
-        <w:tc>
-          <w:tcPr>
-            <w:tcW w:w="1726" w:type="dxa"/>
-            <w:vAlign w:val="center"/>
-          </w:tcPr>
-          <w:p>
-            <w:pPr>
-              <w:pStyle w:val="Sinespaciado"/>
-              <w:jc w:val="both"/>
-              <w:rPr>
-                <w:rFonts w:ascii="Arial Nova Cond" w:eastAsia="Times New Roman" w:hAnsi="Arial Nova Cond" w:cs="Times New Roman"/>
-                <w:sz w:val="20"/>
-                <w:szCs w:val="20"/>
-              </w:rPr>
-            </w:pPr>
-            <w:r>
-              <w:rPr>
-                <w:rFonts w:ascii="Arial Nova Cond" w:eastAsia="Calibri" w:hAnsi="Arial Nova Cond" w:cs="Times New Roman"/>
-                <w:sz w:val="20"/>
-                <w:szCs w:val="20"/>
-                <w:lang w:val="es-ES_tradnl"/>
-              </w:rPr>
-              <w:t>{{problemapotencialidad3}}</w:t>
-            </w:r>
-          </w:p>
-        </w:tc>
-        <w:tc>
-          <w:tcPr>
-            <w:tcW w:w="6169" w:type="dxa"/>
+              <w:t>U 4</w:t>
+            </w:r>
+          </w:p>
+        </w:tc>
+        <w:tc>
+          <w:tcPr>
+            <w:tcW w:w="5379" w:type="dxa"/>
             <w:vAlign w:val="center"/>
           </w:tcPr>
           <w:p>
@@ -12585,13 +12759,13 @@
                 <w:szCs w:val="20"/>
                 <w:lang w:val="es-ES_tradnl"/>
               </w:rPr>
-              <w:t>{{situacionsignificativa3}}</w:t>
-            </w:r>
-          </w:p>
-        </w:tc>
-        <w:tc>
-          <w:tcPr>
-            <w:tcW w:w="2015" w:type="dxa"/>
+              <w:t>{{situacionsignificativa4}}</w:t>
+            </w:r>
+          </w:p>
+        </w:tc>
+        <w:tc>
+          <w:tcPr>
+            <w:tcW w:w="1984" w:type="dxa"/>
             <w:vAlign w:val="center"/>
           </w:tcPr>
           <w:p>
@@ -12602,7 +12776,7 @@
               <w:jc w:val="center"/>
               <w:rPr>
                 <w:rFonts w:ascii="Arial Nova Cond" w:hAnsi="Arial Nova Cond" w:cs="Arial"/>
-                <w:color w:val="215E99" w:themeColor="text2" w:themeTint="BF"/>
+                <w:color w:val="000000" w:themeColor="text1"/>
                 <w:sz w:val="20"/>
                 <w:szCs w:val="20"/>
               </w:rPr>
@@ -12614,13 +12788,13 @@
                 <w:sz w:val="20"/>
                 <w:szCs w:val="20"/>
               </w:rPr>
-              <w:t>{{titulosituacionsignificativa3}}</w:t>
-            </w:r>
-          </w:p>
-        </w:tc>
-        <w:tc>
-          <w:tcPr>
-            <w:tcW w:w="1634" w:type="dxa"/>
+              <w:t>{{titulosituacionsignificativa4}}</w:t>
+            </w:r>
+          </w:p>
+        </w:tc>
+        <w:tc>
+          <w:tcPr>
+            <w:tcW w:w="2693" w:type="dxa"/>
             <w:vAlign w:val="center"/>
           </w:tcPr>
           <w:p>
@@ -12643,13 +12817,13 @@
                 <w:sz w:val="20"/>
                 <w:szCs w:val="20"/>
               </w:rPr>
-              <w:t>{{competencias3}}</w:t>
-            </w:r>
-          </w:p>
-        </w:tc>
-        <w:tc>
-          <w:tcPr>
-            <w:tcW w:w="1337" w:type="dxa"/>
+              <w:t>{{campotematico4}}</w:t>
+            </w:r>
+          </w:p>
+        </w:tc>
+        <w:tc>
+          <w:tcPr>
+            <w:tcW w:w="1560" w:type="dxa"/>
             <w:vAlign w:val="center"/>
           </w:tcPr>
           <w:p>
@@ -12657,7 +12831,7 @@
               <w:autoSpaceDE w:val="0"/>
               <w:autoSpaceDN w:val="0"/>
               <w:adjustRightInd w:val="0"/>
-              <w:jc w:val="center"/>
+              <w:jc w:val="both"/>
               <w:rPr>
                 <w:rFonts w:ascii="Arial Nova Cond" w:hAnsi="Arial Nova Cond" w:cs="Arial"/>
                 <w:color w:val="000000"/>
@@ -12672,7 +12846,36 @@
                 <w:sz w:val="20"/>
                 <w:szCs w:val="20"/>
               </w:rPr>
-              <w:t>{{producto3}}</w:t>
+              <w:t>{{competencias4}}</w:t>
+            </w:r>
+          </w:p>
+        </w:tc>
+        <w:tc>
+          <w:tcPr>
+            <w:tcW w:w="1399" w:type="dxa"/>
+            <w:vAlign w:val="center"/>
+          </w:tcPr>
+          <w:p>
+            <w:pPr>
+              <w:autoSpaceDE w:val="0"/>
+              <w:autoSpaceDN w:val="0"/>
+              <w:adjustRightInd w:val="0"/>
+              <w:jc w:val="both"/>
+              <w:rPr>
+                <w:rFonts w:ascii="Arial Nova Cond" w:hAnsi="Arial Nova Cond" w:cs="Arial"/>
+                <w:color w:val="000000"/>
+                <w:sz w:val="20"/>
+                <w:szCs w:val="20"/>
+              </w:rPr>
+            </w:pPr>
+            <w:r>
+              <w:rPr>
+                <w:rFonts w:ascii="Arial Nova Cond" w:hAnsi="Arial Nova Cond" w:cs="Arial"/>
+                <w:color w:val="000000"/>
+                <w:sz w:val="20"/>
+                <w:szCs w:val="20"/>
+              </w:rPr>
+              <w:t>{{producto4}}</w:t>
             </w:r>
           </w:p>
         </w:tc>
@@ -12684,8 +12887,8 @@
         </w:trPr>
         <w:tc>
           <w:tcPr>
-            <w:tcW w:w="875" w:type="dxa"/>
-            <w:vMerge/>
+            <w:tcW w:w="818" w:type="dxa"/>
+            <w:vMerge w:val="restart"/>
             <w:vAlign w:val="center"/>
           </w:tcPr>
           <w:p>
@@ -12708,11 +12911,22 @@
                 <w:lang w:val="es-ES_tradnl"/>
               </w:rPr>
             </w:pPr>
-          </w:p>
-        </w:tc>
-        <w:tc>
-          <w:tcPr>
-            <w:tcW w:w="1095" w:type="dxa"/>
+            <w:r>
+              <w:rPr>
+                <w:rFonts w:ascii="Arial Nova Cond" w:eastAsia="Calibri" w:hAnsi="Arial Nova Cond" w:cs="Times New Roman"/>
+                <w:b/>
+                <w:bCs/>
+                <w:sz w:val="20"/>
+                <w:szCs w:val="20"/>
+                <w:lang w:val="es-ES_tradnl"/>
+              </w:rPr>
+              <w:t>III</w:t>
+            </w:r>
+          </w:p>
+        </w:tc>
+        <w:tc>
+          <w:tcPr>
+            <w:tcW w:w="1018" w:type="dxa"/>
             <w:vAlign w:val="center"/>
           </w:tcPr>
           <w:p>
@@ -12744,39 +12958,13 @@
                 <w:szCs w:val="20"/>
                 <w:lang w:val="es-ES_tradnl"/>
               </w:rPr>
-              <w:t>U 4</w:t>
-            </w:r>
-          </w:p>
-        </w:tc>
-        <w:tc>
-          <w:tcPr>
-            <w:tcW w:w="1726" w:type="dxa"/>
-            <w:vAlign w:val="center"/>
-          </w:tcPr>
-          <w:p>
-            <w:pPr>
-              <w:pStyle w:val="Sinespaciado"/>
-              <w:jc w:val="both"/>
-              <w:rPr>
-                <w:rFonts w:ascii="Arial Nova Cond" w:hAnsi="Arial Nova Cond"/>
-                <w:sz w:val="20"/>
-                <w:szCs w:val="20"/>
-              </w:rPr>
-            </w:pPr>
-            <w:r>
-              <w:rPr>
-                <w:rFonts w:ascii="Arial Nova Cond" w:eastAsia="Calibri" w:hAnsi="Arial Nova Cond" w:cs="Times New Roman"/>
-                <w:sz w:val="20"/>
-                <w:szCs w:val="20"/>
-                <w:lang w:val="es-ES_tradnl"/>
-              </w:rPr>
-              <w:t>{{problemapotencialidad4}}</w:t>
-            </w:r>
-          </w:p>
-        </w:tc>
-        <w:tc>
-          <w:tcPr>
-            <w:tcW w:w="6169" w:type="dxa"/>
+              <w:t>U 5</w:t>
+            </w:r>
+          </w:p>
+        </w:tc>
+        <w:tc>
+          <w:tcPr>
+            <w:tcW w:w="5379" w:type="dxa"/>
             <w:vAlign w:val="center"/>
           </w:tcPr>
           <w:p>
@@ -12805,13 +12993,13 @@
                 <w:szCs w:val="20"/>
                 <w:lang w:val="es-ES_tradnl"/>
               </w:rPr>
-              <w:t>{{situacionsignificativa4}}</w:t>
-            </w:r>
-          </w:p>
-        </w:tc>
-        <w:tc>
-          <w:tcPr>
-            <w:tcW w:w="2015" w:type="dxa"/>
+              <w:t xml:space="preserve">{{situacionsignificativa5}} </w:t>
+            </w:r>
+          </w:p>
+        </w:tc>
+        <w:tc>
+          <w:tcPr>
+            <w:tcW w:w="1984" w:type="dxa"/>
             <w:vAlign w:val="center"/>
           </w:tcPr>
           <w:p>
@@ -12834,13 +13022,13 @@
                 <w:sz w:val="20"/>
                 <w:szCs w:val="20"/>
               </w:rPr>
-              <w:t>{{titulosituacionsignificativa4}}</w:t>
-            </w:r>
-          </w:p>
-        </w:tc>
-        <w:tc>
-          <w:tcPr>
-            <w:tcW w:w="1634" w:type="dxa"/>
+              <w:t>{{titulosituacionsignificativa5}}</w:t>
+            </w:r>
+          </w:p>
+        </w:tc>
+        <w:tc>
+          <w:tcPr>
+            <w:tcW w:w="2693" w:type="dxa"/>
             <w:vAlign w:val="center"/>
           </w:tcPr>
           <w:p>
@@ -12863,13 +13051,13 @@
                 <w:sz w:val="20"/>
                 <w:szCs w:val="20"/>
               </w:rPr>
-              <w:t>{{competencias4}}</w:t>
-            </w:r>
-          </w:p>
-        </w:tc>
-        <w:tc>
-          <w:tcPr>
-            <w:tcW w:w="1337" w:type="dxa"/>
+              <w:t>{{campotematico5}}</w:t>
+            </w:r>
+          </w:p>
+        </w:tc>
+        <w:tc>
+          <w:tcPr>
+            <w:tcW w:w="1560" w:type="dxa"/>
             <w:vAlign w:val="center"/>
           </w:tcPr>
           <w:p>
@@ -12877,7 +13065,7 @@
               <w:autoSpaceDE w:val="0"/>
               <w:autoSpaceDN w:val="0"/>
               <w:adjustRightInd w:val="0"/>
-              <w:jc w:val="center"/>
+              <w:jc w:val="both"/>
               <w:rPr>
                 <w:rFonts w:ascii="Arial Nova Cond" w:hAnsi="Arial Nova Cond" w:cs="Arial"/>
                 <w:color w:val="000000"/>
@@ -12892,7 +13080,36 @@
                 <w:sz w:val="20"/>
                 <w:szCs w:val="20"/>
               </w:rPr>
-              <w:t>{{producto4}}</w:t>
+              <w:t>{{competencias5}}</w:t>
+            </w:r>
+          </w:p>
+        </w:tc>
+        <w:tc>
+          <w:tcPr>
+            <w:tcW w:w="1399" w:type="dxa"/>
+            <w:vAlign w:val="center"/>
+          </w:tcPr>
+          <w:p>
+            <w:pPr>
+              <w:autoSpaceDE w:val="0"/>
+              <w:autoSpaceDN w:val="0"/>
+              <w:adjustRightInd w:val="0"/>
+              <w:jc w:val="both"/>
+              <w:rPr>
+                <w:rFonts w:ascii="Arial Nova Cond" w:hAnsi="Arial Nova Cond" w:cs="Arial"/>
+                <w:color w:val="000000"/>
+                <w:sz w:val="20"/>
+                <w:szCs w:val="20"/>
+              </w:rPr>
+            </w:pPr>
+            <w:r>
+              <w:rPr>
+                <w:rFonts w:ascii="Arial Nova Cond" w:hAnsi="Arial Nova Cond" w:cs="Arial"/>
+                <w:color w:val="000000"/>
+                <w:sz w:val="20"/>
+                <w:szCs w:val="20"/>
+              </w:rPr>
+              <w:t>{{producto5}}</w:t>
             </w:r>
           </w:p>
         </w:tc>
@@ -12904,8 +13121,8 @@
         </w:trPr>
         <w:tc>
           <w:tcPr>
-            <w:tcW w:w="875" w:type="dxa"/>
-            <w:vMerge w:val="restart"/>
+            <w:tcW w:w="818" w:type="dxa"/>
+            <w:vMerge/>
             <w:vAlign w:val="center"/>
           </w:tcPr>
           <w:p>
@@ -12928,22 +13145,11 @@
                 <w:lang w:val="es-ES_tradnl"/>
               </w:rPr>
             </w:pPr>
-            <w:r>
-              <w:rPr>
-                <w:rFonts w:ascii="Arial Nova Cond" w:eastAsia="Calibri" w:hAnsi="Arial Nova Cond" w:cs="Times New Roman"/>
-                <w:b/>
-                <w:bCs/>
-                <w:sz w:val="20"/>
-                <w:szCs w:val="20"/>
-                <w:lang w:val="es-ES_tradnl"/>
-              </w:rPr>
-              <w:t>III</w:t>
-            </w:r>
-          </w:p>
-        </w:tc>
-        <w:tc>
-          <w:tcPr>
-            <w:tcW w:w="1095" w:type="dxa"/>
+          </w:p>
+        </w:tc>
+        <w:tc>
+          <w:tcPr>
+            <w:tcW w:w="1018" w:type="dxa"/>
             <w:vAlign w:val="center"/>
           </w:tcPr>
           <w:p>
@@ -12975,40 +13181,13 @@
                 <w:szCs w:val="20"/>
                 <w:lang w:val="es-ES_tradnl"/>
               </w:rPr>
-              <w:t>U 5</w:t>
-            </w:r>
-          </w:p>
-        </w:tc>
-        <w:tc>
-          <w:tcPr>
-            <w:tcW w:w="1726" w:type="dxa"/>
-            <w:vAlign w:val="center"/>
-          </w:tcPr>
-          <w:p>
-            <w:pPr>
-              <w:pStyle w:val="Sinespaciado"/>
-              <w:jc w:val="both"/>
-              <w:rPr>
-                <w:rFonts w:ascii="Arial Nova Cond" w:hAnsi="Arial Nova Cond"/>
-                <w:color w:val="000000" w:themeColor="text1"/>
-                <w:sz w:val="20"/>
-                <w:szCs w:val="20"/>
-              </w:rPr>
-            </w:pPr>
-            <w:r>
-              <w:rPr>
-                <w:rFonts w:ascii="Arial Nova Cond" w:eastAsia="Calibri" w:hAnsi="Arial Nova Cond" w:cs="Times New Roman"/>
-                <w:sz w:val="20"/>
-                <w:szCs w:val="20"/>
-                <w:lang w:val="es-ES_tradnl"/>
-              </w:rPr>
-              <w:t>{{problemapotencialidad5}}</w:t>
-            </w:r>
-          </w:p>
-        </w:tc>
-        <w:tc>
-          <w:tcPr>
-            <w:tcW w:w="6169" w:type="dxa"/>
+              <w:t>U 6</w:t>
+            </w:r>
+          </w:p>
+        </w:tc>
+        <w:tc>
+          <w:tcPr>
+            <w:tcW w:w="5379" w:type="dxa"/>
             <w:vAlign w:val="center"/>
           </w:tcPr>
           <w:p>
@@ -13024,7 +13203,6 @@
               <w:jc w:val="both"/>
               <w:rPr>
                 <w:rFonts w:ascii="Arial Nova Cond" w:eastAsia="Calibri" w:hAnsi="Arial Nova Cond" w:cs="Times New Roman"/>
-                <w:color w:val="000000" w:themeColor="text1"/>
                 <w:sz w:val="20"/>
                 <w:szCs w:val="20"/>
                 <w:lang w:val="es-ES_tradnl"/>
@@ -13037,13 +13215,13 @@
                 <w:szCs w:val="20"/>
                 <w:lang w:val="es-ES_tradnl"/>
               </w:rPr>
-              <w:t>{{situacionsignificativa5}}</w:t>
-            </w:r>
-          </w:p>
-        </w:tc>
-        <w:tc>
-          <w:tcPr>
-            <w:tcW w:w="2015" w:type="dxa"/>
+              <w:t>{{situacionsignificativa6}}</w:t>
+            </w:r>
+          </w:p>
+        </w:tc>
+        <w:tc>
+          <w:tcPr>
+            <w:tcW w:w="1984" w:type="dxa"/>
             <w:vAlign w:val="center"/>
           </w:tcPr>
           <w:p>
@@ -13054,7 +13232,7 @@
               <w:jc w:val="center"/>
               <w:rPr>
                 <w:rFonts w:ascii="Arial Nova Cond" w:hAnsi="Arial Nova Cond" w:cs="Arial"/>
-                <w:color w:val="000000" w:themeColor="text1"/>
+                <w:color w:val="0070C0"/>
                 <w:sz w:val="20"/>
                 <w:szCs w:val="20"/>
               </w:rPr>
@@ -13066,13 +13244,13 @@
                 <w:sz w:val="20"/>
                 <w:szCs w:val="20"/>
               </w:rPr>
-              <w:t>{{titulosituacionsignificativa5}}</w:t>
-            </w:r>
-          </w:p>
-        </w:tc>
-        <w:tc>
-          <w:tcPr>
-            <w:tcW w:w="1634" w:type="dxa"/>
+              <w:t>{{titulosituacionsignificativa6}}</w:t>
+            </w:r>
+          </w:p>
+        </w:tc>
+        <w:tc>
+          <w:tcPr>
+            <w:tcW w:w="2693" w:type="dxa"/>
             <w:vAlign w:val="center"/>
           </w:tcPr>
           <w:p>
@@ -13095,13 +13273,13 @@
                 <w:sz w:val="20"/>
                 <w:szCs w:val="20"/>
               </w:rPr>
-              <w:t>{{competencias5}}</w:t>
-            </w:r>
-          </w:p>
-        </w:tc>
-        <w:tc>
-          <w:tcPr>
-            <w:tcW w:w="1337" w:type="dxa"/>
+              <w:t>{{campotematico6}}</w:t>
+            </w:r>
+          </w:p>
+        </w:tc>
+        <w:tc>
+          <w:tcPr>
+            <w:tcW w:w="1560" w:type="dxa"/>
             <w:vAlign w:val="center"/>
           </w:tcPr>
           <w:p>
@@ -13109,7 +13287,7 @@
               <w:autoSpaceDE w:val="0"/>
               <w:autoSpaceDN w:val="0"/>
               <w:adjustRightInd w:val="0"/>
-              <w:jc w:val="center"/>
+              <w:jc w:val="both"/>
               <w:rPr>
                 <w:rFonts w:ascii="Arial Nova Cond" w:hAnsi="Arial Nova Cond" w:cs="Arial"/>
                 <w:color w:val="000000"/>
@@ -13124,7 +13302,36 @@
                 <w:sz w:val="20"/>
                 <w:szCs w:val="20"/>
               </w:rPr>
-              <w:t>{{producto5}}</w:t>
+              <w:t>{{competencias6}}</w:t>
+            </w:r>
+          </w:p>
+        </w:tc>
+        <w:tc>
+          <w:tcPr>
+            <w:tcW w:w="1399" w:type="dxa"/>
+            <w:vAlign w:val="center"/>
+          </w:tcPr>
+          <w:p>
+            <w:pPr>
+              <w:autoSpaceDE w:val="0"/>
+              <w:autoSpaceDN w:val="0"/>
+              <w:adjustRightInd w:val="0"/>
+              <w:jc w:val="both"/>
+              <w:rPr>
+                <w:rFonts w:ascii="Arial Nova Cond" w:hAnsi="Arial Nova Cond" w:cs="Arial"/>
+                <w:color w:val="000000"/>
+                <w:sz w:val="20"/>
+                <w:szCs w:val="20"/>
+              </w:rPr>
+            </w:pPr>
+            <w:r>
+              <w:rPr>
+                <w:rFonts w:ascii="Arial Nova Cond" w:hAnsi="Arial Nova Cond" w:cs="Arial"/>
+                <w:color w:val="000000"/>
+                <w:sz w:val="20"/>
+                <w:szCs w:val="20"/>
+              </w:rPr>
+              <w:t>{{producto6}}</w:t>
             </w:r>
           </w:p>
         </w:tc>
@@ -13136,8 +13343,8 @@
         </w:trPr>
         <w:tc>
           <w:tcPr>
-            <w:tcW w:w="875" w:type="dxa"/>
-            <w:vMerge/>
+            <w:tcW w:w="818" w:type="dxa"/>
+            <w:vMerge w:val="restart"/>
             <w:vAlign w:val="center"/>
           </w:tcPr>
           <w:p>
@@ -13160,11 +13367,22 @@
                 <w:lang w:val="es-ES_tradnl"/>
               </w:rPr>
             </w:pPr>
-          </w:p>
-        </w:tc>
-        <w:tc>
-          <w:tcPr>
-            <w:tcW w:w="1095" w:type="dxa"/>
+            <w:r>
+              <w:rPr>
+                <w:rFonts w:ascii="Arial Nova Cond" w:eastAsia="Calibri" w:hAnsi="Arial Nova Cond" w:cs="Times New Roman"/>
+                <w:b/>
+                <w:bCs/>
+                <w:sz w:val="20"/>
+                <w:szCs w:val="20"/>
+                <w:lang w:val="es-ES_tradnl"/>
+              </w:rPr>
+              <w:t>IV</w:t>
+            </w:r>
+          </w:p>
+        </w:tc>
+        <w:tc>
+          <w:tcPr>
+            <w:tcW w:w="1018" w:type="dxa"/>
             <w:vAlign w:val="center"/>
           </w:tcPr>
           <w:p>
@@ -13196,39 +13414,13 @@
                 <w:szCs w:val="20"/>
                 <w:lang w:val="es-ES_tradnl"/>
               </w:rPr>
-              <w:t>U 6</w:t>
-            </w:r>
-          </w:p>
-        </w:tc>
-        <w:tc>
-          <w:tcPr>
-            <w:tcW w:w="1726" w:type="dxa"/>
-            <w:vAlign w:val="center"/>
-          </w:tcPr>
-          <w:p>
-            <w:pPr>
-              <w:pStyle w:val="Sinespaciado"/>
-              <w:jc w:val="both"/>
-              <w:rPr>
-                <w:rFonts w:ascii="Arial Nova Cond" w:hAnsi="Arial Nova Cond"/>
-                <w:sz w:val="20"/>
-                <w:szCs w:val="20"/>
-              </w:rPr>
-            </w:pPr>
-            <w:r>
-              <w:rPr>
-                <w:rFonts w:ascii="Arial Nova Cond" w:eastAsia="Calibri" w:hAnsi="Arial Nova Cond" w:cs="Times New Roman"/>
-                <w:sz w:val="20"/>
-                <w:szCs w:val="20"/>
-                <w:lang w:val="es-ES_tradnl"/>
-              </w:rPr>
-              <w:t>{{problemapotencialidad6}}</w:t>
-            </w:r>
-          </w:p>
-        </w:tc>
-        <w:tc>
-          <w:tcPr>
-            <w:tcW w:w="6169" w:type="dxa"/>
+              <w:t>U 7</w:t>
+            </w:r>
+          </w:p>
+        </w:tc>
+        <w:tc>
+          <w:tcPr>
+            <w:tcW w:w="5379" w:type="dxa"/>
             <w:vAlign w:val="center"/>
           </w:tcPr>
           <w:p>
@@ -13243,26 +13435,26 @@
               <w:ind w:left="0"/>
               <w:jc w:val="both"/>
               <w:rPr>
+                <w:rFonts w:ascii="Arial Nova Cond" w:hAnsi="Arial Nova Cond"/>
+                <w:color w:val="000000" w:themeColor="text1"/>
+                <w:sz w:val="20"/>
+                <w:szCs w:val="20"/>
+              </w:rPr>
+            </w:pPr>
+            <w:r>
+              <w:rPr>
                 <w:rFonts w:ascii="Arial Nova Cond" w:eastAsia="Calibri" w:hAnsi="Arial Nova Cond" w:cs="Times New Roman"/>
                 <w:sz w:val="20"/>
                 <w:szCs w:val="20"/>
                 <w:lang w:val="es-ES_tradnl"/>
               </w:rPr>
-            </w:pPr>
-            <w:r>
-              <w:rPr>
-                <w:rFonts w:ascii="Arial Nova Cond" w:eastAsia="Calibri" w:hAnsi="Arial Nova Cond" w:cs="Times New Roman"/>
-                <w:sz w:val="20"/>
-                <w:szCs w:val="20"/>
-                <w:lang w:val="es-ES_tradnl"/>
-              </w:rPr>
-              <w:t>{{situacionsignificativa6}}</w:t>
-            </w:r>
-          </w:p>
-        </w:tc>
-        <w:tc>
-          <w:tcPr>
-            <w:tcW w:w="2015" w:type="dxa"/>
+              <w:t>{{situacionsignificativa7}}</w:t>
+            </w:r>
+          </w:p>
+        </w:tc>
+        <w:tc>
+          <w:tcPr>
+            <w:tcW w:w="1984" w:type="dxa"/>
             <w:vAlign w:val="center"/>
           </w:tcPr>
           <w:p>
@@ -13273,7 +13465,7 @@
               <w:jc w:val="center"/>
               <w:rPr>
                 <w:rFonts w:ascii="Arial Nova Cond" w:hAnsi="Arial Nova Cond" w:cs="Arial"/>
-                <w:color w:val="0070C0"/>
+                <w:color w:val="000000" w:themeColor="text1"/>
                 <w:sz w:val="20"/>
                 <w:szCs w:val="20"/>
               </w:rPr>
@@ -13285,13 +13477,13 @@
                 <w:sz w:val="20"/>
                 <w:szCs w:val="20"/>
               </w:rPr>
-              <w:t>{{titulosituacionsignificativa6}}</w:t>
-            </w:r>
-          </w:p>
-        </w:tc>
-        <w:tc>
-          <w:tcPr>
-            <w:tcW w:w="1634" w:type="dxa"/>
+              <w:t>{{titulosituacionsignificativa7}}</w:t>
+            </w:r>
+          </w:p>
+        </w:tc>
+        <w:tc>
+          <w:tcPr>
+            <w:tcW w:w="2693" w:type="dxa"/>
             <w:vAlign w:val="center"/>
           </w:tcPr>
           <w:p>
@@ -13314,13 +13506,13 @@
                 <w:sz w:val="20"/>
                 <w:szCs w:val="20"/>
               </w:rPr>
-              <w:t>{{competencias6}}</w:t>
-            </w:r>
-          </w:p>
-        </w:tc>
-        <w:tc>
-          <w:tcPr>
-            <w:tcW w:w="1337" w:type="dxa"/>
+              <w:t>{{campotematico7}}</w:t>
+            </w:r>
+          </w:p>
+        </w:tc>
+        <w:tc>
+          <w:tcPr>
+            <w:tcW w:w="1560" w:type="dxa"/>
             <w:vAlign w:val="center"/>
           </w:tcPr>
           <w:p>
@@ -13328,7 +13520,7 @@
               <w:autoSpaceDE w:val="0"/>
               <w:autoSpaceDN w:val="0"/>
               <w:adjustRightInd w:val="0"/>
-              <w:jc w:val="center"/>
+              <w:jc w:val="both"/>
               <w:rPr>
                 <w:rFonts w:ascii="Arial Nova Cond" w:hAnsi="Arial Nova Cond" w:cs="Arial"/>
                 <w:color w:val="000000"/>
@@ -13343,7 +13535,36 @@
                 <w:sz w:val="20"/>
                 <w:szCs w:val="20"/>
               </w:rPr>
-              <w:t>{{producto6}}</w:t>
+              <w:t>{{competencias7}}</w:t>
+            </w:r>
+          </w:p>
+        </w:tc>
+        <w:tc>
+          <w:tcPr>
+            <w:tcW w:w="1399" w:type="dxa"/>
+            <w:vAlign w:val="center"/>
+          </w:tcPr>
+          <w:p>
+            <w:pPr>
+              <w:autoSpaceDE w:val="0"/>
+              <w:autoSpaceDN w:val="0"/>
+              <w:adjustRightInd w:val="0"/>
+              <w:jc w:val="both"/>
+              <w:rPr>
+                <w:rFonts w:ascii="Arial Nova Cond" w:hAnsi="Arial Nova Cond" w:cs="Arial"/>
+                <w:color w:val="000000"/>
+                <w:sz w:val="20"/>
+                <w:szCs w:val="20"/>
+              </w:rPr>
+            </w:pPr>
+            <w:r>
+              <w:rPr>
+                <w:rFonts w:ascii="Arial Nova Cond" w:hAnsi="Arial Nova Cond" w:cs="Arial"/>
+                <w:color w:val="000000"/>
+                <w:sz w:val="20"/>
+                <w:szCs w:val="20"/>
+              </w:rPr>
+              <w:t>{{producto7}}</w:t>
             </w:r>
           </w:p>
         </w:tc>
@@ -13355,8 +13576,8 @@
         </w:trPr>
         <w:tc>
           <w:tcPr>
-            <w:tcW w:w="875" w:type="dxa"/>
-            <w:vMerge w:val="restart"/>
+            <w:tcW w:w="818" w:type="dxa"/>
+            <w:vMerge/>
             <w:vAlign w:val="center"/>
           </w:tcPr>
           <w:p>
@@ -13379,22 +13600,11 @@
                 <w:lang w:val="es-ES_tradnl"/>
               </w:rPr>
             </w:pPr>
-            <w:r>
-              <w:rPr>
-                <w:rFonts w:ascii="Arial Nova Cond" w:eastAsia="Calibri" w:hAnsi="Arial Nova Cond" w:cs="Times New Roman"/>
-                <w:b/>
-                <w:bCs/>
-                <w:sz w:val="20"/>
-                <w:szCs w:val="20"/>
-                <w:lang w:val="es-ES_tradnl"/>
-              </w:rPr>
-              <w:t>IV</w:t>
-            </w:r>
-          </w:p>
-        </w:tc>
-        <w:tc>
-          <w:tcPr>
-            <w:tcW w:w="1095" w:type="dxa"/>
+          </w:p>
+        </w:tc>
+        <w:tc>
+          <w:tcPr>
+            <w:tcW w:w="1018" w:type="dxa"/>
             <w:vAlign w:val="center"/>
           </w:tcPr>
           <w:p>
@@ -13426,13 +13636,13 @@
                 <w:szCs w:val="20"/>
                 <w:lang w:val="es-ES_tradnl"/>
               </w:rPr>
-              <w:t>U 7</w:t>
-            </w:r>
-          </w:p>
-        </w:tc>
-        <w:tc>
-          <w:tcPr>
-            <w:tcW w:w="1726" w:type="dxa"/>
+              <w:t>U 8</w:t>
+            </w:r>
+          </w:p>
+        </w:tc>
+        <w:tc>
+          <w:tcPr>
+            <w:tcW w:w="5379" w:type="dxa"/>
             <w:vAlign w:val="center"/>
           </w:tcPr>
           <w:p>
@@ -13445,6 +13655,7 @@
               </w:tabs>
               <w:spacing w:line="276" w:lineRule="auto"/>
               <w:ind w:left="0"/>
+              <w:jc w:val="both"/>
               <w:rPr>
                 <w:rFonts w:ascii="Arial Nova Cond" w:eastAsia="Calibri" w:hAnsi="Arial Nova Cond" w:cs="Times New Roman"/>
                 <w:color w:val="000000" w:themeColor="text1"/>
@@ -13460,47 +13671,13 @@
                 <w:szCs w:val="20"/>
                 <w:lang w:val="es-ES_tradnl"/>
               </w:rPr>
-              <w:t>{{problemapotencialidad7}}</w:t>
-            </w:r>
-          </w:p>
-        </w:tc>
-        <w:tc>
-          <w:tcPr>
-            <w:tcW w:w="6169" w:type="dxa"/>
-            <w:vAlign w:val="center"/>
-          </w:tcPr>
-          <w:p>
-            <w:pPr>
-              <w:pStyle w:val="Prrafodelista"/>
-              <w:tabs>
-                <w:tab w:val="left" w:pos="0"/>
-                <w:tab w:val="left" w:pos="142"/>
-                <w:tab w:val="left" w:pos="284"/>
-              </w:tabs>
-              <w:spacing w:line="276" w:lineRule="auto"/>
-              <w:ind w:left="0"/>
-              <w:jc w:val="both"/>
-              <w:rPr>
-                <w:rFonts w:ascii="Arial Nova Cond" w:hAnsi="Arial Nova Cond"/>
-                <w:color w:val="000000" w:themeColor="text1"/>
-                <w:sz w:val="20"/>
-                <w:szCs w:val="20"/>
-              </w:rPr>
-            </w:pPr>
-            <w:r>
-              <w:rPr>
-                <w:rFonts w:ascii="Arial Nova Cond" w:eastAsia="Calibri" w:hAnsi="Arial Nova Cond" w:cs="Times New Roman"/>
-                <w:sz w:val="20"/>
-                <w:szCs w:val="20"/>
-                <w:lang w:val="es-ES_tradnl"/>
-              </w:rPr>
-              <w:t>{{situacionsignificativa7}}</w:t>
-            </w:r>
-          </w:p>
-        </w:tc>
-        <w:tc>
-          <w:tcPr>
-            <w:tcW w:w="2015" w:type="dxa"/>
+              <w:t>{{situacionsignificativa8}}</w:t>
+            </w:r>
+          </w:p>
+        </w:tc>
+        <w:tc>
+          <w:tcPr>
+            <w:tcW w:w="1984" w:type="dxa"/>
             <w:vAlign w:val="center"/>
           </w:tcPr>
           <w:p>
@@ -13510,26 +13687,26 @@
               <w:adjustRightInd w:val="0"/>
               <w:jc w:val="center"/>
               <w:rPr>
+                <w:rFonts w:ascii="Arial Nova Cond" w:eastAsia="Calibri" w:hAnsi="Arial Nova Cond" w:cs="Times New Roman"/>
+                <w:sz w:val="20"/>
+                <w:szCs w:val="20"/>
+                <w:lang w:val="es-ES_tradnl"/>
+              </w:rPr>
+            </w:pPr>
+            <w:r>
+              <w:rPr>
                 <w:rFonts w:ascii="Arial Nova Cond" w:hAnsi="Arial Nova Cond" w:cs="Arial"/>
-                <w:color w:val="000000" w:themeColor="text1"/>
-                <w:sz w:val="20"/>
-                <w:szCs w:val="20"/>
-              </w:rPr>
-            </w:pPr>
-            <w:r>
-              <w:rPr>
-                <w:rFonts w:ascii="Arial Nova Cond" w:hAnsi="Arial Nova Cond" w:cs="Arial"/>
-                <w:color w:val="000000"/>
-                <w:sz w:val="20"/>
-                <w:szCs w:val="20"/>
-              </w:rPr>
-              <w:t>{{titulosituacionsignificativa7}}</w:t>
-            </w:r>
-          </w:p>
-        </w:tc>
-        <w:tc>
-          <w:tcPr>
-            <w:tcW w:w="1634" w:type="dxa"/>
+                <w:color w:val="000000"/>
+                <w:sz w:val="20"/>
+                <w:szCs w:val="20"/>
+              </w:rPr>
+              <w:t>{{titulosituacionsignificativa8}}</w:t>
+            </w:r>
+          </w:p>
+        </w:tc>
+        <w:tc>
+          <w:tcPr>
+            <w:tcW w:w="2693" w:type="dxa"/>
             <w:vAlign w:val="center"/>
           </w:tcPr>
           <w:p>
@@ -13552,212 +13729,13 @@
                 <w:sz w:val="20"/>
                 <w:szCs w:val="20"/>
               </w:rPr>
-              <w:t>{{competencias7}}</w:t>
-            </w:r>
-          </w:p>
-        </w:tc>
-        <w:tc>
-          <w:tcPr>
-            <w:tcW w:w="1337" w:type="dxa"/>
-            <w:vAlign w:val="center"/>
-          </w:tcPr>
-          <w:p>
-            <w:pPr>
-              <w:autoSpaceDE w:val="0"/>
-              <w:autoSpaceDN w:val="0"/>
-              <w:adjustRightInd w:val="0"/>
-              <w:jc w:val="center"/>
-              <w:rPr>
-                <w:rFonts w:ascii="Arial Nova Cond" w:hAnsi="Arial Nova Cond" w:cs="Arial"/>
-                <w:color w:val="000000"/>
-                <w:sz w:val="20"/>
-                <w:szCs w:val="20"/>
-              </w:rPr>
-            </w:pPr>
-            <w:r>
-              <w:rPr>
-                <w:rFonts w:ascii="Arial Nova Cond" w:hAnsi="Arial Nova Cond" w:cs="Arial"/>
-                <w:color w:val="000000"/>
-                <w:sz w:val="20"/>
-                <w:szCs w:val="20"/>
-              </w:rPr>
-              <w:t>{{producto7}}</w:t>
-            </w:r>
-          </w:p>
-        </w:tc>
-      </w:tr>
-      <w:tr>
-        <w:trPr>
-          <w:trHeight w:val="756"/>
-          <w:jc w:val="center"/>
-        </w:trPr>
-        <w:tc>
-          <w:tcPr>
-            <w:tcW w:w="875" w:type="dxa"/>
-            <w:vMerge/>
-            <w:vAlign w:val="center"/>
-          </w:tcPr>
-          <w:p>
-            <w:pPr>
-              <w:pStyle w:val="Prrafodelista"/>
-              <w:tabs>
-                <w:tab w:val="left" w:pos="0"/>
-                <w:tab w:val="left" w:pos="142"/>
-                <w:tab w:val="left" w:pos="284"/>
-              </w:tabs>
-              <w:spacing w:line="276" w:lineRule="auto"/>
-              <w:ind w:left="0"/>
-              <w:jc w:val="center"/>
-              <w:rPr>
-                <w:rFonts w:ascii="Arial Nova Cond" w:eastAsia="Calibri" w:hAnsi="Arial Nova Cond" w:cs="Times New Roman"/>
-                <w:b/>
-                <w:bCs/>
-                <w:sz w:val="20"/>
-                <w:szCs w:val="20"/>
-                <w:lang w:val="es-ES_tradnl"/>
-              </w:rPr>
-            </w:pPr>
-          </w:p>
-        </w:tc>
-        <w:tc>
-          <w:tcPr>
-            <w:tcW w:w="1095" w:type="dxa"/>
-            <w:vAlign w:val="center"/>
-          </w:tcPr>
-          <w:p>
-            <w:pPr>
-              <w:pStyle w:val="Prrafodelista"/>
-              <w:tabs>
-                <w:tab w:val="left" w:pos="0"/>
-                <w:tab w:val="left" w:pos="142"/>
-                <w:tab w:val="left" w:pos="284"/>
-              </w:tabs>
-              <w:spacing w:line="276" w:lineRule="auto"/>
-              <w:ind w:left="0"/>
-              <w:jc w:val="center"/>
-              <w:rPr>
-                <w:rFonts w:ascii="Arial Nova Cond" w:eastAsia="Calibri" w:hAnsi="Arial Nova Cond" w:cs="Times New Roman"/>
-                <w:b/>
-                <w:bCs/>
-                <w:sz w:val="20"/>
-                <w:szCs w:val="20"/>
-                <w:lang w:val="es-ES_tradnl"/>
-              </w:rPr>
-            </w:pPr>
-            <w:r>
-              <w:rPr>
-                <w:rFonts w:ascii="Arial Nova Cond" w:eastAsia="Calibri" w:hAnsi="Arial Nova Cond" w:cs="Times New Roman"/>
-                <w:b/>
-                <w:bCs/>
-                <w:sz w:val="20"/>
-                <w:szCs w:val="20"/>
-                <w:lang w:val="es-ES_tradnl"/>
-              </w:rPr>
-              <w:t>U 8</w:t>
-            </w:r>
-          </w:p>
-        </w:tc>
-        <w:tc>
-          <w:tcPr>
-            <w:tcW w:w="1726" w:type="dxa"/>
-            <w:vAlign w:val="center"/>
-          </w:tcPr>
-          <w:p>
-            <w:pPr>
-              <w:pStyle w:val="Prrafodelista"/>
-              <w:tabs>
-                <w:tab w:val="left" w:pos="0"/>
-                <w:tab w:val="left" w:pos="142"/>
-                <w:tab w:val="left" w:pos="284"/>
-              </w:tabs>
-              <w:spacing w:line="276" w:lineRule="auto"/>
-              <w:ind w:left="0"/>
-              <w:rPr>
-                <w:rFonts w:ascii="Arial Nova Cond" w:eastAsia="Calibri" w:hAnsi="Arial Nova Cond" w:cs="Times New Roman"/>
-                <w:color w:val="000000" w:themeColor="text1"/>
-                <w:sz w:val="20"/>
-                <w:szCs w:val="20"/>
-                <w:lang w:val="es-ES_tradnl"/>
-              </w:rPr>
-            </w:pPr>
-            <w:r>
-              <w:rPr>
-                <w:rFonts w:ascii="Arial Nova Cond" w:eastAsia="Calibri" w:hAnsi="Arial Nova Cond" w:cs="Times New Roman"/>
-                <w:sz w:val="20"/>
-                <w:szCs w:val="20"/>
-                <w:lang w:val="es-ES_tradnl"/>
-              </w:rPr>
-              <w:t>{{problemapotencialidad8}}</w:t>
-            </w:r>
-          </w:p>
-        </w:tc>
-        <w:tc>
-          <w:tcPr>
-            <w:tcW w:w="6169" w:type="dxa"/>
-            <w:vAlign w:val="center"/>
-          </w:tcPr>
-          <w:p>
-            <w:pPr>
-              <w:pStyle w:val="Prrafodelista"/>
-              <w:tabs>
-                <w:tab w:val="left" w:pos="0"/>
-                <w:tab w:val="left" w:pos="142"/>
-                <w:tab w:val="left" w:pos="284"/>
-              </w:tabs>
-              <w:spacing w:line="276" w:lineRule="auto"/>
-              <w:ind w:left="0"/>
-              <w:jc w:val="both"/>
-              <w:rPr>
-                <w:rFonts w:ascii="Arial Nova Cond" w:eastAsia="Calibri" w:hAnsi="Arial Nova Cond" w:cs="Times New Roman"/>
-                <w:color w:val="000000" w:themeColor="text1"/>
-                <w:sz w:val="20"/>
-                <w:szCs w:val="20"/>
-                <w:lang w:val="es-ES_tradnl"/>
-              </w:rPr>
-            </w:pPr>
-            <w:r>
-              <w:rPr>
-                <w:rFonts w:ascii="Arial Nova Cond" w:eastAsia="Calibri" w:hAnsi="Arial Nova Cond" w:cs="Times New Roman"/>
-                <w:sz w:val="20"/>
-                <w:szCs w:val="20"/>
-                <w:lang w:val="es-ES_tradnl"/>
-              </w:rPr>
-              <w:t>{{situacionsignificativa8}}</w:t>
-            </w:r>
-          </w:p>
-        </w:tc>
-        <w:tc>
-          <w:tcPr>
-            <w:tcW w:w="2015" w:type="dxa"/>
-            <w:vAlign w:val="center"/>
-          </w:tcPr>
-          <w:p>
-            <w:pPr>
-              <w:autoSpaceDE w:val="0"/>
-              <w:autoSpaceDN w:val="0"/>
-              <w:adjustRightInd w:val="0"/>
-              <w:jc w:val="center"/>
-              <w:rPr>
-                <w:rFonts w:ascii="Arial Nova Cond" w:eastAsia="Calibri" w:hAnsi="Arial Nova Cond" w:cs="Times New Roman"/>
-                <w:sz w:val="20"/>
-                <w:szCs w:val="20"/>
-                <w:lang w:val="es-ES_tradnl"/>
-              </w:rPr>
-            </w:pPr>
-            <w:r>
-              <w:rPr>
-                <w:rFonts w:ascii="Arial Nova Cond" w:hAnsi="Arial Nova Cond" w:cs="Arial"/>
-                <w:color w:val="000000"/>
-                <w:sz w:val="20"/>
-                <w:szCs w:val="20"/>
-              </w:rPr>
-              <w:t>{{titulosituacionsignificativa8}}</w:t>
-            </w:r>
-          </w:p>
-        </w:tc>
-        <w:tc>
-          <w:tcPr>
-            <w:tcW w:w="1634" w:type="dxa"/>
+              <w:t>{{campotematico8}}</w:t>
+            </w:r>
+          </w:p>
+        </w:tc>
+        <w:tc>
+          <w:tcPr>
+            <w:tcW w:w="1560" w:type="dxa"/>
             <w:vAlign w:val="center"/>
           </w:tcPr>
           <w:p>
@@ -13786,7 +13764,7 @@
         </w:tc>
         <w:tc>
           <w:tcPr>
-            <w:tcW w:w="1337" w:type="dxa"/>
+            <w:tcW w:w="1399" w:type="dxa"/>
             <w:vAlign w:val="center"/>
           </w:tcPr>
           <w:p>
@@ -13794,7 +13772,7 @@
               <w:autoSpaceDE w:val="0"/>
               <w:autoSpaceDN w:val="0"/>
               <w:adjustRightInd w:val="0"/>
-              <w:jc w:val="center"/>
+              <w:jc w:val="both"/>
               <w:rPr>
                 <w:rFonts w:ascii="Arial Nova Cond" w:hAnsi="Arial Nova Cond" w:cs="Arial"/>
                 <w:color w:val="000000"/>
@@ -13816,17 +13794,6 @@
       </w:tr>
       <w:bookmarkEnd w:id="1"/>
     </w:tbl>
-    <w:p>
-      <w:pPr>
-        <w:spacing w:line="276" w:lineRule="auto"/>
-        <w:ind w:right="-455"/>
-        <w:rPr>
-          <w:rFonts w:ascii="Arial Nova Cond Light" w:eastAsia="Arial" w:hAnsi="Arial Nova Cond Light" w:cs="Arial"/>
-          <w:b/>
-          <w:color w:val="000000"/>
-        </w:rPr>
-      </w:pPr>
-    </w:p>
     <w:p>
       <w:pPr>
         <w:spacing w:line="276" w:lineRule="auto"/>
@@ -13866,6 +13833,7 @@
           <w:b/>
           <w:color w:val="000000"/>
         </w:rPr>
+        <w:lastRenderedPageBreak/>
         <w:t xml:space="preserve">ORGANIZACIÓN DE LOS PROPÓSITOS DE APRENDIZAJE: </w:t>
       </w:r>
     </w:p>
@@ -26628,7 +26596,7 @@
 </file>
 
 <file path=word/endnotes.xml><?xml version="1.0" encoding="utf-8"?>
-<w:endnotes xmlns:wpc="http://schemas.microsoft.com/office/word/2010/wordprocessingCanvas" xmlns:cx="http://schemas.microsoft.com/office/drawing/2014/chartex" xmlns:cx1="http://schemas.microsoft.com/office/drawing/2015/9/8/chartex" xmlns:cx2="http://schemas.microsoft.com/office/drawing/2015/10/21/chartex" xmlns:cx3="http://schemas.microsoft.com/office/drawing/2016/5/9/chartex" xmlns:cx4="http://schemas.microsoft.com/office/drawing/2016/5/10/chartex" xmlns:cx5="http://schemas.microsoft.com/office/drawing/2016/5/11/chartex" xmlns:cx6="http://schemas.microsoft.com/office/drawing/2016/5/12/chartex" xmlns:cx7="http://schemas.microsoft.com/office/drawing/2016/5/13/chartex" xmlns:cx8="http://schemas.microsoft.com/office/drawing/2016/5/14/chartex" xmlns:mc="http://schemas.openxmlformats.org/markup-compatibility/2006" xmlns:aink="http://schemas.microsoft.com/office/drawing/2016/ink" xmlns:am3d="http://schemas.microsoft.com/office/drawing/2017/model3d" xmlns:o="urn:schemas-microsoft-com:office:office" xmlns:oel="http://schemas.microsoft.com/office/2019/extlst" xmlns:r="http://schemas.openxmlformats.org/officeDocument/2006/relationships" xmlns:m="http://schemas.openxmlformats.org/officeDocument/2006/math" xmlns:v="urn:schemas-microsoft-com:vml" xmlns:wp14="http://schemas.microsoft.com/office/word/2010/wordprocessingDrawing" xmlns:wp="http://schemas.openxmlformats.org/drawingml/2006/wordprocessingDrawing" xmlns:w10="urn:schemas-microsoft-com:office:word" xmlns:w="http://schemas.openxmlformats.org/wordprocessingml/2006/main" xmlns:w14="http://schemas.microsoft.com/office/word/2010/wordml" xmlns:w15="http://schemas.microsoft.com/office/word/2012/wordml" xmlns:w16cex="http://schemas.microsoft.com/office/word/2018/wordml/cex" xmlns:w16cid="http://schemas.microsoft.com/office/word/2016/wordml/cid" xmlns:w16="http://schemas.microsoft.com/office/word/2018/wordml" xmlns:w16du="http://schemas.microsoft.com/office/word/2023/wordml/word16du" xmlns:w16sdtdh="http://schemas.microsoft.com/office/word/2020/wordml/sdtdatahash" xmlns:w16se="http://schemas.microsoft.com/office/word/2015/wordml/symex" xmlns:wpg="http://schemas.microsoft.com/office/word/2010/wordprocessingGroup" xmlns:wpi="http://schemas.microsoft.com/office/word/2010/wordprocessingInk" xmlns:wne="http://schemas.microsoft.com/office/word/2006/wordml" xmlns:wps="http://schemas.microsoft.com/office/word/2010/wordprocessingShape" mc:Ignorable="w14 w15 w16se w16cid w16 w16cex w16sdtdh w16du wp14">
+<w:endnotes xmlns:wpc="http://schemas.microsoft.com/office/word/2010/wordprocessingCanvas" xmlns:cx="http://schemas.microsoft.com/office/drawing/2014/chartex" xmlns:cx1="http://schemas.microsoft.com/office/drawing/2015/9/8/chartex" xmlns:cx2="http://schemas.microsoft.com/office/drawing/2015/10/21/chartex" xmlns:cx3="http://schemas.microsoft.com/office/drawing/2016/5/9/chartex" xmlns:cx4="http://schemas.microsoft.com/office/drawing/2016/5/10/chartex" xmlns:cx5="http://schemas.microsoft.com/office/drawing/2016/5/11/chartex" xmlns:cx6="http://schemas.microsoft.com/office/drawing/2016/5/12/chartex" xmlns:cx7="http://schemas.microsoft.com/office/drawing/2016/5/13/chartex" xmlns:cx8="http://schemas.microsoft.com/office/drawing/2016/5/14/chartex" xmlns:mc="http://schemas.openxmlformats.org/markup-compatibility/2006" xmlns:aink="http://schemas.microsoft.com/office/drawing/2016/ink" xmlns:am3d="http://schemas.microsoft.com/office/drawing/2017/model3d" xmlns:o="urn:schemas-microsoft-com:office:office" xmlns:oel="http://schemas.microsoft.com/office/2019/extlst" xmlns:r="http://schemas.openxmlformats.org/officeDocument/2006/relationships" xmlns:m="http://schemas.openxmlformats.org/officeDocument/2006/math" xmlns:v="urn:schemas-microsoft-com:vml" xmlns:wp14="http://schemas.microsoft.com/office/word/2010/wordprocessingDrawing" xmlns:wp="http://schemas.openxmlformats.org/drawingml/2006/wordprocessingDrawing" xmlns:w10="urn:schemas-microsoft-com:office:word" xmlns:w="http://schemas.openxmlformats.org/wordprocessingml/2006/main" xmlns:w14="http://schemas.microsoft.com/office/word/2010/wordml" xmlns:w15="http://schemas.microsoft.com/office/word/2012/wordml" xmlns:w16cex="http://schemas.microsoft.com/office/word/2018/wordml/cex" xmlns:w16cid="http://schemas.microsoft.com/office/word/2016/wordml/cid" xmlns:w16="http://schemas.microsoft.com/office/word/2018/wordml" xmlns:w16du="http://schemas.microsoft.com/office/word/2023/wordml/word16du" xmlns:w16sdtdh="http://schemas.microsoft.com/office/word/2020/wordml/sdtdatahash" xmlns:w16sdtfl="http://schemas.microsoft.com/office/word/2024/wordml/sdtformatlock" xmlns:w16se="http://schemas.microsoft.com/office/word/2015/wordml/symex" xmlns:wpg="http://schemas.microsoft.com/office/word/2010/wordprocessingGroup" xmlns:wpi="http://schemas.microsoft.com/office/word/2010/wordprocessingInk" xmlns:wne="http://schemas.microsoft.com/office/word/2006/wordml" xmlns:wps="http://schemas.microsoft.com/office/word/2010/wordprocessingShape" mc:Ignorable="w14 w15 w16se w16cid w16 w16cex w16sdtdh w16sdtfl w16du wp14">
   <w:endnote w:type="separator" w:id="-1">
     <w:p>
       <w:pPr>
@@ -26653,7 +26621,7 @@
 </file>
 
 <file path=word/footer1.xml><?xml version="1.0" encoding="utf-8"?>
-<w:ftr xmlns:wpc="http://schemas.microsoft.com/office/word/2010/wordprocessingCanvas" xmlns:cx="http://schemas.microsoft.com/office/drawing/2014/chartex" xmlns:cx1="http://schemas.microsoft.com/office/drawing/2015/9/8/chartex" xmlns:cx2="http://schemas.microsoft.com/office/drawing/2015/10/21/chartex" xmlns:cx3="http://schemas.microsoft.com/office/drawing/2016/5/9/chartex" xmlns:cx4="http://schemas.microsoft.com/office/drawing/2016/5/10/chartex" xmlns:cx5="http://schemas.microsoft.com/office/drawing/2016/5/11/chartex" xmlns:cx6="http://schemas.microsoft.com/office/drawing/2016/5/12/chartex" xmlns:cx7="http://schemas.microsoft.com/office/drawing/2016/5/13/chartex" xmlns:cx8="http://schemas.microsoft.com/office/drawing/2016/5/14/chartex" xmlns:mc="http://schemas.openxmlformats.org/markup-compatibility/2006" xmlns:aink="http://schemas.microsoft.com/office/drawing/2016/ink" xmlns:am3d="http://schemas.microsoft.com/office/drawing/2017/model3d" xmlns:o="urn:schemas-microsoft-com:office:office" xmlns:oel="http://schemas.microsoft.com/office/2019/extlst" xmlns:r="http://schemas.openxmlformats.org/officeDocument/2006/relationships" xmlns:m="http://schemas.openxmlformats.org/officeDocument/2006/math" xmlns:v="urn:schemas-microsoft-com:vml" xmlns:wp14="http://schemas.microsoft.com/office/word/2010/wordprocessingDrawing" xmlns:wp="http://schemas.openxmlformats.org/drawingml/2006/wordprocessingDrawing" xmlns:w10="urn:schemas-microsoft-com:office:word" xmlns:w="http://schemas.openxmlformats.org/wordprocessingml/2006/main" xmlns:w14="http://schemas.microsoft.com/office/word/2010/wordml" xmlns:w15="http://schemas.microsoft.com/office/word/2012/wordml" xmlns:w16cex="http://schemas.microsoft.com/office/word/2018/wordml/cex" xmlns:w16cid="http://schemas.microsoft.com/office/word/2016/wordml/cid" xmlns:w16="http://schemas.microsoft.com/office/word/2018/wordml" xmlns:w16du="http://schemas.microsoft.com/office/word/2023/wordml/word16du" xmlns:w16sdtdh="http://schemas.microsoft.com/office/word/2020/wordml/sdtdatahash" xmlns:w16se="http://schemas.microsoft.com/office/word/2015/wordml/symex" xmlns:wpg="http://schemas.microsoft.com/office/word/2010/wordprocessingGroup" xmlns:wpi="http://schemas.microsoft.com/office/word/2010/wordprocessingInk" xmlns:wne="http://schemas.microsoft.com/office/word/2006/wordml" xmlns:wps="http://schemas.microsoft.com/office/word/2010/wordprocessingShape" mc:Ignorable="w14 w15 w16se w16cid w16 w16cex w16sdtdh w16du wp14">
+<w:ftr xmlns:wpc="http://schemas.microsoft.com/office/word/2010/wordprocessingCanvas" xmlns:cx="http://schemas.microsoft.com/office/drawing/2014/chartex" xmlns:cx1="http://schemas.microsoft.com/office/drawing/2015/9/8/chartex" xmlns:cx2="http://schemas.microsoft.com/office/drawing/2015/10/21/chartex" xmlns:cx3="http://schemas.microsoft.com/office/drawing/2016/5/9/chartex" xmlns:cx4="http://schemas.microsoft.com/office/drawing/2016/5/10/chartex" xmlns:cx5="http://schemas.microsoft.com/office/drawing/2016/5/11/chartex" xmlns:cx6="http://schemas.microsoft.com/office/drawing/2016/5/12/chartex" xmlns:cx7="http://schemas.microsoft.com/office/drawing/2016/5/13/chartex" xmlns:cx8="http://schemas.microsoft.com/office/drawing/2016/5/14/chartex" xmlns:mc="http://schemas.openxmlformats.org/markup-compatibility/2006" xmlns:aink="http://schemas.microsoft.com/office/drawing/2016/ink" xmlns:am3d="http://schemas.microsoft.com/office/drawing/2017/model3d" xmlns:o="urn:schemas-microsoft-com:office:office" xmlns:oel="http://schemas.microsoft.com/office/2019/extlst" xmlns:r="http://schemas.openxmlformats.org/officeDocument/2006/relationships" xmlns:m="http://schemas.openxmlformats.org/officeDocument/2006/math" xmlns:v="urn:schemas-microsoft-com:vml" xmlns:wp14="http://schemas.microsoft.com/office/word/2010/wordprocessingDrawing" xmlns:wp="http://schemas.openxmlformats.org/drawingml/2006/wordprocessingDrawing" xmlns:w10="urn:schemas-microsoft-com:office:word" xmlns:w="http://schemas.openxmlformats.org/wordprocessingml/2006/main" xmlns:w14="http://schemas.microsoft.com/office/word/2010/wordml" xmlns:w15="http://schemas.microsoft.com/office/word/2012/wordml" xmlns:w16cex="http://schemas.microsoft.com/office/word/2018/wordml/cex" xmlns:w16cid="http://schemas.microsoft.com/office/word/2016/wordml/cid" xmlns:w16="http://schemas.microsoft.com/office/word/2018/wordml" xmlns:w16du="http://schemas.microsoft.com/office/word/2023/wordml/word16du" xmlns:w16sdtdh="http://schemas.microsoft.com/office/word/2020/wordml/sdtdatahash" xmlns:w16sdtfl="http://schemas.microsoft.com/office/word/2024/wordml/sdtformatlock" xmlns:w16se="http://schemas.microsoft.com/office/word/2015/wordml/symex" xmlns:wpg="http://schemas.microsoft.com/office/word/2010/wordprocessingGroup" xmlns:wpi="http://schemas.microsoft.com/office/word/2010/wordprocessingInk" xmlns:wne="http://schemas.microsoft.com/office/word/2006/wordml" xmlns:wps="http://schemas.microsoft.com/office/word/2010/wordprocessingShape" mc:Ignorable="w14 w15 w16se w16cid w16 w16cex w16sdtdh w16sdtfl w16du wp14">
   <w:p>
     <w:pPr>
       <w:pBdr>
@@ -27194,7 +27162,7 @@
 </file>
 
 <file path=word/footnotes.xml><?xml version="1.0" encoding="utf-8"?>
-<w:footnotes xmlns:wpc="http://schemas.microsoft.com/office/word/2010/wordprocessingCanvas" xmlns:cx="http://schemas.microsoft.com/office/drawing/2014/chartex" xmlns:cx1="http://schemas.microsoft.com/office/drawing/2015/9/8/chartex" xmlns:cx2="http://schemas.microsoft.com/office/drawing/2015/10/21/chartex" xmlns:cx3="http://schemas.microsoft.com/office/drawing/2016/5/9/chartex" xmlns:cx4="http://schemas.microsoft.com/office/drawing/2016/5/10/chartex" xmlns:cx5="http://schemas.microsoft.com/office/drawing/2016/5/11/chartex" xmlns:cx6="http://schemas.microsoft.com/office/drawing/2016/5/12/chartex" xmlns:cx7="http://schemas.microsoft.com/office/drawing/2016/5/13/chartex" xmlns:cx8="http://schemas.microsoft.com/office/drawing/2016/5/14/chartex" xmlns:mc="http://schemas.openxmlformats.org/markup-compatibility/2006" xmlns:aink="http://schemas.microsoft.com/office/drawing/2016/ink" xmlns:am3d="http://schemas.microsoft.com/office/drawing/2017/model3d" xmlns:o="urn:schemas-microsoft-com:office:office" xmlns:oel="http://schemas.microsoft.com/office/2019/extlst" xmlns:r="http://schemas.openxmlformats.org/officeDocument/2006/relationships" xmlns:m="http://schemas.openxmlformats.org/officeDocument/2006/math" xmlns:v="urn:schemas-microsoft-com:vml" xmlns:wp14="http://schemas.microsoft.com/office/word/2010/wordprocessingDrawing" xmlns:wp="http://schemas.openxmlformats.org/drawingml/2006/wordprocessingDrawing" xmlns:w10="urn:schemas-microsoft-com:office:word" xmlns:w="http://schemas.openxmlformats.org/wordprocessingml/2006/main" xmlns:w14="http://schemas.microsoft.com/office/word/2010/wordml" xmlns:w15="http://schemas.microsoft.com/office/word/2012/wordml" xmlns:w16cex="http://schemas.microsoft.com/office/word/2018/wordml/cex" xmlns:w16cid="http://schemas.microsoft.com/office/word/2016/wordml/cid" xmlns:w16="http://schemas.microsoft.com/office/word/2018/wordml" xmlns:w16du="http://schemas.microsoft.com/office/word/2023/wordml/word16du" xmlns:w16sdtdh="http://schemas.microsoft.com/office/word/2020/wordml/sdtdatahash" xmlns:w16se="http://schemas.microsoft.com/office/word/2015/wordml/symex" xmlns:wpg="http://schemas.microsoft.com/office/word/2010/wordprocessingGroup" xmlns:wpi="http://schemas.microsoft.com/office/word/2010/wordprocessingInk" xmlns:wne="http://schemas.microsoft.com/office/word/2006/wordml" xmlns:wps="http://schemas.microsoft.com/office/word/2010/wordprocessingShape" mc:Ignorable="w14 w15 w16se w16cid w16 w16cex w16sdtdh w16du wp14">
+<w:footnotes xmlns:wpc="http://schemas.microsoft.com/office/word/2010/wordprocessingCanvas" xmlns:cx="http://schemas.microsoft.com/office/drawing/2014/chartex" xmlns:cx1="http://schemas.microsoft.com/office/drawing/2015/9/8/chartex" xmlns:cx2="http://schemas.microsoft.com/office/drawing/2015/10/21/chartex" xmlns:cx3="http://schemas.microsoft.com/office/drawing/2016/5/9/chartex" xmlns:cx4="http://schemas.microsoft.com/office/drawing/2016/5/10/chartex" xmlns:cx5="http://schemas.microsoft.com/office/drawing/2016/5/11/chartex" xmlns:cx6="http://schemas.microsoft.com/office/drawing/2016/5/12/chartex" xmlns:cx7="http://schemas.microsoft.com/office/drawing/2016/5/13/chartex" xmlns:cx8="http://schemas.microsoft.com/office/drawing/2016/5/14/chartex" xmlns:mc="http://schemas.openxmlformats.org/markup-compatibility/2006" xmlns:aink="http://schemas.microsoft.com/office/drawing/2016/ink" xmlns:am3d="http://schemas.microsoft.com/office/drawing/2017/model3d" xmlns:o="urn:schemas-microsoft-com:office:office" xmlns:oel="http://schemas.microsoft.com/office/2019/extlst" xmlns:r="http://schemas.openxmlformats.org/officeDocument/2006/relationships" xmlns:m="http://schemas.openxmlformats.org/officeDocument/2006/math" xmlns:v="urn:schemas-microsoft-com:vml" xmlns:wp14="http://schemas.microsoft.com/office/word/2010/wordprocessingDrawing" xmlns:wp="http://schemas.openxmlformats.org/drawingml/2006/wordprocessingDrawing" xmlns:w10="urn:schemas-microsoft-com:office:word" xmlns:w="http://schemas.openxmlformats.org/wordprocessingml/2006/main" xmlns:w14="http://schemas.microsoft.com/office/word/2010/wordml" xmlns:w15="http://schemas.microsoft.com/office/word/2012/wordml" xmlns:w16cex="http://schemas.microsoft.com/office/word/2018/wordml/cex" xmlns:w16cid="http://schemas.microsoft.com/office/word/2016/wordml/cid" xmlns:w16="http://schemas.microsoft.com/office/word/2018/wordml" xmlns:w16du="http://schemas.microsoft.com/office/word/2023/wordml/word16du" xmlns:w16sdtdh="http://schemas.microsoft.com/office/word/2020/wordml/sdtdatahash" xmlns:w16sdtfl="http://schemas.microsoft.com/office/word/2024/wordml/sdtformatlock" xmlns:w16se="http://schemas.microsoft.com/office/word/2015/wordml/symex" xmlns:wpg="http://schemas.microsoft.com/office/word/2010/wordprocessingGroup" xmlns:wpi="http://schemas.microsoft.com/office/word/2010/wordprocessingInk" xmlns:wne="http://schemas.microsoft.com/office/word/2006/wordml" xmlns:wps="http://schemas.microsoft.com/office/word/2010/wordprocessingShape" mc:Ignorable="w14 w15 w16se w16cid w16 w16cex w16sdtdh w16sdtfl w16du wp14">
   <w:footnote w:type="separator" w:id="-1">
     <w:p>
       <w:pPr>
@@ -27219,7 +27187,7 @@
 </file>
 
 <file path=word/header1.xml><?xml version="1.0" encoding="utf-8"?>
-<w:hdr xmlns:wpc="http://schemas.microsoft.com/office/word/2010/wordprocessingCanvas" xmlns:cx="http://schemas.microsoft.com/office/drawing/2014/chartex" xmlns:cx1="http://schemas.microsoft.com/office/drawing/2015/9/8/chartex" xmlns:cx2="http://schemas.microsoft.com/office/drawing/2015/10/21/chartex" xmlns:cx3="http://schemas.microsoft.com/office/drawing/2016/5/9/chartex" xmlns:cx4="http://schemas.microsoft.com/office/drawing/2016/5/10/chartex" xmlns:cx5="http://schemas.microsoft.com/office/drawing/2016/5/11/chartex" xmlns:cx6="http://schemas.microsoft.com/office/drawing/2016/5/12/chartex" xmlns:cx7="http://schemas.microsoft.com/office/drawing/2016/5/13/chartex" xmlns:cx8="http://schemas.microsoft.com/office/drawing/2016/5/14/chartex" xmlns:mc="http://schemas.openxmlformats.org/markup-compatibility/2006" xmlns:aink="http://schemas.microsoft.com/office/drawing/2016/ink" xmlns:am3d="http://schemas.microsoft.com/office/drawing/2017/model3d" xmlns:o="urn:schemas-microsoft-com:office:office" xmlns:oel="http://schemas.microsoft.com/office/2019/extlst" xmlns:r="http://schemas.openxmlformats.org/officeDocument/2006/relationships" xmlns:m="http://schemas.openxmlformats.org/officeDocument/2006/math" xmlns:v="urn:schemas-microsoft-com:vml" xmlns:wp14="http://schemas.microsoft.com/office/word/2010/wordprocessingDrawing" xmlns:wp="http://schemas.openxmlformats.org/drawingml/2006/wordprocessingDrawing" xmlns:w10="urn:schemas-microsoft-com:office:word" xmlns:w="http://schemas.openxmlformats.org/wordprocessingml/2006/main" xmlns:w14="http://schemas.microsoft.com/office/word/2010/wordml" xmlns:w15="http://schemas.microsoft.com/office/word/2012/wordml" xmlns:w16cex="http://schemas.microsoft.com/office/word/2018/wordml/cex" xmlns:w16cid="http://schemas.microsoft.com/office/word/2016/wordml/cid" xmlns:w16="http://schemas.microsoft.com/office/word/2018/wordml" xmlns:w16du="http://schemas.microsoft.com/office/word/2023/wordml/word16du" xmlns:w16sdtdh="http://schemas.microsoft.com/office/word/2020/wordml/sdtdatahash" xmlns:w16se="http://schemas.microsoft.com/office/word/2015/wordml/symex" xmlns:wpg="http://schemas.microsoft.com/office/word/2010/wordprocessingGroup" xmlns:wpi="http://schemas.microsoft.com/office/word/2010/wordprocessingInk" xmlns:wne="http://schemas.microsoft.com/office/word/2006/wordml" xmlns:wps="http://schemas.microsoft.com/office/word/2010/wordprocessingShape" mc:Ignorable="w14 w15 w16se w16cid w16 w16cex w16sdtdh w16du wp14">
+<w:hdr xmlns:wpc="http://schemas.microsoft.com/office/word/2010/wordprocessingCanvas" xmlns:cx="http://schemas.microsoft.com/office/drawing/2014/chartex" xmlns:cx1="http://schemas.microsoft.com/office/drawing/2015/9/8/chartex" xmlns:cx2="http://schemas.microsoft.com/office/drawing/2015/10/21/chartex" xmlns:cx3="http://schemas.microsoft.com/office/drawing/2016/5/9/chartex" xmlns:cx4="http://schemas.microsoft.com/office/drawing/2016/5/10/chartex" xmlns:cx5="http://schemas.microsoft.com/office/drawing/2016/5/11/chartex" xmlns:cx6="http://schemas.microsoft.com/office/drawing/2016/5/12/chartex" xmlns:cx7="http://schemas.microsoft.com/office/drawing/2016/5/13/chartex" xmlns:cx8="http://schemas.microsoft.com/office/drawing/2016/5/14/chartex" xmlns:mc="http://schemas.openxmlformats.org/markup-compatibility/2006" xmlns:aink="http://schemas.microsoft.com/office/drawing/2016/ink" xmlns:am3d="http://schemas.microsoft.com/office/drawing/2017/model3d" xmlns:o="urn:schemas-microsoft-com:office:office" xmlns:oel="http://schemas.microsoft.com/office/2019/extlst" xmlns:r="http://schemas.openxmlformats.org/officeDocument/2006/relationships" xmlns:m="http://schemas.openxmlformats.org/officeDocument/2006/math" xmlns:v="urn:schemas-microsoft-com:vml" xmlns:wp14="http://schemas.microsoft.com/office/word/2010/wordprocessingDrawing" xmlns:wp="http://schemas.openxmlformats.org/drawingml/2006/wordprocessingDrawing" xmlns:w10="urn:schemas-microsoft-com:office:word" xmlns:w="http://schemas.openxmlformats.org/wordprocessingml/2006/main" xmlns:w14="http://schemas.microsoft.com/office/word/2010/wordml" xmlns:w15="http://schemas.microsoft.com/office/word/2012/wordml" xmlns:w16cex="http://schemas.microsoft.com/office/word/2018/wordml/cex" xmlns:w16cid="http://schemas.microsoft.com/office/word/2016/wordml/cid" xmlns:w16="http://schemas.microsoft.com/office/word/2018/wordml" xmlns:w16du="http://schemas.microsoft.com/office/word/2023/wordml/word16du" xmlns:w16sdtdh="http://schemas.microsoft.com/office/word/2020/wordml/sdtdatahash" xmlns:w16sdtfl="http://schemas.microsoft.com/office/word/2024/wordml/sdtformatlock" xmlns:w16se="http://schemas.microsoft.com/office/word/2015/wordml/symex" xmlns:wpg="http://schemas.microsoft.com/office/word/2010/wordprocessingGroup" xmlns:wpi="http://schemas.microsoft.com/office/word/2010/wordprocessingInk" xmlns:wne="http://schemas.microsoft.com/office/word/2006/wordml" xmlns:wps="http://schemas.microsoft.com/office/word/2010/wordprocessingShape" mc:Ignorable="w14 w15 w16se w16cid w16 w16cex w16sdtdh w16sdtfl w16du wp14">
   <w:p>
     <w:pPr>
       <w:widowControl w:val="0"/>
@@ -27564,7 +27532,7 @@
 </file>
 
 <file path=word/numbering.xml><?xml version="1.0" encoding="utf-8"?>
-<w:numbering xmlns:wpc="http://schemas.microsoft.com/office/word/2010/wordprocessingCanvas" xmlns:cx="http://schemas.microsoft.com/office/drawing/2014/chartex" xmlns:cx1="http://schemas.microsoft.com/office/drawing/2015/9/8/chartex" xmlns:cx2="http://schemas.microsoft.com/office/drawing/2015/10/21/chartex" xmlns:cx3="http://schemas.microsoft.com/office/drawing/2016/5/9/chartex" xmlns:cx4="http://schemas.microsoft.com/office/drawing/2016/5/10/chartex" xmlns:cx5="http://schemas.microsoft.com/office/drawing/2016/5/11/chartex" xmlns:cx6="http://schemas.microsoft.com/office/drawing/2016/5/12/chartex" xmlns:cx7="http://schemas.microsoft.com/office/drawing/2016/5/13/chartex" xmlns:cx8="http://schemas.microsoft.com/office/drawing/2016/5/14/chartex" xmlns:mc="http://schemas.openxmlformats.org/markup-compatibility/2006" xmlns:aink="http://schemas.microsoft.com/office/drawing/2016/ink" xmlns:am3d="http://schemas.microsoft.com/office/drawing/2017/model3d" xmlns:o="urn:schemas-microsoft-com:office:office" xmlns:oel="http://schemas.microsoft.com/office/2019/extlst" xmlns:r="http://schemas.openxmlformats.org/officeDocument/2006/relationships" xmlns:m="http://schemas.openxmlformats.org/officeDocument/2006/math" xmlns:v="urn:schemas-microsoft-com:vml" xmlns:wp14="http://schemas.microsoft.com/office/word/2010/wordprocessingDrawing" xmlns:wp="http://schemas.openxmlformats.org/drawingml/2006/wordprocessingDrawing" xmlns:w10="urn:schemas-microsoft-com:office:word" xmlns:w="http://schemas.openxmlformats.org/wordprocessingml/2006/main" xmlns:w14="http://schemas.microsoft.com/office/word/2010/wordml" xmlns:w15="http://schemas.microsoft.com/office/word/2012/wordml" xmlns:w16cex="http://schemas.microsoft.com/office/word/2018/wordml/cex" xmlns:w16cid="http://schemas.microsoft.com/office/word/2016/wordml/cid" xmlns:w16="http://schemas.microsoft.com/office/word/2018/wordml" xmlns:w16du="http://schemas.microsoft.com/office/word/2023/wordml/word16du" xmlns:w16sdtdh="http://schemas.microsoft.com/office/word/2020/wordml/sdtdatahash" xmlns:w16se="http://schemas.microsoft.com/office/word/2015/wordml/symex" xmlns:wpg="http://schemas.microsoft.com/office/word/2010/wordprocessingGroup" xmlns:wpi="http://schemas.microsoft.com/office/word/2010/wordprocessingInk" xmlns:wne="http://schemas.microsoft.com/office/word/2006/wordml" xmlns:wps="http://schemas.microsoft.com/office/word/2010/wordprocessingShape" mc:Ignorable="w14 w15 w16se w16cid w16 w16cex w16sdtdh w16du wp14">
+<w:numbering xmlns:wpc="http://schemas.microsoft.com/office/word/2010/wordprocessingCanvas" xmlns:cx="http://schemas.microsoft.com/office/drawing/2014/chartex" xmlns:cx1="http://schemas.microsoft.com/office/drawing/2015/9/8/chartex" xmlns:cx2="http://schemas.microsoft.com/office/drawing/2015/10/21/chartex" xmlns:cx3="http://schemas.microsoft.com/office/drawing/2016/5/9/chartex" xmlns:cx4="http://schemas.microsoft.com/office/drawing/2016/5/10/chartex" xmlns:cx5="http://schemas.microsoft.com/office/drawing/2016/5/11/chartex" xmlns:cx6="http://schemas.microsoft.com/office/drawing/2016/5/12/chartex" xmlns:cx7="http://schemas.microsoft.com/office/drawing/2016/5/13/chartex" xmlns:cx8="http://schemas.microsoft.com/office/drawing/2016/5/14/chartex" xmlns:mc="http://schemas.openxmlformats.org/markup-compatibility/2006" xmlns:aink="http://schemas.microsoft.com/office/drawing/2016/ink" xmlns:am3d="http://schemas.microsoft.com/office/drawing/2017/model3d" xmlns:o="urn:schemas-microsoft-com:office:office" xmlns:oel="http://schemas.microsoft.com/office/2019/extlst" xmlns:r="http://schemas.openxmlformats.org/officeDocument/2006/relationships" xmlns:m="http://schemas.openxmlformats.org/officeDocument/2006/math" xmlns:v="urn:schemas-microsoft-com:vml" xmlns:wp14="http://schemas.microsoft.com/office/word/2010/wordprocessingDrawing" xmlns:wp="http://schemas.openxmlformats.org/drawingml/2006/wordprocessingDrawing" xmlns:w10="urn:schemas-microsoft-com:office:word" xmlns:w="http://schemas.openxmlformats.org/wordprocessingml/2006/main" xmlns:w14="http://schemas.microsoft.com/office/word/2010/wordml" xmlns:w15="http://schemas.microsoft.com/office/word/2012/wordml" xmlns:w16cex="http://schemas.microsoft.com/office/word/2018/wordml/cex" xmlns:w16cid="http://schemas.microsoft.com/office/word/2016/wordml/cid" xmlns:w16="http://schemas.microsoft.com/office/word/2018/wordml" xmlns:w16du="http://schemas.microsoft.com/office/word/2023/wordml/word16du" xmlns:w16sdtdh="http://schemas.microsoft.com/office/word/2020/wordml/sdtdatahash" xmlns:w16sdtfl="http://schemas.microsoft.com/office/word/2024/wordml/sdtformatlock" xmlns:w16se="http://schemas.microsoft.com/office/word/2015/wordml/symex" xmlns:wpg="http://schemas.microsoft.com/office/word/2010/wordprocessingGroup" xmlns:wpi="http://schemas.microsoft.com/office/word/2010/wordprocessingInk" xmlns:wne="http://schemas.microsoft.com/office/word/2006/wordml" xmlns:wps="http://schemas.microsoft.com/office/word/2010/wordprocessingShape" mc:Ignorable="w14 w15 w16se w16cid w16 w16cex w16sdtdh w16sdtfl w16du wp14">
   <w:abstractNum w:abstractNumId="0" w15:restartNumberingAfterBreak="0">
     <w:nsid w:val="03FE4C29"/>
     <w:multiLevelType w:val="hybridMultilevel"/>
@@ -30348,7 +30316,7 @@
 </file>
 
 <file path=word/styles.xml><?xml version="1.0" encoding="utf-8"?>
-<w:styles xmlns:mc="http://schemas.openxmlformats.org/markup-compatibility/2006" xmlns:r="http://schemas.openxmlformats.org/officeDocument/2006/relationships" xmlns:w="http://schemas.openxmlformats.org/wordprocessingml/2006/main" xmlns:w14="http://schemas.microsoft.com/office/word/2010/wordml" xmlns:w15="http://schemas.microsoft.com/office/word/2012/wordml" xmlns:w16cex="http://schemas.microsoft.com/office/word/2018/wordml/cex" xmlns:w16cid="http://schemas.microsoft.com/office/word/2016/wordml/cid" xmlns:w16="http://schemas.microsoft.com/office/word/2018/wordml" xmlns:w16du="http://schemas.microsoft.com/office/word/2023/wordml/word16du" xmlns:w16sdtdh="http://schemas.microsoft.com/office/word/2020/wordml/sdtdatahash" xmlns:w16se="http://schemas.microsoft.com/office/word/2015/wordml/symex" mc:Ignorable="w14 w15 w16se w16cid w16 w16cex w16sdtdh w16du">
+<w:styles xmlns:mc="http://schemas.openxmlformats.org/markup-compatibility/2006" xmlns:r="http://schemas.openxmlformats.org/officeDocument/2006/relationships" xmlns:w="http://schemas.openxmlformats.org/wordprocessingml/2006/main" xmlns:w14="http://schemas.microsoft.com/office/word/2010/wordml" xmlns:w15="http://schemas.microsoft.com/office/word/2012/wordml" xmlns:w16cex="http://schemas.microsoft.com/office/word/2018/wordml/cex" xmlns:w16cid="http://schemas.microsoft.com/office/word/2016/wordml/cid" xmlns:w16="http://schemas.microsoft.com/office/word/2018/wordml" xmlns:w16du="http://schemas.microsoft.com/office/word/2023/wordml/word16du" xmlns:w16sdtdh="http://schemas.microsoft.com/office/word/2020/wordml/sdtdatahash" xmlns:w16sdtfl="http://schemas.microsoft.com/office/word/2024/wordml/sdtformatlock" xmlns:w16se="http://schemas.microsoft.com/office/word/2015/wordml/symex" mc:Ignorable="w14 w15 w16se w16cid w16 w16cex w16sdtdh w16sdtfl w16du">
   <w:docDefaults>
     <w:rPrDefault>
       <w:rPr>
